--- a/obras-arquivos/or0004-escola-6salas-tp042022-geo00042022/escola-6salas-geral/1. RELATÓRIO TOMADA PREÇOS Nº 00004-2022 (PARALIZADA).docx
+++ b/obras-arquivos/or0004-escola-6salas-tp042022-geo00042022/escola-6salas-geral/1. RELATÓRIO TOMADA PREÇOS Nº 00004-2022 (PARALIZADA).docx
@@ -1,6 +1,6 @@
 
 <file path=word/document.xml><?xml version="1.0" encoding="utf-8"?>
-<w:document xmlns:wpc="http://schemas.microsoft.com/office/word/2010/wordprocessingCanvas" xmlns:cx="http://schemas.microsoft.com/office/drawing/2014/chartex" xmlns:cx1="http://schemas.microsoft.com/office/drawing/2015/9/8/chartex" xmlns:cx2="http://schemas.microsoft.com/office/drawing/2015/10/21/chartex" xmlns:cx3="http://schemas.microsoft.com/office/drawing/2016/5/9/chartex" xmlns:cx4="http://schemas.microsoft.com/office/drawing/2016/5/10/chartex" xmlns:cx5="http://schemas.microsoft.com/office/drawing/2016/5/11/chartex" xmlns:cx6="http://schemas.microsoft.com/office/drawing/2016/5/12/chartex" xmlns:cx7="http://schemas.microsoft.com/office/drawing/2016/5/13/chartex" xmlns:cx8="http://schemas.microsoft.com/office/drawing/2016/5/14/chartex" xmlns:mc="http://schemas.openxmlformats.org/markup-compatibility/2006" xmlns:aink="http://schemas.microsoft.com/office/drawing/2016/ink" xmlns:am3d="http://schemas.microsoft.com/office/drawing/2017/model3d" xmlns:o="urn:schemas-microsoft-com:office:office" xmlns:oel="http://schemas.microsoft.com/office/2019/extlst" xmlns:r="http://schemas.openxmlformats.org/officeDocument/2006/relationships" xmlns:m="http://schemas.openxmlformats.org/officeDocument/2006/math" xmlns:v="urn:schemas-microsoft-com:vml" xmlns:wp14="http://schemas.microsoft.com/office/word/2010/wordprocessingDrawing" xmlns:wp="http://schemas.openxmlformats.org/drawingml/2006/wordprocessingDrawing" xmlns:w10="urn:schemas-microsoft-com:office:word" xmlns:w="http://schemas.openxmlformats.org/wordprocessingml/2006/main" xmlns:w14="http://schemas.microsoft.com/office/word/2010/wordml" xmlns:w15="http://schemas.microsoft.com/office/word/2012/wordml" xmlns:w16cex="http://schemas.microsoft.com/office/word/2018/wordml/cex" xmlns:w16cid="http://schemas.microsoft.com/office/word/2016/wordml/cid" xmlns:w16="http://schemas.microsoft.com/office/word/2018/wordml" xmlns:w16du="http://schemas.microsoft.com/office/word/2023/wordml/word16du" xmlns:w16sdtdh="http://schemas.microsoft.com/office/word/2020/wordml/sdtdatahash" xmlns:w16sdtfl="http://schemas.microsoft.com/office/word/2024/wordml/sdtformatlock" xmlns:w16se="http://schemas.microsoft.com/office/word/2015/wordml/symex" xmlns:wpg="http://schemas.microsoft.com/office/word/2010/wordprocessingGroup" xmlns:wpi="http://schemas.microsoft.com/office/word/2010/wordprocessingInk" xmlns:wne="http://schemas.microsoft.com/office/word/2006/wordml" xmlns:wps="http://schemas.microsoft.com/office/word/2010/wordprocessingShape" mc:Ignorable="w14 w15 w16se w16cid w16 w16cex w16sdtdh w16sdtfl w16du wp14">
+<w:document xmlns:wpc="http://schemas.microsoft.com/office/word/2010/wordprocessingCanvas" xmlns:cx="http://schemas.microsoft.com/office/drawing/2014/chartex" xmlns:cx1="http://schemas.microsoft.com/office/drawing/2015/9/8/chartex" xmlns:cx2="http://schemas.microsoft.com/office/drawing/2015/10/21/chartex" xmlns:cx3="http://schemas.microsoft.com/office/drawing/2016/5/9/chartex" xmlns:cx4="http://schemas.microsoft.com/office/drawing/2016/5/10/chartex" xmlns:cx5="http://schemas.microsoft.com/office/drawing/2016/5/11/chartex" xmlns:cx6="http://schemas.microsoft.com/office/drawing/2016/5/12/chartex" xmlns:cx7="http://schemas.microsoft.com/office/drawing/2016/5/13/chartex" xmlns:cx8="http://schemas.microsoft.com/office/drawing/2016/5/14/chartex" xmlns:mc="http://schemas.openxmlformats.org/markup-compatibility/2006" xmlns:aink="http://schemas.microsoft.com/office/drawing/2016/ink" xmlns:am3d="http://schemas.microsoft.com/office/drawing/2017/model3d" xmlns:o="urn:schemas-microsoft-com:office:office" xmlns:r="http://schemas.openxmlformats.org/officeDocument/2006/relationships" xmlns:m="http://schemas.openxmlformats.org/officeDocument/2006/math" xmlns:v="urn:schemas-microsoft-com:vml" xmlns:wp14="http://schemas.microsoft.com/office/word/2010/wordprocessingDrawing" xmlns:wp="http://schemas.openxmlformats.org/drawingml/2006/wordprocessingDrawing" xmlns:w10="urn:schemas-microsoft-com:office:word" xmlns:w="http://schemas.openxmlformats.org/wordprocessingml/2006/main" xmlns:w14="http://schemas.microsoft.com/office/word/2010/wordml" xmlns:w15="http://schemas.microsoft.com/office/word/2012/wordml" xmlns:w16cex="http://schemas.microsoft.com/office/word/2018/wordml/cex" xmlns:w16cid="http://schemas.microsoft.com/office/word/2016/wordml/cid" xmlns:w16="http://schemas.microsoft.com/office/word/2018/wordml" xmlns:w16sdtdh="http://schemas.microsoft.com/office/word/2020/wordml/sdtdatahash" xmlns:w16se="http://schemas.microsoft.com/office/word/2015/wordml/symex" xmlns:wpg="http://schemas.microsoft.com/office/word/2010/wordprocessingGroup" xmlns:wpi="http://schemas.microsoft.com/office/word/2010/wordprocessingInk" xmlns:wne="http://schemas.microsoft.com/office/word/2006/wordml" xmlns:wps="http://schemas.microsoft.com/office/word/2010/wordprocessingShape" mc:Ignorable="w14 w15 w16se w16cid w16 w16cex w16sdtdh wp14">
   <w:body>
     <w:p>
       <w:pPr>
@@ -202,7 +202,23 @@
           <w:rFonts w:ascii="Times New Roman" w:hAnsi="Times New Roman"/>
           <w:szCs w:val="24"/>
         </w:rPr>
-        <w:t>Rua Juvino de Oliveira</w:t>
+        <w:t xml:space="preserve">Rua </w:t>
+      </w:r>
+      <w:proofErr w:type="spellStart"/>
+      <w:r>
+        <w:rPr>
+          <w:rFonts w:ascii="Times New Roman" w:hAnsi="Times New Roman"/>
+          <w:szCs w:val="24"/>
+        </w:rPr>
+        <w:t>Juvino</w:t>
+      </w:r>
+      <w:proofErr w:type="spellEnd"/>
+      <w:r>
+        <w:rPr>
+          <w:rFonts w:ascii="Times New Roman" w:hAnsi="Times New Roman"/>
+          <w:szCs w:val="24"/>
+        </w:rPr>
+        <w:t xml:space="preserve"> de Oliveira</w:t>
       </w:r>
       <w:r>
         <w:rPr>
@@ -477,7 +493,7 @@
         <w:tblW w:w="5436" w:type="pct"/>
         <w:tblInd w:w="96" w:type="dxa"/>
         <w:tblBorders>
-          <w:bottom w:val="single" w:color="006633" w:sz="24" w:space="0"/>
+          <w:bottom w:val="single" w:sz="24" w:space="0" w:color="006633"/>
         </w:tblBorders>
         <w:tblCellMar>
           <w:left w:w="0" w:type="dxa"/>
@@ -498,10 +514,10 @@
             <w:tcW w:w="5000" w:type="pct"/>
             <w:gridSpan w:val="2"/>
             <w:tcBorders>
-              <w:top w:val="single" w:color="auto" w:sz="4" w:space="0"/>
-              <w:left w:val="single" w:color="auto" w:sz="4" w:space="0"/>
-              <w:bottom w:val="single" w:color="auto" w:sz="4" w:space="0"/>
-              <w:right w:val="single" w:color="auto" w:sz="4" w:space="0"/>
+              <w:top w:val="single" w:sz="4" w:space="0" w:color="auto"/>
+              <w:left w:val="single" w:sz="4" w:space="0" w:color="auto"/>
+              <w:bottom w:val="single" w:sz="4" w:space="0" w:color="auto"/>
+              <w:right w:val="single" w:sz="4" w:space="0" w:color="auto"/>
             </w:tcBorders>
             <w:shd w:val="clear" w:color="auto" w:fill="FFFFFF" w:themeFill="background1"/>
             <w:tcMar>
@@ -543,10 +559,10 @@
           <w:tcPr>
             <w:tcW w:w="1594" w:type="pct"/>
             <w:tcBorders>
-              <w:top w:val="single" w:color="auto" w:sz="4" w:space="0"/>
-              <w:left w:val="single" w:color="auto" w:sz="4" w:space="0"/>
-              <w:bottom w:val="single" w:color="auto" w:sz="4" w:space="0"/>
-              <w:right w:val="single" w:color="auto" w:sz="4" w:space="0"/>
+              <w:top w:val="single" w:sz="4" w:space="0" w:color="auto"/>
+              <w:left w:val="single" w:sz="4" w:space="0" w:color="auto"/>
+              <w:bottom w:val="single" w:sz="4" w:space="0" w:color="auto"/>
+              <w:right w:val="single" w:sz="4" w:space="0" w:color="auto"/>
             </w:tcBorders>
             <w:noWrap/>
             <w:tcMar>
@@ -581,10 +597,10 @@
           <w:tcPr>
             <w:tcW w:w="3406" w:type="pct"/>
             <w:tcBorders>
-              <w:top w:val="single" w:color="auto" w:sz="4" w:space="0"/>
-              <w:left w:val="single" w:color="auto" w:sz="4" w:space="0"/>
-              <w:bottom w:val="single" w:color="auto" w:sz="4" w:space="0"/>
-              <w:right w:val="single" w:color="auto" w:sz="4" w:space="0"/>
+              <w:top w:val="single" w:sz="4" w:space="0" w:color="auto"/>
+              <w:left w:val="single" w:sz="4" w:space="0" w:color="auto"/>
+              <w:bottom w:val="single" w:sz="4" w:space="0" w:color="auto"/>
+              <w:right w:val="single" w:sz="4" w:space="0" w:color="auto"/>
             </w:tcBorders>
             <w:tcMar>
               <w:top w:w="24" w:type="dxa"/>
@@ -628,10 +644,10 @@
           <w:tcPr>
             <w:tcW w:w="1594" w:type="pct"/>
             <w:tcBorders>
-              <w:top w:val="single" w:color="auto" w:sz="4" w:space="0"/>
-              <w:left w:val="single" w:color="auto" w:sz="4" w:space="0"/>
-              <w:bottom w:val="single" w:color="auto" w:sz="4" w:space="0"/>
-              <w:right w:val="single" w:color="auto" w:sz="4" w:space="0"/>
+              <w:top w:val="single" w:sz="4" w:space="0" w:color="auto"/>
+              <w:left w:val="single" w:sz="4" w:space="0" w:color="auto"/>
+              <w:bottom w:val="single" w:sz="4" w:space="0" w:color="auto"/>
+              <w:right w:val="single" w:sz="4" w:space="0" w:color="auto"/>
             </w:tcBorders>
             <w:shd w:val="clear" w:color="auto" w:fill="EFEFF1"/>
             <w:noWrap/>
@@ -667,10 +683,10 @@
           <w:tcPr>
             <w:tcW w:w="3406" w:type="pct"/>
             <w:tcBorders>
-              <w:top w:val="single" w:color="auto" w:sz="4" w:space="0"/>
-              <w:left w:val="single" w:color="auto" w:sz="4" w:space="0"/>
-              <w:bottom w:val="single" w:color="auto" w:sz="4" w:space="0"/>
-              <w:right w:val="single" w:color="auto" w:sz="4" w:space="0"/>
+              <w:top w:val="single" w:sz="4" w:space="0" w:color="auto"/>
+              <w:left w:val="single" w:sz="4" w:space="0" w:color="auto"/>
+              <w:bottom w:val="single" w:sz="4" w:space="0" w:color="auto"/>
+              <w:right w:val="single" w:sz="4" w:space="0" w:color="auto"/>
             </w:tcBorders>
             <w:shd w:val="clear" w:color="auto" w:fill="EFEFF1"/>
             <w:tcMar>
@@ -699,7 +715,7 @@
                 <w:b w:val="0"/>
                 <w:sz w:val="24"/>
                 <w:szCs w:val="24"/>
-                <w:bdr w:val="none" w:color="auto" w:sz="0" w:space="0" w:frame="1"/>
+                <w:bdr w:val="none" w:sz="0" w:space="0" w:color="auto" w:frame="1"/>
               </w:rPr>
               <w:t xml:space="preserve">Em </w:t>
             </w:r>
@@ -710,7 +726,7 @@
                 <w:b w:val="0"/>
                 <w:sz w:val="24"/>
                 <w:szCs w:val="24"/>
-                <w:bdr w:val="none" w:color="auto" w:sz="0" w:space="0" w:frame="1"/>
+                <w:bdr w:val="none" w:sz="0" w:space="0" w:color="auto" w:frame="1"/>
               </w:rPr>
               <w:t>Vigência</w:t>
             </w:r>
@@ -722,10 +738,10 @@
           <w:tcPr>
             <w:tcW w:w="1594" w:type="pct"/>
             <w:tcBorders>
-              <w:top w:val="single" w:color="auto" w:sz="4" w:space="0"/>
-              <w:left w:val="single" w:color="auto" w:sz="4" w:space="0"/>
-              <w:bottom w:val="single" w:color="auto" w:sz="4" w:space="0"/>
-              <w:right w:val="single" w:color="auto" w:sz="4" w:space="0"/>
+              <w:top w:val="single" w:sz="4" w:space="0" w:color="auto"/>
+              <w:left w:val="single" w:sz="4" w:space="0" w:color="auto"/>
+              <w:bottom w:val="single" w:sz="4" w:space="0" w:color="auto"/>
+              <w:right w:val="single" w:sz="4" w:space="0" w:color="auto"/>
             </w:tcBorders>
             <w:shd w:val="clear" w:color="auto" w:fill="EFEFF1"/>
             <w:noWrap/>
@@ -761,10 +777,10 @@
           <w:tcPr>
             <w:tcW w:w="3406" w:type="pct"/>
             <w:tcBorders>
-              <w:top w:val="single" w:color="auto" w:sz="4" w:space="0"/>
-              <w:left w:val="single" w:color="auto" w:sz="4" w:space="0"/>
-              <w:bottom w:val="single" w:color="auto" w:sz="4" w:space="0"/>
-              <w:right w:val="single" w:color="auto" w:sz="4" w:space="0"/>
+              <w:top w:val="single" w:sz="4" w:space="0" w:color="auto"/>
+              <w:left w:val="single" w:sz="4" w:space="0" w:color="auto"/>
+              <w:bottom w:val="single" w:sz="4" w:space="0" w:color="auto"/>
+              <w:right w:val="single" w:sz="4" w:space="0" w:color="auto"/>
             </w:tcBorders>
             <w:shd w:val="clear" w:color="auto" w:fill="EFEFF1"/>
             <w:tcMar>
@@ -812,10 +828,10 @@
           <w:tcPr>
             <w:tcW w:w="1594" w:type="pct"/>
             <w:tcBorders>
-              <w:top w:val="single" w:color="auto" w:sz="4" w:space="0"/>
-              <w:left w:val="single" w:color="auto" w:sz="4" w:space="0"/>
-              <w:bottom w:val="single" w:color="auto" w:sz="4" w:space="0"/>
-              <w:right w:val="single" w:color="auto" w:sz="4" w:space="0"/>
+              <w:top w:val="single" w:sz="4" w:space="0" w:color="auto"/>
+              <w:left w:val="single" w:sz="4" w:space="0" w:color="auto"/>
+              <w:bottom w:val="single" w:sz="4" w:space="0" w:color="auto"/>
+              <w:right w:val="single" w:sz="4" w:space="0" w:color="auto"/>
             </w:tcBorders>
             <w:shd w:val="clear" w:color="auto" w:fill="EFEFF1"/>
             <w:noWrap/>
@@ -850,10 +866,10 @@
           <w:tcPr>
             <w:tcW w:w="3406" w:type="pct"/>
             <w:tcBorders>
-              <w:top w:val="single" w:color="auto" w:sz="4" w:space="0"/>
-              <w:left w:val="single" w:color="auto" w:sz="4" w:space="0"/>
-              <w:bottom w:val="single" w:color="auto" w:sz="4" w:space="0"/>
-              <w:right w:val="single" w:color="auto" w:sz="4" w:space="0"/>
+              <w:top w:val="single" w:sz="4" w:space="0" w:color="auto"/>
+              <w:left w:val="single" w:sz="4" w:space="0" w:color="auto"/>
+              <w:bottom w:val="single" w:sz="4" w:space="0" w:color="auto"/>
+              <w:right w:val="single" w:sz="4" w:space="0" w:color="auto"/>
             </w:tcBorders>
             <w:shd w:val="clear" w:color="auto" w:fill="EFEFF1"/>
             <w:tcMar>
@@ -891,10 +907,10 @@
           <w:tcPr>
             <w:tcW w:w="1594" w:type="pct"/>
             <w:tcBorders>
-              <w:top w:val="single" w:color="auto" w:sz="4" w:space="0"/>
-              <w:left w:val="single" w:color="auto" w:sz="4" w:space="0"/>
-              <w:bottom w:val="single" w:color="auto" w:sz="4" w:space="0"/>
-              <w:right w:val="single" w:color="auto" w:sz="4" w:space="0"/>
+              <w:top w:val="single" w:sz="4" w:space="0" w:color="auto"/>
+              <w:left w:val="single" w:sz="4" w:space="0" w:color="auto"/>
+              <w:bottom w:val="single" w:sz="4" w:space="0" w:color="auto"/>
+              <w:right w:val="single" w:sz="4" w:space="0" w:color="auto"/>
             </w:tcBorders>
             <w:shd w:val="clear" w:color="auto" w:fill="EFEFF1"/>
             <w:noWrap/>
@@ -930,10 +946,10 @@
           <w:tcPr>
             <w:tcW w:w="3406" w:type="pct"/>
             <w:tcBorders>
-              <w:top w:val="single" w:color="auto" w:sz="4" w:space="0"/>
-              <w:left w:val="single" w:color="auto" w:sz="4" w:space="0"/>
-              <w:bottom w:val="single" w:color="auto" w:sz="4" w:space="0"/>
-              <w:right w:val="single" w:color="auto" w:sz="4" w:space="0"/>
+              <w:top w:val="single" w:sz="4" w:space="0" w:color="auto"/>
+              <w:left w:val="single" w:sz="4" w:space="0" w:color="auto"/>
+              <w:bottom w:val="single" w:sz="4" w:space="0" w:color="auto"/>
+              <w:right w:val="single" w:sz="4" w:space="0" w:color="auto"/>
             </w:tcBorders>
             <w:shd w:val="clear" w:color="auto" w:fill="EFEFF1"/>
             <w:tcMar>
@@ -972,10 +988,10 @@
           <w:tcPr>
             <w:tcW w:w="1594" w:type="pct"/>
             <w:tcBorders>
-              <w:top w:val="single" w:color="auto" w:sz="4" w:space="0"/>
-              <w:left w:val="single" w:color="auto" w:sz="4" w:space="0"/>
-              <w:bottom w:val="single" w:color="auto" w:sz="4" w:space="0"/>
-              <w:right w:val="single" w:color="auto" w:sz="4" w:space="0"/>
+              <w:top w:val="single" w:sz="4" w:space="0" w:color="auto"/>
+              <w:left w:val="single" w:sz="4" w:space="0" w:color="auto"/>
+              <w:bottom w:val="single" w:sz="4" w:space="0" w:color="auto"/>
+              <w:right w:val="single" w:sz="4" w:space="0" w:color="auto"/>
             </w:tcBorders>
             <w:noWrap/>
             <w:tcMar>
@@ -1010,10 +1026,10 @@
           <w:tcPr>
             <w:tcW w:w="3406" w:type="pct"/>
             <w:tcBorders>
-              <w:top w:val="single" w:color="auto" w:sz="4" w:space="0"/>
-              <w:left w:val="single" w:color="auto" w:sz="4" w:space="0"/>
-              <w:bottom w:val="single" w:color="auto" w:sz="4" w:space="0"/>
-              <w:right w:val="single" w:color="auto" w:sz="4" w:space="0"/>
+              <w:top w:val="single" w:sz="4" w:space="0" w:color="auto"/>
+              <w:left w:val="single" w:sz="4" w:space="0" w:color="auto"/>
+              <w:bottom w:val="single" w:sz="4" w:space="0" w:color="auto"/>
+              <w:right w:val="single" w:sz="4" w:space="0" w:color="auto"/>
             </w:tcBorders>
             <w:tcMar>
               <w:top w:w="24" w:type="dxa"/>
@@ -1051,10 +1067,10 @@
           <w:tcPr>
             <w:tcW w:w="1594" w:type="pct"/>
             <w:tcBorders>
-              <w:top w:val="single" w:color="auto" w:sz="4" w:space="0"/>
-              <w:left w:val="single" w:color="auto" w:sz="4" w:space="0"/>
-              <w:bottom w:val="single" w:color="auto" w:sz="4" w:space="0"/>
-              <w:right w:val="single" w:color="auto" w:sz="4" w:space="0"/>
+              <w:top w:val="single" w:sz="4" w:space="0" w:color="auto"/>
+              <w:left w:val="single" w:sz="4" w:space="0" w:color="auto"/>
+              <w:bottom w:val="single" w:sz="4" w:space="0" w:color="auto"/>
+              <w:right w:val="single" w:sz="4" w:space="0" w:color="auto"/>
             </w:tcBorders>
             <w:shd w:val="clear" w:color="auto" w:fill="EFEFF1"/>
             <w:noWrap/>
@@ -1090,10 +1106,10 @@
           <w:tcPr>
             <w:tcW w:w="3406" w:type="pct"/>
             <w:tcBorders>
-              <w:top w:val="single" w:color="auto" w:sz="4" w:space="0"/>
-              <w:left w:val="single" w:color="auto" w:sz="4" w:space="0"/>
-              <w:bottom w:val="single" w:color="auto" w:sz="4" w:space="0"/>
-              <w:right w:val="single" w:color="auto" w:sz="4" w:space="0"/>
+              <w:top w:val="single" w:sz="4" w:space="0" w:color="auto"/>
+              <w:left w:val="single" w:sz="4" w:space="0" w:color="auto"/>
+              <w:bottom w:val="single" w:sz="4" w:space="0" w:color="auto"/>
+              <w:right w:val="single" w:sz="4" w:space="0" w:color="auto"/>
             </w:tcBorders>
             <w:shd w:val="clear" w:color="auto" w:fill="EFEFF1"/>
             <w:tcMar>
@@ -1122,7 +1138,7 @@
                 <w:b w:val="0"/>
                 <w:sz w:val="24"/>
                 <w:szCs w:val="24"/>
-                <w:bdr w:val="none" w:color="auto" w:sz="0" w:space="0" w:frame="1"/>
+                <w:bdr w:val="none" w:sz="0" w:space="0" w:color="auto" w:frame="1"/>
               </w:rPr>
               <w:t>1.252</w:t>
             </w:r>
@@ -1133,7 +1149,7 @@
                 <w:b w:val="0"/>
                 <w:sz w:val="24"/>
                 <w:szCs w:val="24"/>
-                <w:bdr w:val="none" w:color="auto" w:sz="0" w:space="0" w:frame="1"/>
+                <w:bdr w:val="none" w:sz="0" w:space="0" w:color="auto" w:frame="1"/>
               </w:rPr>
               <w:t>.</w:t>
             </w:r>
@@ -1144,7 +1160,7 @@
                 <w:b w:val="0"/>
                 <w:sz w:val="24"/>
                 <w:szCs w:val="24"/>
-                <w:bdr w:val="none" w:color="auto" w:sz="0" w:space="0" w:frame="1"/>
+                <w:bdr w:val="none" w:sz="0" w:space="0" w:color="auto" w:frame="1"/>
               </w:rPr>
               <w:t>370</w:t>
             </w:r>
@@ -1155,7 +1171,7 @@
                 <w:b w:val="0"/>
                 <w:sz w:val="24"/>
                 <w:szCs w:val="24"/>
-                <w:bdr w:val="none" w:color="auto" w:sz="0" w:space="0" w:frame="1"/>
+                <w:bdr w:val="none" w:sz="0" w:space="0" w:color="auto" w:frame="1"/>
               </w:rPr>
               <w:t>,</w:t>
             </w:r>
@@ -1166,7 +1182,7 @@
                 <w:b w:val="0"/>
                 <w:sz w:val="24"/>
                 <w:szCs w:val="24"/>
-                <w:bdr w:val="none" w:color="auto" w:sz="0" w:space="0" w:frame="1"/>
+                <w:bdr w:val="none" w:sz="0" w:space="0" w:color="auto" w:frame="1"/>
               </w:rPr>
               <w:t>60</w:t>
             </w:r>
@@ -1178,10 +1194,10 @@
           <w:tcPr>
             <w:tcW w:w="1594" w:type="pct"/>
             <w:tcBorders>
-              <w:top w:val="single" w:color="auto" w:sz="4" w:space="0"/>
-              <w:left w:val="single" w:color="auto" w:sz="4" w:space="0"/>
-              <w:bottom w:val="single" w:color="auto" w:sz="4" w:space="0"/>
-              <w:right w:val="single" w:color="auto" w:sz="4" w:space="0"/>
+              <w:top w:val="single" w:sz="4" w:space="0" w:color="auto"/>
+              <w:left w:val="single" w:sz="4" w:space="0" w:color="auto"/>
+              <w:bottom w:val="single" w:sz="4" w:space="0" w:color="auto"/>
+              <w:right w:val="single" w:sz="4" w:space="0" w:color="auto"/>
             </w:tcBorders>
             <w:noWrap/>
             <w:tcMar>
@@ -1216,10 +1232,10 @@
           <w:tcPr>
             <w:tcW w:w="3406" w:type="pct"/>
             <w:tcBorders>
-              <w:top w:val="single" w:color="auto" w:sz="4" w:space="0"/>
-              <w:left w:val="single" w:color="auto" w:sz="4" w:space="0"/>
-              <w:bottom w:val="single" w:color="auto" w:sz="4" w:space="0"/>
-              <w:right w:val="single" w:color="auto" w:sz="4" w:space="0"/>
+              <w:top w:val="single" w:sz="4" w:space="0" w:color="auto"/>
+              <w:left w:val="single" w:sz="4" w:space="0" w:color="auto"/>
+              <w:bottom w:val="single" w:sz="4" w:space="0" w:color="auto"/>
+              <w:right w:val="single" w:sz="4" w:space="0" w:color="auto"/>
             </w:tcBorders>
             <w:tcMar>
               <w:top w:w="24" w:type="dxa"/>
@@ -1247,7 +1263,7 @@
                 <w:b w:val="0"/>
                 <w:sz w:val="24"/>
                 <w:szCs w:val="24"/>
-                <w:bdr w:val="none" w:color="auto" w:sz="0" w:space="0" w:frame="1"/>
+                <w:bdr w:val="none" w:sz="0" w:space="0" w:color="auto" w:frame="1"/>
               </w:rPr>
               <w:t>1.252</w:t>
             </w:r>
@@ -1258,7 +1274,7 @@
                 <w:b w:val="0"/>
                 <w:sz w:val="24"/>
                 <w:szCs w:val="24"/>
-                <w:bdr w:val="none" w:color="auto" w:sz="0" w:space="0" w:frame="1"/>
+                <w:bdr w:val="none" w:sz="0" w:space="0" w:color="auto" w:frame="1"/>
               </w:rPr>
               <w:t>.</w:t>
             </w:r>
@@ -1269,7 +1285,7 @@
                 <w:b w:val="0"/>
                 <w:sz w:val="24"/>
                 <w:szCs w:val="24"/>
-                <w:bdr w:val="none" w:color="auto" w:sz="0" w:space="0" w:frame="1"/>
+                <w:bdr w:val="none" w:sz="0" w:space="0" w:color="auto" w:frame="1"/>
               </w:rPr>
               <w:t>370</w:t>
             </w:r>
@@ -1280,7 +1296,7 @@
                 <w:b w:val="0"/>
                 <w:sz w:val="24"/>
                 <w:szCs w:val="24"/>
-                <w:bdr w:val="none" w:color="auto" w:sz="0" w:space="0" w:frame="1"/>
+                <w:bdr w:val="none" w:sz="0" w:space="0" w:color="auto" w:frame="1"/>
               </w:rPr>
               <w:t>,</w:t>
             </w:r>
@@ -1291,7 +1307,7 @@
                 <w:b w:val="0"/>
                 <w:sz w:val="24"/>
                 <w:szCs w:val="24"/>
-                <w:bdr w:val="none" w:color="auto" w:sz="0" w:space="0" w:frame="1"/>
+                <w:bdr w:val="none" w:sz="0" w:space="0" w:color="auto" w:frame="1"/>
               </w:rPr>
               <w:t>60</w:t>
             </w:r>
@@ -1302,7 +1318,7 @@
                 <w:b w:val="0"/>
                 <w:sz w:val="24"/>
                 <w:szCs w:val="24"/>
-                <w:bdr w:val="none" w:color="auto" w:sz="0" w:space="0" w:frame="1"/>
+                <w:bdr w:val="none" w:sz="0" w:space="0" w:color="auto" w:frame="1"/>
               </w:rPr>
               <w:t xml:space="preserve"> (</w:t>
             </w:r>
@@ -1313,7 +1329,7 @@
                 <w:b w:val="0"/>
                 <w:sz w:val="24"/>
                 <w:szCs w:val="24"/>
-                <w:bdr w:val="none" w:color="auto" w:sz="0" w:space="0" w:frame="1"/>
+                <w:bdr w:val="none" w:sz="0" w:space="0" w:color="auto" w:frame="1"/>
               </w:rPr>
               <w:t>100</w:t>
             </w:r>
@@ -1324,7 +1340,7 @@
                 <w:b w:val="0"/>
                 <w:sz w:val="24"/>
                 <w:szCs w:val="24"/>
-                <w:bdr w:val="none" w:color="auto" w:sz="0" w:space="0" w:frame="1"/>
+                <w:bdr w:val="none" w:sz="0" w:space="0" w:color="auto" w:frame="1"/>
               </w:rPr>
               <w:t>%)</w:t>
             </w:r>
@@ -1336,10 +1352,10 @@
           <w:tcPr>
             <w:tcW w:w="1594" w:type="pct"/>
             <w:tcBorders>
-              <w:top w:val="single" w:color="auto" w:sz="4" w:space="0"/>
-              <w:left w:val="single" w:color="auto" w:sz="4" w:space="0"/>
-              <w:bottom w:val="single" w:color="auto" w:sz="4" w:space="0"/>
-              <w:right w:val="single" w:color="auto" w:sz="4" w:space="0"/>
+              <w:top w:val="single" w:sz="4" w:space="0" w:color="auto"/>
+              <w:left w:val="single" w:sz="4" w:space="0" w:color="auto"/>
+              <w:bottom w:val="single" w:sz="4" w:space="0" w:color="auto"/>
+              <w:right w:val="single" w:sz="4" w:space="0" w:color="auto"/>
             </w:tcBorders>
             <w:shd w:val="clear" w:color="auto" w:fill="EFEFF1"/>
             <w:noWrap/>
@@ -1375,10 +1391,10 @@
           <w:tcPr>
             <w:tcW w:w="3406" w:type="pct"/>
             <w:tcBorders>
-              <w:top w:val="single" w:color="auto" w:sz="4" w:space="0"/>
-              <w:left w:val="single" w:color="auto" w:sz="4" w:space="0"/>
-              <w:bottom w:val="single" w:color="auto" w:sz="4" w:space="0"/>
-              <w:right w:val="single" w:color="auto" w:sz="4" w:space="0"/>
+              <w:top w:val="single" w:sz="4" w:space="0" w:color="auto"/>
+              <w:left w:val="single" w:sz="4" w:space="0" w:color="auto"/>
+              <w:bottom w:val="single" w:sz="4" w:space="0" w:color="auto"/>
+              <w:right w:val="single" w:sz="4" w:space="0" w:color="auto"/>
             </w:tcBorders>
             <w:shd w:val="clear" w:color="auto" w:fill="EFEFF1"/>
             <w:tcMar>
@@ -1407,7 +1423,7 @@
                 <w:b w:val="0"/>
                 <w:sz w:val="24"/>
                 <w:szCs w:val="24"/>
-                <w:bdr w:val="none" w:color="auto" w:sz="0" w:space="0" w:frame="1"/>
+                <w:bdr w:val="none" w:sz="0" w:space="0" w:color="auto" w:frame="1"/>
               </w:rPr>
               <w:t>17</w:t>
             </w:r>
@@ -1418,7 +1434,7 @@
                 <w:b w:val="0"/>
                 <w:sz w:val="24"/>
                 <w:szCs w:val="24"/>
-                <w:bdr w:val="none" w:color="auto" w:sz="0" w:space="0" w:frame="1"/>
+                <w:bdr w:val="none" w:sz="0" w:space="0" w:color="auto" w:frame="1"/>
               </w:rPr>
               <w:t>/</w:t>
             </w:r>
@@ -1429,7 +1445,7 @@
                 <w:b w:val="0"/>
                 <w:sz w:val="24"/>
                 <w:szCs w:val="24"/>
-                <w:bdr w:val="none" w:color="auto" w:sz="0" w:space="0" w:frame="1"/>
+                <w:bdr w:val="none" w:sz="0" w:space="0" w:color="auto" w:frame="1"/>
               </w:rPr>
               <w:t>1</w:t>
             </w:r>
@@ -1440,7 +1456,7 @@
                 <w:b w:val="0"/>
                 <w:sz w:val="24"/>
                 <w:szCs w:val="24"/>
-                <w:bdr w:val="none" w:color="auto" w:sz="0" w:space="0" w:frame="1"/>
+                <w:bdr w:val="none" w:sz="0" w:space="0" w:color="auto" w:frame="1"/>
               </w:rPr>
               <w:t>1</w:t>
             </w:r>
@@ -1451,7 +1467,7 @@
                 <w:b w:val="0"/>
                 <w:sz w:val="24"/>
                 <w:szCs w:val="24"/>
-                <w:bdr w:val="none" w:color="auto" w:sz="0" w:space="0" w:frame="1"/>
+                <w:bdr w:val="none" w:sz="0" w:space="0" w:color="auto" w:frame="1"/>
               </w:rPr>
               <w:t>/20</w:t>
             </w:r>
@@ -1462,7 +1478,7 @@
                 <w:b w:val="0"/>
                 <w:sz w:val="24"/>
                 <w:szCs w:val="24"/>
-                <w:bdr w:val="none" w:color="auto" w:sz="0" w:space="0" w:frame="1"/>
+                <w:bdr w:val="none" w:sz="0" w:space="0" w:color="auto" w:frame="1"/>
               </w:rPr>
               <w:t>21</w:t>
             </w:r>
@@ -1474,10 +1490,10 @@
           <w:tcPr>
             <w:tcW w:w="1594" w:type="pct"/>
             <w:tcBorders>
-              <w:top w:val="single" w:color="auto" w:sz="4" w:space="0"/>
-              <w:left w:val="single" w:color="auto" w:sz="4" w:space="0"/>
-              <w:bottom w:val="single" w:color="auto" w:sz="4" w:space="0"/>
-              <w:right w:val="single" w:color="auto" w:sz="4" w:space="0"/>
+              <w:top w:val="single" w:sz="4" w:space="0" w:color="auto"/>
+              <w:left w:val="single" w:sz="4" w:space="0" w:color="auto"/>
+              <w:bottom w:val="single" w:sz="4" w:space="0" w:color="auto"/>
+              <w:right w:val="single" w:sz="4" w:space="0" w:color="auto"/>
             </w:tcBorders>
             <w:noWrap/>
             <w:tcMar>
@@ -1512,10 +1528,10 @@
           <w:tcPr>
             <w:tcW w:w="3406" w:type="pct"/>
             <w:tcBorders>
-              <w:top w:val="single" w:color="auto" w:sz="4" w:space="0"/>
-              <w:left w:val="single" w:color="auto" w:sz="4" w:space="0"/>
-              <w:bottom w:val="single" w:color="auto" w:sz="4" w:space="0"/>
-              <w:right w:val="single" w:color="auto" w:sz="4" w:space="0"/>
+              <w:top w:val="single" w:sz="4" w:space="0" w:color="auto"/>
+              <w:left w:val="single" w:sz="4" w:space="0" w:color="auto"/>
+              <w:bottom w:val="single" w:sz="4" w:space="0" w:color="auto"/>
+              <w:right w:val="single" w:sz="4" w:space="0" w:color="auto"/>
             </w:tcBorders>
             <w:tcMar>
               <w:top w:w="24" w:type="dxa"/>
@@ -1543,7 +1559,7 @@
                 <w:b w:val="0"/>
                 <w:sz w:val="24"/>
                 <w:szCs w:val="24"/>
-                <w:bdr w:val="none" w:color="auto" w:sz="0" w:space="0" w:frame="1"/>
+                <w:bdr w:val="none" w:sz="0" w:space="0" w:color="auto" w:frame="1"/>
               </w:rPr>
               <w:t>11</w:t>
             </w:r>
@@ -1554,7 +1570,7 @@
                 <w:b w:val="0"/>
                 <w:sz w:val="24"/>
                 <w:szCs w:val="24"/>
-                <w:bdr w:val="none" w:color="auto" w:sz="0" w:space="0" w:frame="1"/>
+                <w:bdr w:val="none" w:sz="0" w:space="0" w:color="auto" w:frame="1"/>
               </w:rPr>
               <w:t>/</w:t>
             </w:r>
@@ -1565,7 +1581,7 @@
                 <w:b w:val="0"/>
                 <w:sz w:val="24"/>
                 <w:szCs w:val="24"/>
-                <w:bdr w:val="none" w:color="auto" w:sz="0" w:space="0" w:frame="1"/>
+                <w:bdr w:val="none" w:sz="0" w:space="0" w:color="auto" w:frame="1"/>
               </w:rPr>
               <w:t>11</w:t>
             </w:r>
@@ -1576,7 +1592,7 @@
                 <w:b w:val="0"/>
                 <w:sz w:val="24"/>
                 <w:szCs w:val="24"/>
-                <w:bdr w:val="none" w:color="auto" w:sz="0" w:space="0" w:frame="1"/>
+                <w:bdr w:val="none" w:sz="0" w:space="0" w:color="auto" w:frame="1"/>
               </w:rPr>
               <w:t>/20</w:t>
             </w:r>
@@ -1587,7 +1603,7 @@
                 <w:b w:val="0"/>
                 <w:sz w:val="24"/>
                 <w:szCs w:val="24"/>
-                <w:bdr w:val="none" w:color="auto" w:sz="0" w:space="0" w:frame="1"/>
+                <w:bdr w:val="none" w:sz="0" w:space="0" w:color="auto" w:frame="1"/>
               </w:rPr>
               <w:t>21</w:t>
             </w:r>
@@ -1599,10 +1615,10 @@
           <w:tcPr>
             <w:tcW w:w="1594" w:type="pct"/>
             <w:tcBorders>
-              <w:top w:val="single" w:color="auto" w:sz="4" w:space="0"/>
-              <w:left w:val="single" w:color="auto" w:sz="4" w:space="0"/>
-              <w:bottom w:val="single" w:color="auto" w:sz="4" w:space="0"/>
-              <w:right w:val="single" w:color="auto" w:sz="4" w:space="0"/>
+              <w:top w:val="single" w:sz="4" w:space="0" w:color="auto"/>
+              <w:left w:val="single" w:sz="4" w:space="0" w:color="auto"/>
+              <w:bottom w:val="single" w:sz="4" w:space="0" w:color="auto"/>
+              <w:right w:val="single" w:sz="4" w:space="0" w:color="auto"/>
             </w:tcBorders>
             <w:shd w:val="clear" w:color="auto" w:fill="EFEFF1"/>
             <w:noWrap/>
@@ -1638,10 +1654,10 @@
           <w:tcPr>
             <w:tcW w:w="3406" w:type="pct"/>
             <w:tcBorders>
-              <w:top w:val="single" w:color="auto" w:sz="4" w:space="0"/>
-              <w:left w:val="single" w:color="auto" w:sz="4" w:space="0"/>
-              <w:bottom w:val="single" w:color="auto" w:sz="4" w:space="0"/>
-              <w:right w:val="single" w:color="auto" w:sz="4" w:space="0"/>
+              <w:top w:val="single" w:sz="4" w:space="0" w:color="auto"/>
+              <w:left w:val="single" w:sz="4" w:space="0" w:color="auto"/>
+              <w:bottom w:val="single" w:sz="4" w:space="0" w:color="auto"/>
+              <w:right w:val="single" w:sz="4" w:space="0" w:color="auto"/>
             </w:tcBorders>
             <w:shd w:val="clear" w:color="auto" w:fill="EFEFF1"/>
             <w:tcMar>
@@ -1670,7 +1686,7 @@
                 <w:b w:val="0"/>
                 <w:sz w:val="24"/>
                 <w:szCs w:val="24"/>
-                <w:bdr w:val="none" w:color="auto" w:sz="0" w:space="0" w:frame="1"/>
+                <w:bdr w:val="none" w:sz="0" w:space="0" w:color="auto" w:frame="1"/>
               </w:rPr>
               <w:t>30</w:t>
             </w:r>
@@ -1681,7 +1697,7 @@
                 <w:b w:val="0"/>
                 <w:sz w:val="24"/>
                 <w:szCs w:val="24"/>
-                <w:bdr w:val="none" w:color="auto" w:sz="0" w:space="0" w:frame="1"/>
+                <w:bdr w:val="none" w:sz="0" w:space="0" w:color="auto" w:frame="1"/>
               </w:rPr>
               <w:t>/1</w:t>
             </w:r>
@@ -1692,7 +1708,7 @@
                 <w:b w:val="0"/>
                 <w:sz w:val="24"/>
                 <w:szCs w:val="24"/>
-                <w:bdr w:val="none" w:color="auto" w:sz="0" w:space="0" w:frame="1"/>
+                <w:bdr w:val="none" w:sz="0" w:space="0" w:color="auto" w:frame="1"/>
               </w:rPr>
               <w:t>1</w:t>
             </w:r>
@@ -1703,7 +1719,7 @@
                 <w:b w:val="0"/>
                 <w:sz w:val="24"/>
                 <w:szCs w:val="24"/>
-                <w:bdr w:val="none" w:color="auto" w:sz="0" w:space="0" w:frame="1"/>
+                <w:bdr w:val="none" w:sz="0" w:space="0" w:color="auto" w:frame="1"/>
               </w:rPr>
               <w:t>/20</w:t>
             </w:r>
@@ -1714,7 +1730,7 @@
                 <w:b w:val="0"/>
                 <w:sz w:val="24"/>
                 <w:szCs w:val="24"/>
-                <w:bdr w:val="none" w:color="auto" w:sz="0" w:space="0" w:frame="1"/>
+                <w:bdr w:val="none" w:sz="0" w:space="0" w:color="auto" w:frame="1"/>
               </w:rPr>
               <w:t>22</w:t>
             </w:r>
@@ -1726,10 +1742,10 @@
           <w:tcPr>
             <w:tcW w:w="1594" w:type="pct"/>
             <w:tcBorders>
-              <w:top w:val="single" w:color="auto" w:sz="4" w:space="0"/>
-              <w:left w:val="single" w:color="auto" w:sz="4" w:space="0"/>
-              <w:bottom w:val="single" w:color="auto" w:sz="4" w:space="0"/>
-              <w:right w:val="single" w:color="auto" w:sz="4" w:space="0"/>
+              <w:top w:val="single" w:sz="4" w:space="0" w:color="auto"/>
+              <w:left w:val="single" w:sz="4" w:space="0" w:color="auto"/>
+              <w:bottom w:val="single" w:sz="4" w:space="0" w:color="auto"/>
+              <w:right w:val="single" w:sz="4" w:space="0" w:color="auto"/>
             </w:tcBorders>
             <w:noWrap/>
             <w:tcMar>
@@ -1764,10 +1780,10 @@
           <w:tcPr>
             <w:tcW w:w="3406" w:type="pct"/>
             <w:tcBorders>
-              <w:top w:val="single" w:color="auto" w:sz="4" w:space="0"/>
-              <w:left w:val="single" w:color="auto" w:sz="4" w:space="0"/>
-              <w:bottom w:val="single" w:color="auto" w:sz="4" w:space="0"/>
-              <w:right w:val="single" w:color="auto" w:sz="4" w:space="0"/>
+              <w:top w:val="single" w:sz="4" w:space="0" w:color="auto"/>
+              <w:left w:val="single" w:sz="4" w:space="0" w:color="auto"/>
+              <w:bottom w:val="single" w:sz="4" w:space="0" w:color="auto"/>
+              <w:right w:val="single" w:sz="4" w:space="0" w:color="auto"/>
             </w:tcBorders>
             <w:tcMar>
               <w:top w:w="24" w:type="dxa"/>
@@ -1883,8 +1899,8 @@
         <w:shd w:val="clear" w:color="auto" w:fill="FFFFFF" w:themeFill="background1"/>
         <w:rPr>
           <w:rFonts w:ascii="Times New Roman" w:hAnsi="Times New Roman" w:cs="Times New Roman"/>
-          <w:b w:val="1"/>
-          <w:bCs w:val="1"/>
+          <w:b/>
+          <w:bCs/>
           <w:sz w:val="24"/>
           <w:szCs w:val="24"/>
         </w:rPr>
@@ -1895,8 +1911,8 @@
         <w:shd w:val="clear" w:color="auto" w:fill="FFFFFF" w:themeFill="background1"/>
         <w:rPr>
           <w:rFonts w:ascii="Times New Roman" w:hAnsi="Times New Roman" w:cs="Times New Roman"/>
-          <w:b w:val="1"/>
-          <w:bCs w:val="1"/>
+          <w:b/>
+          <w:bCs/>
           <w:sz w:val="24"/>
           <w:szCs w:val="24"/>
         </w:rPr>
@@ -2148,7 +2164,25 @@
                 <w:b/>
                 <w:bCs/>
               </w:rPr>
-              <w:t>Valor Conv.</w:t>
+              <w:t xml:space="preserve">Valor </w:t>
+            </w:r>
+            <w:proofErr w:type="spellStart"/>
+            <w:r>
+              <w:rPr>
+                <w:rFonts w:ascii="Times New Roman" w:hAnsi="Times New Roman" w:cs="Times New Roman"/>
+                <w:b/>
+                <w:bCs/>
+              </w:rPr>
+              <w:t>Conv</w:t>
+            </w:r>
+            <w:proofErr w:type="spellEnd"/>
+            <w:r>
+              <w:rPr>
+                <w:rFonts w:ascii="Times New Roman" w:hAnsi="Times New Roman" w:cs="Times New Roman"/>
+                <w:b/>
+                <w:bCs/>
+              </w:rPr>
+              <w:t>.</w:t>
             </w:r>
           </w:p>
         </w:tc>
@@ -3218,7 +3252,7 @@
         <w:tblW w:w="5436" w:type="pct"/>
         <w:tblInd w:w="96" w:type="dxa"/>
         <w:tblBorders>
-          <w:bottom w:val="single" w:color="006633" w:sz="24" w:space="0"/>
+          <w:bottom w:val="single" w:sz="24" w:space="0" w:color="006633"/>
         </w:tblBorders>
         <w:tblCellMar>
           <w:left w:w="0" w:type="dxa"/>
@@ -3239,10 +3273,10 @@
             <w:tcW w:w="5000" w:type="pct"/>
             <w:gridSpan w:val="2"/>
             <w:tcBorders>
-              <w:top w:val="single" w:color="auto" w:sz="4" w:space="0"/>
-              <w:left w:val="single" w:color="auto" w:sz="4" w:space="0"/>
-              <w:bottom w:val="single" w:color="auto" w:sz="4" w:space="0"/>
-              <w:right w:val="single" w:color="auto" w:sz="4" w:space="0"/>
+              <w:top w:val="single" w:sz="4" w:space="0" w:color="auto"/>
+              <w:left w:val="single" w:sz="4" w:space="0" w:color="auto"/>
+              <w:bottom w:val="single" w:sz="4" w:space="0" w:color="auto"/>
+              <w:right w:val="single" w:sz="4" w:space="0" w:color="auto"/>
             </w:tcBorders>
             <w:shd w:val="clear" w:color="auto" w:fill="FFFFFF" w:themeFill="background1"/>
             <w:tcMar>
@@ -3261,27 +3295,28 @@
               <w:jc w:val="center"/>
               <w:rPr>
                 <w:rFonts w:ascii="Times New Roman" w:hAnsi="Times New Roman" w:cs="Times New Roman"/>
-                <w:b w:val="1"/>
-                <w:bCs w:val="1"/>
-                <w:sz w:val="24"/>
-                <w:szCs w:val="24"/>
-              </w:rPr>
-            </w:pPr>
-            <w:r>
-              <w:rPr>
-                <w:rFonts w:ascii="Times New Roman" w:hAnsi="Times New Roman" w:cs="Times New Roman"/>
-                <w:b w:val="1"/>
-                <w:bCs w:val="1"/>
-                <w:sz w:val="24"/>
-                <w:szCs w:val="24"/>
-              </w:rPr>
+                <w:b/>
+                <w:bCs/>
+                <w:sz w:val="24"/>
+                <w:szCs w:val="24"/>
+              </w:rPr>
+            </w:pPr>
+            <w:r>
+              <w:rPr>
+                <w:rFonts w:ascii="Times New Roman" w:hAnsi="Times New Roman" w:cs="Times New Roman"/>
+                <w:b/>
+                <w:bCs/>
+                <w:sz w:val="24"/>
+                <w:szCs w:val="24"/>
+              </w:rPr>
+              <w:lastRenderedPageBreak/>
               <w:t xml:space="preserve">DETALHES </w:t>
             </w:r>
             <w:r>
               <w:rPr>
                 <w:rFonts w:ascii="Times New Roman" w:hAnsi="Times New Roman" w:cs="Times New Roman"/>
-                <w:b w:val="1"/>
-                <w:bCs w:val="1"/>
+                <w:b/>
+                <w:bCs/>
                 <w:sz w:val="24"/>
                 <w:szCs w:val="24"/>
               </w:rPr>
@@ -3290,8 +3325,8 @@
             <w:r>
               <w:rPr>
                 <w:rFonts w:ascii="Times New Roman" w:hAnsi="Times New Roman" w:cs="Times New Roman"/>
-                <w:b w:val="1"/>
-                <w:bCs w:val="1"/>
+                <w:b/>
+                <w:bCs/>
                 <w:sz w:val="24"/>
                 <w:szCs w:val="24"/>
               </w:rPr>
@@ -3300,8 +3335,8 @@
             <w:r>
               <w:rPr>
                 <w:rFonts w:ascii="Times New Roman" w:hAnsi="Times New Roman" w:cs="Times New Roman"/>
-                <w:b w:val="1"/>
-                <w:bCs w:val="1"/>
+                <w:b/>
+                <w:bCs/>
                 <w:sz w:val="24"/>
                 <w:szCs w:val="24"/>
               </w:rPr>
@@ -3310,8 +3345,8 @@
             <w:r>
               <w:rPr>
                 <w:rFonts w:ascii="Times New Roman" w:hAnsi="Times New Roman" w:cs="Times New Roman"/>
-                <w:b w:val="1"/>
-                <w:bCs w:val="1"/>
+                <w:b/>
+                <w:bCs/>
                 <w:sz w:val="24"/>
                 <w:szCs w:val="24"/>
               </w:rPr>
@@ -3320,8 +3355,8 @@
             <w:r>
               <w:rPr>
                 <w:rFonts w:ascii="Times New Roman" w:hAnsi="Times New Roman" w:cs="Times New Roman"/>
-                <w:b w:val="1"/>
-                <w:bCs w:val="1"/>
+                <w:b/>
+                <w:bCs/>
                 <w:sz w:val="24"/>
                 <w:szCs w:val="24"/>
               </w:rPr>
@@ -3330,8 +3365,8 @@
             <w:r>
               <w:rPr>
                 <w:rFonts w:ascii="Times New Roman" w:hAnsi="Times New Roman" w:cs="Times New Roman"/>
-                <w:b w:val="1"/>
-                <w:bCs w:val="1"/>
+                <w:b/>
+                <w:bCs/>
                 <w:sz w:val="24"/>
                 <w:szCs w:val="24"/>
               </w:rPr>
@@ -3340,8 +3375,8 @@
             <w:r>
               <w:rPr>
                 <w:rFonts w:ascii="Times New Roman" w:hAnsi="Times New Roman" w:cs="Times New Roman"/>
-                <w:b w:val="1"/>
-                <w:bCs w:val="1"/>
+                <w:b/>
+                <w:bCs/>
                 <w:sz w:val="24"/>
                 <w:szCs w:val="24"/>
               </w:rPr>
@@ -3350,8 +3385,8 @@
             <w:r>
               <w:rPr>
                 <w:rFonts w:ascii="Times New Roman" w:hAnsi="Times New Roman" w:cs="Times New Roman"/>
-                <w:b w:val="1"/>
-                <w:bCs w:val="1"/>
+                <w:b/>
+                <w:bCs/>
                 <w:sz w:val="24"/>
                 <w:szCs w:val="24"/>
               </w:rPr>
@@ -3365,10 +3400,10 @@
           <w:tcPr>
             <w:tcW w:w="1723" w:type="pct"/>
             <w:tcBorders>
-              <w:top w:val="single" w:color="auto" w:sz="4" w:space="0"/>
-              <w:left w:val="single" w:color="auto" w:sz="4" w:space="0"/>
-              <w:bottom w:val="single" w:color="auto" w:sz="4" w:space="0"/>
-              <w:right w:val="single" w:color="auto" w:sz="4" w:space="0"/>
+              <w:top w:val="single" w:sz="4" w:space="0" w:color="auto"/>
+              <w:left w:val="single" w:sz="4" w:space="0" w:color="auto"/>
+              <w:bottom w:val="single" w:sz="4" w:space="0" w:color="auto"/>
+              <w:right w:val="single" w:sz="4" w:space="0" w:color="auto"/>
             </w:tcBorders>
             <w:shd w:val="clear" w:color="auto" w:fill="F2F2F2" w:themeFill="background1" w:themeFillShade="F2"/>
             <w:noWrap/>
@@ -3403,10 +3438,10 @@
           <w:tcPr>
             <w:tcW w:w="3277" w:type="pct"/>
             <w:tcBorders>
-              <w:top w:val="single" w:color="auto" w:sz="4" w:space="0"/>
-              <w:left w:val="single" w:color="auto" w:sz="4" w:space="0"/>
-              <w:bottom w:val="single" w:color="auto" w:sz="4" w:space="0"/>
-              <w:right w:val="single" w:color="auto" w:sz="4" w:space="0"/>
+              <w:top w:val="single" w:sz="4" w:space="0" w:color="auto"/>
+              <w:left w:val="single" w:sz="4" w:space="0" w:color="auto"/>
+              <w:bottom w:val="single" w:sz="4" w:space="0" w:color="auto"/>
+              <w:right w:val="single" w:sz="4" w:space="0" w:color="auto"/>
             </w:tcBorders>
             <w:shd w:val="clear" w:color="auto" w:fill="F2F2F2" w:themeFill="background1" w:themeFillShade="F2"/>
             <w:tcMar>
@@ -3479,15 +3514,25 @@
                 <w:sz w:val="24"/>
                 <w:szCs w:val="24"/>
               </w:rPr>
-              <w:t>Transferências</w:t>
-            </w:r>
-            <w:r>
-              <w:rPr>
-                <w:rFonts w:ascii="Times New Roman" w:hAnsi="Times New Roman" w:cs="Times New Roman"/>
-                <w:sz w:val="24"/>
-                <w:szCs w:val="24"/>
-              </w:rPr>
-              <w:t xml:space="preserve"> do Estado referentes a Convénios e Instrumentos Congéneres vinculados á </w:t>
+              <w:t xml:space="preserve">Transferências do Estado referentes a Convénios e Instrumentos Congéneres vinculados </w:t>
+            </w:r>
+            <w:proofErr w:type="spellStart"/>
+            <w:r>
+              <w:rPr>
+                <w:rFonts w:ascii="Times New Roman" w:hAnsi="Times New Roman" w:cs="Times New Roman"/>
+                <w:sz w:val="24"/>
+                <w:szCs w:val="24"/>
+              </w:rPr>
+              <w:t>á</w:t>
+            </w:r>
+            <w:proofErr w:type="spellEnd"/>
+            <w:r>
+              <w:rPr>
+                <w:rFonts w:ascii="Times New Roman" w:hAnsi="Times New Roman" w:cs="Times New Roman"/>
+                <w:sz w:val="24"/>
+                <w:szCs w:val="24"/>
+              </w:rPr>
+              <w:t xml:space="preserve"> </w:t>
             </w:r>
             <w:r>
               <w:rPr>
@@ -3505,10 +3550,10 @@
           <w:tcPr>
             <w:tcW w:w="1723" w:type="pct"/>
             <w:tcBorders>
-              <w:top w:val="single" w:color="auto" w:sz="4" w:space="0"/>
-              <w:left w:val="single" w:color="auto" w:sz="4" w:space="0"/>
-              <w:bottom w:val="single" w:color="auto" w:sz="4" w:space="0"/>
-              <w:right w:val="single" w:color="auto" w:sz="4" w:space="0"/>
+              <w:top w:val="single" w:sz="4" w:space="0" w:color="auto"/>
+              <w:left w:val="single" w:sz="4" w:space="0" w:color="auto"/>
+              <w:bottom w:val="single" w:sz="4" w:space="0" w:color="auto"/>
+              <w:right w:val="single" w:sz="4" w:space="0" w:color="auto"/>
             </w:tcBorders>
             <w:noWrap/>
             <w:tcMar>
@@ -3560,10 +3605,10 @@
           <w:tcPr>
             <w:tcW w:w="3277" w:type="pct"/>
             <w:tcBorders>
-              <w:top w:val="single" w:color="auto" w:sz="4" w:space="0"/>
-              <w:left w:val="single" w:color="auto" w:sz="4" w:space="0"/>
-              <w:bottom w:val="single" w:color="auto" w:sz="4" w:space="0"/>
-              <w:right w:val="single" w:color="auto" w:sz="4" w:space="0"/>
+              <w:top w:val="single" w:sz="4" w:space="0" w:color="auto"/>
+              <w:left w:val="single" w:sz="4" w:space="0" w:color="auto"/>
+              <w:bottom w:val="single" w:sz="4" w:space="0" w:color="auto"/>
+              <w:right w:val="single" w:sz="4" w:space="0" w:color="auto"/>
             </w:tcBorders>
             <w:tcMar>
               <w:top w:w="24" w:type="dxa"/>
@@ -3590,7 +3635,7 @@
                 <w:b w:val="0"/>
                 <w:sz w:val="24"/>
                 <w:szCs w:val="24"/>
-                <w:bdr w:val="none" w:color="auto" w:sz="0" w:space="0" w:frame="1"/>
+                <w:bdr w:val="none" w:sz="0" w:space="0" w:color="auto" w:frame="1"/>
               </w:rPr>
               <w:t>23</w:t>
             </w:r>
@@ -3601,7 +3646,7 @@
                 <w:b w:val="0"/>
                 <w:sz w:val="24"/>
                 <w:szCs w:val="24"/>
-                <w:bdr w:val="none" w:color="auto" w:sz="0" w:space="0" w:frame="1"/>
+                <w:bdr w:val="none" w:sz="0" w:space="0" w:color="auto" w:frame="1"/>
               </w:rPr>
               <w:t>/0</w:t>
             </w:r>
@@ -3612,7 +3657,7 @@
                 <w:b w:val="0"/>
                 <w:sz w:val="24"/>
                 <w:szCs w:val="24"/>
-                <w:bdr w:val="none" w:color="auto" w:sz="0" w:space="0" w:frame="1"/>
+                <w:bdr w:val="none" w:sz="0" w:space="0" w:color="auto" w:frame="1"/>
               </w:rPr>
               <w:t>2</w:t>
             </w:r>
@@ -3623,7 +3668,7 @@
                 <w:b w:val="0"/>
                 <w:sz w:val="24"/>
                 <w:szCs w:val="24"/>
-                <w:bdr w:val="none" w:color="auto" w:sz="0" w:space="0" w:frame="1"/>
+                <w:bdr w:val="none" w:sz="0" w:space="0" w:color="auto" w:frame="1"/>
               </w:rPr>
               <w:t>/20</w:t>
             </w:r>
@@ -3634,7 +3679,7 @@
                 <w:b w:val="0"/>
                 <w:sz w:val="24"/>
                 <w:szCs w:val="24"/>
-                <w:bdr w:val="none" w:color="auto" w:sz="0" w:space="0" w:frame="1"/>
+                <w:bdr w:val="none" w:sz="0" w:space="0" w:color="auto" w:frame="1"/>
               </w:rPr>
               <w:t>2</w:t>
             </w:r>
@@ -3645,7 +3690,7 @@
                 <w:b w:val="0"/>
                 <w:sz w:val="24"/>
                 <w:szCs w:val="24"/>
-                <w:bdr w:val="none" w:color="auto" w:sz="0" w:space="0" w:frame="1"/>
+                <w:bdr w:val="none" w:sz="0" w:space="0" w:color="auto" w:frame="1"/>
               </w:rPr>
               <w:t>3</w:t>
             </w:r>
@@ -3657,10 +3702,10 @@
           <w:tcPr>
             <w:tcW w:w="1723" w:type="pct"/>
             <w:tcBorders>
-              <w:top w:val="single" w:color="auto" w:sz="4" w:space="0"/>
-              <w:left w:val="single" w:color="auto" w:sz="4" w:space="0"/>
-              <w:bottom w:val="single" w:color="auto" w:sz="4" w:space="0"/>
-              <w:right w:val="single" w:color="auto" w:sz="4" w:space="0"/>
+              <w:top w:val="single" w:sz="4" w:space="0" w:color="auto"/>
+              <w:left w:val="single" w:sz="4" w:space="0" w:color="auto"/>
+              <w:bottom w:val="single" w:sz="4" w:space="0" w:color="auto"/>
+              <w:right w:val="single" w:sz="4" w:space="0" w:color="auto"/>
             </w:tcBorders>
             <w:shd w:val="clear" w:color="auto" w:fill="EFEFF1"/>
             <w:noWrap/>
@@ -3720,10 +3765,10 @@
           <w:tcPr>
             <w:tcW w:w="3277" w:type="pct"/>
             <w:tcBorders>
-              <w:top w:val="single" w:color="auto" w:sz="4" w:space="0"/>
-              <w:left w:val="single" w:color="auto" w:sz="4" w:space="0"/>
-              <w:bottom w:val="single" w:color="auto" w:sz="4" w:space="0"/>
-              <w:right w:val="single" w:color="auto" w:sz="4" w:space="0"/>
+              <w:top w:val="single" w:sz="4" w:space="0" w:color="auto"/>
+              <w:left w:val="single" w:sz="4" w:space="0" w:color="auto"/>
+              <w:bottom w:val="single" w:sz="4" w:space="0" w:color="auto"/>
+              <w:right w:val="single" w:sz="4" w:space="0" w:color="auto"/>
             </w:tcBorders>
             <w:shd w:val="clear" w:color="auto" w:fill="EFEFF1"/>
             <w:tcMar>
@@ -3792,10 +3837,10 @@
           <w:tcPr>
             <w:tcW w:w="1723" w:type="pct"/>
             <w:tcBorders>
-              <w:top w:val="single" w:color="auto" w:sz="4" w:space="0"/>
-              <w:left w:val="single" w:color="auto" w:sz="4" w:space="0"/>
-              <w:bottom w:val="single" w:color="auto" w:sz="4" w:space="0"/>
-              <w:right w:val="single" w:color="auto" w:sz="4" w:space="0"/>
+              <w:top w:val="single" w:sz="4" w:space="0" w:color="auto"/>
+              <w:left w:val="single" w:sz="4" w:space="0" w:color="auto"/>
+              <w:bottom w:val="single" w:sz="4" w:space="0" w:color="auto"/>
+              <w:right w:val="single" w:sz="4" w:space="0" w:color="auto"/>
             </w:tcBorders>
             <w:noWrap/>
             <w:tcMar>
@@ -3855,10 +3900,10 @@
           <w:tcPr>
             <w:tcW w:w="3277" w:type="pct"/>
             <w:tcBorders>
-              <w:top w:val="single" w:color="auto" w:sz="4" w:space="0"/>
-              <w:left w:val="single" w:color="auto" w:sz="4" w:space="0"/>
-              <w:bottom w:val="single" w:color="auto" w:sz="4" w:space="0"/>
-              <w:right w:val="single" w:color="auto" w:sz="4" w:space="0"/>
+              <w:top w:val="single" w:sz="4" w:space="0" w:color="auto"/>
+              <w:left w:val="single" w:sz="4" w:space="0" w:color="auto"/>
+              <w:bottom w:val="single" w:sz="4" w:space="0" w:color="auto"/>
+              <w:right w:val="single" w:sz="4" w:space="0" w:color="auto"/>
             </w:tcBorders>
             <w:tcMar>
               <w:top w:w="24" w:type="dxa"/>
@@ -3918,10 +3963,10 @@
           <w:tcPr>
             <w:tcW w:w="1723" w:type="pct"/>
             <w:tcBorders>
-              <w:top w:val="single" w:color="auto" w:sz="4" w:space="0"/>
-              <w:left w:val="single" w:color="auto" w:sz="4" w:space="0"/>
-              <w:bottom w:val="single" w:color="auto" w:sz="4" w:space="0"/>
-              <w:right w:val="single" w:color="auto" w:sz="4" w:space="0"/>
+              <w:top w:val="single" w:sz="4" w:space="0" w:color="auto"/>
+              <w:left w:val="single" w:sz="4" w:space="0" w:color="auto"/>
+              <w:bottom w:val="single" w:sz="4" w:space="0" w:color="auto"/>
+              <w:right w:val="single" w:sz="4" w:space="0" w:color="auto"/>
             </w:tcBorders>
             <w:shd w:val="clear" w:color="auto" w:fill="EFEFF1"/>
             <w:noWrap/>
@@ -3981,10 +4026,10 @@
           <w:tcPr>
             <w:tcW w:w="3277" w:type="pct"/>
             <w:tcBorders>
-              <w:top w:val="single" w:color="auto" w:sz="4" w:space="0"/>
-              <w:left w:val="single" w:color="auto" w:sz="4" w:space="0"/>
-              <w:bottom w:val="single" w:color="auto" w:sz="4" w:space="0"/>
-              <w:right w:val="single" w:color="auto" w:sz="4" w:space="0"/>
+              <w:top w:val="single" w:sz="4" w:space="0" w:color="auto"/>
+              <w:left w:val="single" w:sz="4" w:space="0" w:color="auto"/>
+              <w:bottom w:val="single" w:sz="4" w:space="0" w:color="auto"/>
+              <w:right w:val="single" w:sz="4" w:space="0" w:color="auto"/>
             </w:tcBorders>
             <w:shd w:val="clear" w:color="auto" w:fill="EFEFF1"/>
             <w:tcMar>
@@ -4013,7 +4058,7 @@
                 <w:b w:val="0"/>
                 <w:sz w:val="24"/>
                 <w:szCs w:val="24"/>
-                <w:bdr w:val="none" w:color="auto" w:sz="0" w:space="0" w:frame="1"/>
+                <w:bdr w:val="none" w:sz="0" w:space="0" w:color="auto" w:frame="1"/>
               </w:rPr>
               <w:t>11</w:t>
             </w:r>
@@ -4024,7 +4069,7 @@
                 <w:b w:val="0"/>
                 <w:sz w:val="24"/>
                 <w:szCs w:val="24"/>
-                <w:bdr w:val="none" w:color="auto" w:sz="0" w:space="0" w:frame="1"/>
+                <w:bdr w:val="none" w:sz="0" w:space="0" w:color="auto" w:frame="1"/>
               </w:rPr>
               <w:t>/0</w:t>
             </w:r>
@@ -4035,7 +4080,7 @@
                 <w:b w:val="0"/>
                 <w:sz w:val="24"/>
                 <w:szCs w:val="24"/>
-                <w:bdr w:val="none" w:color="auto" w:sz="0" w:space="0" w:frame="1"/>
+                <w:bdr w:val="none" w:sz="0" w:space="0" w:color="auto" w:frame="1"/>
               </w:rPr>
               <w:t>4</w:t>
             </w:r>
@@ -4046,7 +4091,7 @@
                 <w:b w:val="0"/>
                 <w:sz w:val="24"/>
                 <w:szCs w:val="24"/>
-                <w:bdr w:val="none" w:color="auto" w:sz="0" w:space="0" w:frame="1"/>
+                <w:bdr w:val="none" w:sz="0" w:space="0" w:color="auto" w:frame="1"/>
               </w:rPr>
               <w:t>/20</w:t>
             </w:r>
@@ -4057,7 +4102,7 @@
                 <w:b w:val="0"/>
                 <w:sz w:val="24"/>
                 <w:szCs w:val="24"/>
-                <w:bdr w:val="none" w:color="auto" w:sz="0" w:space="0" w:frame="1"/>
+                <w:bdr w:val="none" w:sz="0" w:space="0" w:color="auto" w:frame="1"/>
               </w:rPr>
               <w:t>2</w:t>
             </w:r>
@@ -4068,7 +4113,7 @@
                 <w:b w:val="0"/>
                 <w:sz w:val="24"/>
                 <w:szCs w:val="24"/>
-                <w:bdr w:val="none" w:color="auto" w:sz="0" w:space="0" w:frame="1"/>
+                <w:bdr w:val="none" w:sz="0" w:space="0" w:color="auto" w:frame="1"/>
               </w:rPr>
               <w:t>3</w:t>
             </w:r>
@@ -4080,10 +4125,10 @@
           <w:tcPr>
             <w:tcW w:w="1723" w:type="pct"/>
             <w:tcBorders>
-              <w:top w:val="single" w:color="auto" w:sz="4" w:space="0"/>
-              <w:left w:val="single" w:color="auto" w:sz="4" w:space="0"/>
-              <w:bottom w:val="single" w:color="auto" w:sz="4" w:space="0"/>
-              <w:right w:val="single" w:color="auto" w:sz="4" w:space="0"/>
+              <w:top w:val="single" w:sz="4" w:space="0" w:color="auto"/>
+              <w:left w:val="single" w:sz="4" w:space="0" w:color="auto"/>
+              <w:bottom w:val="single" w:sz="4" w:space="0" w:color="auto"/>
+              <w:right w:val="single" w:sz="4" w:space="0" w:color="auto"/>
             </w:tcBorders>
             <w:noWrap/>
             <w:tcMar>
@@ -4126,10 +4171,10 @@
           <w:tcPr>
             <w:tcW w:w="3277" w:type="pct"/>
             <w:tcBorders>
-              <w:top w:val="single" w:color="auto" w:sz="4" w:space="0"/>
-              <w:left w:val="single" w:color="auto" w:sz="4" w:space="0"/>
-              <w:bottom w:val="single" w:color="auto" w:sz="4" w:space="0"/>
-              <w:right w:val="single" w:color="auto" w:sz="4" w:space="0"/>
+              <w:top w:val="single" w:sz="4" w:space="0" w:color="auto"/>
+              <w:left w:val="single" w:sz="4" w:space="0" w:color="auto"/>
+              <w:bottom w:val="single" w:sz="4" w:space="0" w:color="auto"/>
+              <w:right w:val="single" w:sz="4" w:space="0" w:color="auto"/>
             </w:tcBorders>
             <w:tcMar>
               <w:top w:w="24" w:type="dxa"/>
@@ -4203,10 +4248,10 @@
           <w:tcPr>
             <w:tcW w:w="1723" w:type="pct"/>
             <w:tcBorders>
-              <w:top w:val="single" w:color="auto" w:sz="4" w:space="0"/>
-              <w:left w:val="single" w:color="auto" w:sz="4" w:space="0"/>
-              <w:bottom w:val="single" w:color="auto" w:sz="4" w:space="0"/>
-              <w:right w:val="single" w:color="auto" w:sz="4" w:space="0"/>
+              <w:top w:val="single" w:sz="4" w:space="0" w:color="auto"/>
+              <w:left w:val="single" w:sz="4" w:space="0" w:color="auto"/>
+              <w:bottom w:val="single" w:sz="4" w:space="0" w:color="auto"/>
+              <w:right w:val="single" w:sz="4" w:space="0" w:color="auto"/>
             </w:tcBorders>
             <w:shd w:val="clear" w:color="auto" w:fill="EFEFF1"/>
             <w:noWrap/>
@@ -4250,10 +4295,10 @@
           <w:tcPr>
             <w:tcW w:w="3277" w:type="pct"/>
             <w:tcBorders>
-              <w:top w:val="single" w:color="auto" w:sz="4" w:space="0"/>
-              <w:left w:val="single" w:color="auto" w:sz="4" w:space="0"/>
-              <w:bottom w:val="single" w:color="auto" w:sz="4" w:space="0"/>
-              <w:right w:val="single" w:color="auto" w:sz="4" w:space="0"/>
+              <w:top w:val="single" w:sz="4" w:space="0" w:color="auto"/>
+              <w:left w:val="single" w:sz="4" w:space="0" w:color="auto"/>
+              <w:bottom w:val="single" w:sz="4" w:space="0" w:color="auto"/>
+              <w:right w:val="single" w:sz="4" w:space="0" w:color="auto"/>
             </w:tcBorders>
             <w:shd w:val="clear" w:color="auto" w:fill="EFEFF1"/>
             <w:tcMar>
@@ -4282,7 +4327,7 @@
                 <w:b w:val="0"/>
                 <w:sz w:val="24"/>
                 <w:szCs w:val="24"/>
-                <w:bdr w:val="none" w:color="auto" w:sz="0" w:space="0" w:frame="1"/>
+                <w:bdr w:val="none" w:sz="0" w:space="0" w:color="auto" w:frame="1"/>
               </w:rPr>
               <w:t>11</w:t>
             </w:r>
@@ -4293,7 +4338,7 @@
                 <w:b w:val="0"/>
                 <w:sz w:val="24"/>
                 <w:szCs w:val="24"/>
-                <w:bdr w:val="none" w:color="auto" w:sz="0" w:space="0" w:frame="1"/>
+                <w:bdr w:val="none" w:sz="0" w:space="0" w:color="auto" w:frame="1"/>
               </w:rPr>
               <w:t>/0</w:t>
             </w:r>
@@ -4304,7 +4349,7 @@
                 <w:b w:val="0"/>
                 <w:sz w:val="24"/>
                 <w:szCs w:val="24"/>
-                <w:bdr w:val="none" w:color="auto" w:sz="0" w:space="0" w:frame="1"/>
+                <w:bdr w:val="none" w:sz="0" w:space="0" w:color="auto" w:frame="1"/>
               </w:rPr>
               <w:t>4</w:t>
             </w:r>
@@ -4315,7 +4360,7 @@
                 <w:b w:val="0"/>
                 <w:sz w:val="24"/>
                 <w:szCs w:val="24"/>
-                <w:bdr w:val="none" w:color="auto" w:sz="0" w:space="0" w:frame="1"/>
+                <w:bdr w:val="none" w:sz="0" w:space="0" w:color="auto" w:frame="1"/>
               </w:rPr>
               <w:t>/20</w:t>
             </w:r>
@@ -4326,7 +4371,7 @@
                 <w:b w:val="0"/>
                 <w:sz w:val="24"/>
                 <w:szCs w:val="24"/>
-                <w:bdr w:val="none" w:color="auto" w:sz="0" w:space="0" w:frame="1"/>
+                <w:bdr w:val="none" w:sz="0" w:space="0" w:color="auto" w:frame="1"/>
               </w:rPr>
               <w:t>2</w:t>
             </w:r>
@@ -4337,7 +4382,7 @@
                 <w:b w:val="0"/>
                 <w:sz w:val="24"/>
                 <w:szCs w:val="24"/>
-                <w:bdr w:val="none" w:color="auto" w:sz="0" w:space="0" w:frame="1"/>
+                <w:bdr w:val="none" w:sz="0" w:space="0" w:color="auto" w:frame="1"/>
               </w:rPr>
               <w:t>3</w:t>
             </w:r>
@@ -4349,10 +4394,10 @@
           <w:tcPr>
             <w:tcW w:w="1723" w:type="pct"/>
             <w:tcBorders>
-              <w:top w:val="single" w:color="auto" w:sz="4" w:space="0"/>
-              <w:left w:val="single" w:color="auto" w:sz="4" w:space="0"/>
-              <w:bottom w:val="single" w:color="auto" w:sz="4" w:space="0"/>
-              <w:right w:val="single" w:color="auto" w:sz="4" w:space="0"/>
+              <w:top w:val="single" w:sz="4" w:space="0" w:color="auto"/>
+              <w:left w:val="single" w:sz="4" w:space="0" w:color="auto"/>
+              <w:bottom w:val="single" w:sz="4" w:space="0" w:color="auto"/>
+              <w:right w:val="single" w:sz="4" w:space="0" w:color="auto"/>
             </w:tcBorders>
             <w:noWrap/>
             <w:tcMar>
@@ -4387,10 +4432,10 @@
           <w:tcPr>
             <w:tcW w:w="3277" w:type="pct"/>
             <w:tcBorders>
-              <w:top w:val="single" w:color="auto" w:sz="4" w:space="0"/>
-              <w:left w:val="single" w:color="auto" w:sz="4" w:space="0"/>
-              <w:bottom w:val="single" w:color="auto" w:sz="4" w:space="0"/>
-              <w:right w:val="single" w:color="auto" w:sz="4" w:space="0"/>
+              <w:top w:val="single" w:sz="4" w:space="0" w:color="auto"/>
+              <w:left w:val="single" w:sz="4" w:space="0" w:color="auto"/>
+              <w:bottom w:val="single" w:sz="4" w:space="0" w:color="auto"/>
+              <w:right w:val="single" w:sz="4" w:space="0" w:color="auto"/>
             </w:tcBorders>
             <w:tcMar>
               <w:top w:w="24" w:type="dxa"/>
@@ -4418,7 +4463,7 @@
                 <w:b w:val="0"/>
                 <w:sz w:val="24"/>
                 <w:szCs w:val="24"/>
-                <w:bdr w:val="none" w:color="auto" w:sz="0" w:space="0" w:frame="1"/>
+                <w:bdr w:val="none" w:sz="0" w:space="0" w:color="auto" w:frame="1"/>
               </w:rPr>
               <w:t>31</w:t>
             </w:r>
@@ -4429,7 +4474,7 @@
                 <w:b w:val="0"/>
                 <w:sz w:val="24"/>
                 <w:szCs w:val="24"/>
-                <w:bdr w:val="none" w:color="auto" w:sz="0" w:space="0" w:frame="1"/>
+                <w:bdr w:val="none" w:sz="0" w:space="0" w:color="auto" w:frame="1"/>
               </w:rPr>
               <w:t>/</w:t>
             </w:r>
@@ -4440,7 +4485,7 @@
                 <w:b w:val="0"/>
                 <w:sz w:val="24"/>
                 <w:szCs w:val="24"/>
-                <w:bdr w:val="none" w:color="auto" w:sz="0" w:space="0" w:frame="1"/>
+                <w:bdr w:val="none" w:sz="0" w:space="0" w:color="auto" w:frame="1"/>
               </w:rPr>
               <w:t>12</w:t>
             </w:r>
@@ -4451,7 +4496,7 @@
                 <w:b w:val="0"/>
                 <w:sz w:val="24"/>
                 <w:szCs w:val="24"/>
-                <w:bdr w:val="none" w:color="auto" w:sz="0" w:space="0" w:frame="1"/>
+                <w:bdr w:val="none" w:sz="0" w:space="0" w:color="auto" w:frame="1"/>
               </w:rPr>
               <w:t>/20</w:t>
             </w:r>
@@ -4462,7 +4507,7 @@
                 <w:b w:val="0"/>
                 <w:sz w:val="24"/>
                 <w:szCs w:val="24"/>
-                <w:bdr w:val="none" w:color="auto" w:sz="0" w:space="0" w:frame="1"/>
+                <w:bdr w:val="none" w:sz="0" w:space="0" w:color="auto" w:frame="1"/>
               </w:rPr>
               <w:t>2</w:t>
             </w:r>
@@ -4473,7 +4518,7 @@
                 <w:b w:val="0"/>
                 <w:sz w:val="24"/>
                 <w:szCs w:val="24"/>
-                <w:bdr w:val="none" w:color="auto" w:sz="0" w:space="0" w:frame="1"/>
+                <w:bdr w:val="none" w:sz="0" w:space="0" w:color="auto" w:frame="1"/>
               </w:rPr>
               <w:t>3</w:t>
             </w:r>
@@ -4485,10 +4530,10 @@
           <w:tcPr>
             <w:tcW w:w="1723" w:type="pct"/>
             <w:tcBorders>
-              <w:top w:val="single" w:color="auto" w:sz="4" w:space="0"/>
-              <w:left w:val="single" w:color="auto" w:sz="4" w:space="0"/>
-              <w:bottom w:val="single" w:color="auto" w:sz="4" w:space="0"/>
-              <w:right w:val="single" w:color="auto" w:sz="4" w:space="0"/>
+              <w:top w:val="single" w:sz="4" w:space="0" w:color="auto"/>
+              <w:left w:val="single" w:sz="4" w:space="0" w:color="auto"/>
+              <w:bottom w:val="single" w:sz="4" w:space="0" w:color="auto"/>
+              <w:right w:val="single" w:sz="4" w:space="0" w:color="auto"/>
             </w:tcBorders>
             <w:shd w:val="clear" w:color="auto" w:fill="EFEFF1"/>
             <w:noWrap/>
@@ -4524,10 +4569,10 @@
           <w:tcPr>
             <w:tcW w:w="3277" w:type="pct"/>
             <w:tcBorders>
-              <w:top w:val="single" w:color="auto" w:sz="4" w:space="0"/>
-              <w:left w:val="single" w:color="auto" w:sz="4" w:space="0"/>
-              <w:bottom w:val="single" w:color="auto" w:sz="4" w:space="0"/>
-              <w:right w:val="single" w:color="auto" w:sz="4" w:space="0"/>
+              <w:top w:val="single" w:sz="4" w:space="0" w:color="auto"/>
+              <w:left w:val="single" w:sz="4" w:space="0" w:color="auto"/>
+              <w:bottom w:val="single" w:sz="4" w:space="0" w:color="auto"/>
+              <w:right w:val="single" w:sz="4" w:space="0" w:color="auto"/>
             </w:tcBorders>
             <w:shd w:val="clear" w:color="auto" w:fill="EFEFF1"/>
             <w:tcMar>
@@ -4594,13 +4639,6 @@
                 <w:szCs w:val="24"/>
               </w:rPr>
               <w:br/>
-            </w:r>
-            <w:r>
-              <w:rPr>
-                <w:rFonts w:ascii="Times New Roman" w:hAnsi="Times New Roman" w:cs="Times New Roman"/>
-                <w:sz w:val="24"/>
-                <w:szCs w:val="24"/>
-              </w:rPr>
               <w:t>O valor total passará de R$ 1.039.467,57 para R$ 1.249.356,45</w:t>
             </w:r>
           </w:p>
@@ -4611,10 +4649,10 @@
           <w:tcPr>
             <w:tcW w:w="1723" w:type="pct"/>
             <w:tcBorders>
-              <w:top w:val="single" w:color="auto" w:sz="4" w:space="0"/>
-              <w:left w:val="single" w:color="auto" w:sz="4" w:space="0"/>
-              <w:bottom w:val="single" w:color="auto" w:sz="4" w:space="0"/>
-              <w:right w:val="single" w:color="auto" w:sz="4" w:space="0"/>
+              <w:top w:val="single" w:sz="4" w:space="0" w:color="auto"/>
+              <w:left w:val="single" w:sz="4" w:space="0" w:color="auto"/>
+              <w:bottom w:val="single" w:sz="4" w:space="0" w:color="auto"/>
+              <w:right w:val="single" w:sz="4" w:space="0" w:color="auto"/>
             </w:tcBorders>
             <w:shd w:val="clear" w:color="auto" w:fill="auto"/>
             <w:noWrap/>
@@ -4649,10 +4687,10 @@
           <w:tcPr>
             <w:tcW w:w="3277" w:type="pct"/>
             <w:tcBorders>
-              <w:top w:val="single" w:color="auto" w:sz="4" w:space="0"/>
-              <w:left w:val="single" w:color="auto" w:sz="4" w:space="0"/>
-              <w:bottom w:val="single" w:color="auto" w:sz="4" w:space="0"/>
-              <w:right w:val="single" w:color="auto" w:sz="4" w:space="0"/>
+              <w:top w:val="single" w:sz="4" w:space="0" w:color="auto"/>
+              <w:left w:val="single" w:sz="4" w:space="0" w:color="auto"/>
+              <w:bottom w:val="single" w:sz="4" w:space="0" w:color="auto"/>
+              <w:right w:val="single" w:sz="4" w:space="0" w:color="auto"/>
             </w:tcBorders>
             <w:shd w:val="clear" w:color="auto" w:fill="auto"/>
             <w:tcMar>
@@ -4700,7 +4738,7 @@
         <w:tblW w:w="5436" w:type="pct"/>
         <w:tblInd w:w="96" w:type="dxa"/>
         <w:tblBorders>
-          <w:bottom w:val="single" w:color="006633" w:sz="24" w:space="0"/>
+          <w:bottom w:val="single" w:sz="24" w:space="0" w:color="006633"/>
         </w:tblBorders>
         <w:tblCellMar>
           <w:left w:w="0" w:type="dxa"/>
@@ -4721,10 +4759,10 @@
             <w:tcW w:w="5000" w:type="pct"/>
             <w:gridSpan w:val="2"/>
             <w:tcBorders>
-              <w:top w:val="single" w:color="auto" w:sz="4" w:space="0"/>
-              <w:left w:val="single" w:color="auto" w:sz="4" w:space="0"/>
-              <w:bottom w:val="single" w:color="auto" w:sz="4" w:space="0"/>
-              <w:right w:val="single" w:color="auto" w:sz="4" w:space="0"/>
+              <w:top w:val="single" w:sz="4" w:space="0" w:color="auto"/>
+              <w:left w:val="single" w:sz="4" w:space="0" w:color="auto"/>
+              <w:bottom w:val="single" w:sz="4" w:space="0" w:color="auto"/>
+              <w:right w:val="single" w:sz="4" w:space="0" w:color="auto"/>
             </w:tcBorders>
             <w:shd w:val="clear" w:color="auto" w:fill="FFFFFF" w:themeFill="background1"/>
             <w:tcMar>
@@ -4787,10 +4825,10 @@
           <w:tcPr>
             <w:tcW w:w="1723" w:type="pct"/>
             <w:tcBorders>
-              <w:top w:val="single" w:color="auto" w:sz="4" w:space="0"/>
-              <w:left w:val="single" w:color="auto" w:sz="4" w:space="0"/>
-              <w:bottom w:val="single" w:color="auto" w:sz="4" w:space="0"/>
-              <w:right w:val="single" w:color="auto" w:sz="4" w:space="0"/>
+              <w:top w:val="single" w:sz="4" w:space="0" w:color="auto"/>
+              <w:left w:val="single" w:sz="4" w:space="0" w:color="auto"/>
+              <w:bottom w:val="single" w:sz="4" w:space="0" w:color="auto"/>
+              <w:right w:val="single" w:sz="4" w:space="0" w:color="auto"/>
             </w:tcBorders>
             <w:shd w:val="clear" w:color="auto" w:fill="F2F2F2" w:themeFill="background1" w:themeFillShade="F2"/>
             <w:noWrap/>
@@ -4825,10 +4863,10 @@
           <w:tcPr>
             <w:tcW w:w="3277" w:type="pct"/>
             <w:tcBorders>
-              <w:top w:val="single" w:color="auto" w:sz="4" w:space="0"/>
-              <w:left w:val="single" w:color="auto" w:sz="4" w:space="0"/>
-              <w:bottom w:val="single" w:color="auto" w:sz="4" w:space="0"/>
-              <w:right w:val="single" w:color="auto" w:sz="4" w:space="0"/>
+              <w:top w:val="single" w:sz="4" w:space="0" w:color="auto"/>
+              <w:left w:val="single" w:sz="4" w:space="0" w:color="auto"/>
+              <w:bottom w:val="single" w:sz="4" w:space="0" w:color="auto"/>
+              <w:right w:val="single" w:sz="4" w:space="0" w:color="auto"/>
             </w:tcBorders>
             <w:shd w:val="clear" w:color="auto" w:fill="F2F2F2" w:themeFill="background1" w:themeFillShade="F2"/>
             <w:tcMar>
@@ -4881,10 +4919,10 @@
           <w:tcPr>
             <w:tcW w:w="1723" w:type="pct"/>
             <w:tcBorders>
-              <w:top w:val="single" w:color="auto" w:sz="4" w:space="0"/>
-              <w:left w:val="single" w:color="auto" w:sz="4" w:space="0"/>
-              <w:bottom w:val="single" w:color="auto" w:sz="4" w:space="0"/>
-              <w:right w:val="single" w:color="auto" w:sz="4" w:space="0"/>
+              <w:top w:val="single" w:sz="4" w:space="0" w:color="auto"/>
+              <w:left w:val="single" w:sz="4" w:space="0" w:color="auto"/>
+              <w:bottom w:val="single" w:sz="4" w:space="0" w:color="auto"/>
+              <w:right w:val="single" w:sz="4" w:space="0" w:color="auto"/>
             </w:tcBorders>
             <w:noWrap/>
             <w:tcMar>
@@ -4936,10 +4974,10 @@
           <w:tcPr>
             <w:tcW w:w="3277" w:type="pct"/>
             <w:tcBorders>
-              <w:top w:val="single" w:color="auto" w:sz="4" w:space="0"/>
-              <w:left w:val="single" w:color="auto" w:sz="4" w:space="0"/>
-              <w:bottom w:val="single" w:color="auto" w:sz="4" w:space="0"/>
-              <w:right w:val="single" w:color="auto" w:sz="4" w:space="0"/>
+              <w:top w:val="single" w:sz="4" w:space="0" w:color="auto"/>
+              <w:left w:val="single" w:sz="4" w:space="0" w:color="auto"/>
+              <w:bottom w:val="single" w:sz="4" w:space="0" w:color="auto"/>
+              <w:right w:val="single" w:sz="4" w:space="0" w:color="auto"/>
             </w:tcBorders>
             <w:tcMar>
               <w:top w:w="24" w:type="dxa"/>
@@ -4975,10 +5013,10 @@
           <w:tcPr>
             <w:tcW w:w="1723" w:type="pct"/>
             <w:tcBorders>
-              <w:top w:val="single" w:color="auto" w:sz="4" w:space="0"/>
-              <w:left w:val="single" w:color="auto" w:sz="4" w:space="0"/>
-              <w:bottom w:val="single" w:color="auto" w:sz="4" w:space="0"/>
-              <w:right w:val="single" w:color="auto" w:sz="4" w:space="0"/>
+              <w:top w:val="single" w:sz="4" w:space="0" w:color="auto"/>
+              <w:left w:val="single" w:sz="4" w:space="0" w:color="auto"/>
+              <w:bottom w:val="single" w:sz="4" w:space="0" w:color="auto"/>
+              <w:right w:val="single" w:sz="4" w:space="0" w:color="auto"/>
             </w:tcBorders>
             <w:shd w:val="clear" w:color="auto" w:fill="EFEFF1"/>
             <w:noWrap/>
@@ -5022,10 +5060,10 @@
           <w:tcPr>
             <w:tcW w:w="3277" w:type="pct"/>
             <w:tcBorders>
-              <w:top w:val="single" w:color="auto" w:sz="4" w:space="0"/>
-              <w:left w:val="single" w:color="auto" w:sz="4" w:space="0"/>
-              <w:bottom w:val="single" w:color="auto" w:sz="4" w:space="0"/>
-              <w:right w:val="single" w:color="auto" w:sz="4" w:space="0"/>
+              <w:top w:val="single" w:sz="4" w:space="0" w:color="auto"/>
+              <w:left w:val="single" w:sz="4" w:space="0" w:color="auto"/>
+              <w:bottom w:val="single" w:sz="4" w:space="0" w:color="auto"/>
+              <w:right w:val="single" w:sz="4" w:space="0" w:color="auto"/>
             </w:tcBorders>
             <w:shd w:val="clear" w:color="auto" w:fill="EFEFF1"/>
             <w:tcMar>
@@ -5062,10 +5100,10 @@
           <w:tcPr>
             <w:tcW w:w="1723" w:type="pct"/>
             <w:tcBorders>
-              <w:top w:val="single" w:color="auto" w:sz="4" w:space="0"/>
-              <w:left w:val="single" w:color="auto" w:sz="4" w:space="0"/>
-              <w:bottom w:val="single" w:color="auto" w:sz="4" w:space="0"/>
-              <w:right w:val="single" w:color="auto" w:sz="4" w:space="0"/>
+              <w:top w:val="single" w:sz="4" w:space="0" w:color="auto"/>
+              <w:left w:val="single" w:sz="4" w:space="0" w:color="auto"/>
+              <w:bottom w:val="single" w:sz="4" w:space="0" w:color="auto"/>
+              <w:right w:val="single" w:sz="4" w:space="0" w:color="auto"/>
             </w:tcBorders>
             <w:noWrap/>
             <w:tcMar>
@@ -5108,10 +5146,10 @@
           <w:tcPr>
             <w:tcW w:w="3277" w:type="pct"/>
             <w:tcBorders>
-              <w:top w:val="single" w:color="auto" w:sz="4" w:space="0"/>
-              <w:left w:val="single" w:color="auto" w:sz="4" w:space="0"/>
-              <w:bottom w:val="single" w:color="auto" w:sz="4" w:space="0"/>
-              <w:right w:val="single" w:color="auto" w:sz="4" w:space="0"/>
+              <w:top w:val="single" w:sz="4" w:space="0" w:color="auto"/>
+              <w:left w:val="single" w:sz="4" w:space="0" w:color="auto"/>
+              <w:bottom w:val="single" w:sz="4" w:space="0" w:color="auto"/>
+              <w:right w:val="single" w:sz="4" w:space="0" w:color="auto"/>
             </w:tcBorders>
             <w:tcMar>
               <w:top w:w="24" w:type="dxa"/>
@@ -5176,56 +5214,12 @@
         </w:rPr>
       </w:pPr>
     </w:p>
-    <w:p>
-      <w:pPr>
-        <w:shd w:val="clear" w:color="auto" w:fill="FFFFFF" w:themeFill="background1"/>
-        <w:rPr>
-          <w:rFonts w:ascii="Times New Roman" w:hAnsi="Times New Roman" w:cs="Times New Roman"/>
-          <w:b/>
-          <w:sz w:val="24"/>
-          <w:szCs w:val="24"/>
-        </w:rPr>
-      </w:pPr>
-    </w:p>
-    <w:p>
-      <w:pPr>
-        <w:shd w:val="clear" w:color="auto" w:fill="FFFFFF" w:themeFill="background1"/>
-        <w:rPr>
-          <w:rFonts w:ascii="Times New Roman" w:hAnsi="Times New Roman" w:cs="Times New Roman"/>
-          <w:b/>
-          <w:sz w:val="24"/>
-          <w:szCs w:val="24"/>
-        </w:rPr>
-      </w:pPr>
-    </w:p>
-    <w:p>
-      <w:pPr>
-        <w:shd w:val="clear" w:color="auto" w:fill="FFFFFF" w:themeFill="background1"/>
-        <w:rPr>
-          <w:rFonts w:ascii="Times New Roman" w:hAnsi="Times New Roman" w:cs="Times New Roman"/>
-          <w:b/>
-          <w:sz w:val="24"/>
-          <w:szCs w:val="24"/>
-        </w:rPr>
-      </w:pPr>
-    </w:p>
-    <w:p>
-      <w:pPr>
-        <w:shd w:val="clear" w:color="auto" w:fill="FFFFFF" w:themeFill="background1"/>
-        <w:rPr>
-          <w:rFonts w:ascii="Times New Roman" w:hAnsi="Times New Roman" w:cs="Times New Roman"/>
-          <w:b/>
-          <w:sz w:val="24"/>
-          <w:szCs w:val="24"/>
-        </w:rPr>
-      </w:pPr>
-    </w:p>
     <w:tbl>
       <w:tblPr>
         <w:tblW w:w="5436" w:type="pct"/>
         <w:tblInd w:w="96" w:type="dxa"/>
         <w:tblBorders>
-          <w:bottom w:val="single" w:color="006633" w:sz="24" w:space="0"/>
+          <w:bottom w:val="single" w:sz="24" w:space="0" w:color="006633"/>
         </w:tblBorders>
         <w:tblCellMar>
           <w:left w:w="0" w:type="dxa"/>
@@ -5234,9 +5228,9 @@
         <w:tblLook w:val="04A0" w:firstRow="1" w:lastRow="0" w:firstColumn="1" w:lastColumn="0" w:noHBand="0" w:noVBand="1"/>
       </w:tblPr>
       <w:tblGrid>
-        <w:gridCol w:w="3383"/>
+        <w:gridCol w:w="3384"/>
         <w:gridCol w:w="2508"/>
-        <w:gridCol w:w="3344"/>
+        <w:gridCol w:w="3343"/>
       </w:tblGrid>
       <w:tr>
         <w:trPr>
@@ -5247,10 +5241,10 @@
             <w:tcW w:w="5000" w:type="pct"/>
             <w:gridSpan w:val="3"/>
             <w:tcBorders>
-              <w:top w:val="single" w:color="auto" w:sz="4" w:space="0"/>
-              <w:left w:val="single" w:color="auto" w:sz="4" w:space="0"/>
-              <w:bottom w:val="single" w:color="auto" w:sz="4" w:space="0"/>
-              <w:right w:val="single" w:color="auto" w:sz="4" w:space="0"/>
+              <w:top w:val="single" w:sz="4" w:space="0" w:color="auto"/>
+              <w:left w:val="single" w:sz="4" w:space="0" w:color="auto"/>
+              <w:bottom w:val="single" w:sz="4" w:space="0" w:color="auto"/>
+              <w:right w:val="single" w:sz="4" w:space="0" w:color="auto"/>
             </w:tcBorders>
             <w:shd w:val="clear" w:color="auto" w:fill="FFFFFF" w:themeFill="background1"/>
             <w:tcMar>
@@ -5273,7 +5267,6 @@
                 <w:bCs/>
                 <w:sz w:val="24"/>
                 <w:szCs w:val="24"/>
-                <w:highlight w:val="yellow"/>
               </w:rPr>
             </w:pPr>
             <w:r>
@@ -5283,8 +5276,8 @@
                 <w:bCs/>
                 <w:sz w:val="24"/>
                 <w:szCs w:val="24"/>
-                <w:highlight w:val="yellow"/>
-              </w:rPr>
+              </w:rPr>
+              <w:lastRenderedPageBreak/>
               <w:t>DETALHES DOS BOLETINS DE MEDIÇÕES</w:t>
             </w:r>
           </w:p>
@@ -5293,12 +5286,12 @@
       <w:tr>
         <w:tc>
           <w:tcPr>
-            <w:tcW w:w="1808" w:type="pct"/>
+            <w:tcW w:w="1832" w:type="pct"/>
             <w:tcBorders>
-              <w:top w:val="single" w:color="auto" w:sz="4" w:space="0"/>
-              <w:left w:val="single" w:color="auto" w:sz="4" w:space="0"/>
-              <w:bottom w:val="single" w:color="auto" w:sz="4" w:space="0"/>
-              <w:right w:val="single" w:color="auto" w:sz="4" w:space="0"/>
+              <w:top w:val="single" w:sz="4" w:space="0" w:color="auto"/>
+              <w:left w:val="single" w:sz="4" w:space="0" w:color="auto"/>
+              <w:bottom w:val="single" w:sz="4" w:space="0" w:color="auto"/>
+              <w:right w:val="single" w:sz="4" w:space="0" w:color="auto"/>
             </w:tcBorders>
             <w:shd w:val="clear" w:color="auto" w:fill="FFFFFF" w:themeFill="background1"/>
             <w:noWrap/>
@@ -5324,12 +5317,12 @@
         </w:tc>
         <w:tc>
           <w:tcPr>
-            <w:tcW w:w="1370" w:type="pct"/>
+            <w:tcW w:w="1358" w:type="pct"/>
             <w:tcBorders>
-              <w:top w:val="single" w:color="auto" w:sz="4" w:space="0"/>
-              <w:left w:val="single" w:color="auto" w:sz="4" w:space="0"/>
-              <w:bottom w:val="single" w:color="auto" w:sz="4" w:space="0"/>
-              <w:right w:val="single" w:color="auto" w:sz="4" w:space="0"/>
+              <w:top w:val="single" w:sz="4" w:space="0" w:color="auto"/>
+              <w:left w:val="single" w:sz="4" w:space="0" w:color="auto"/>
+              <w:bottom w:val="single" w:sz="4" w:space="0" w:color="auto"/>
+              <w:right w:val="single" w:sz="4" w:space="0" w:color="auto"/>
             </w:tcBorders>
             <w:shd w:val="clear" w:color="auto" w:fill="FFFFFF" w:themeFill="background1"/>
             <w:tcMar>
@@ -5358,7 +5351,6 @@
                 <w:b/>
                 <w:sz w:val="24"/>
                 <w:szCs w:val="24"/>
-                <w:highlight w:val="yellow"/>
               </w:rPr>
               <w:t>PEDIDO</w:t>
             </w:r>
@@ -5366,12 +5358,12 @@
         </w:tc>
         <w:tc>
           <w:tcPr>
-            <w:tcW w:w="1821" w:type="pct"/>
+            <w:tcW w:w="1811" w:type="pct"/>
             <w:tcBorders>
-              <w:top w:val="single" w:color="auto" w:sz="4" w:space="0"/>
-              <w:left w:val="single" w:color="auto" w:sz="4" w:space="0"/>
-              <w:bottom w:val="single" w:color="auto" w:sz="4" w:space="0"/>
-              <w:right w:val="single" w:color="auto" w:sz="4" w:space="0"/>
+              <w:top w:val="single" w:sz="4" w:space="0" w:color="auto"/>
+              <w:left w:val="single" w:sz="4" w:space="0" w:color="auto"/>
+              <w:bottom w:val="single" w:sz="4" w:space="0" w:color="auto"/>
+              <w:right w:val="single" w:sz="4" w:space="0" w:color="auto"/>
             </w:tcBorders>
             <w:shd w:val="clear" w:color="auto" w:fill="FFFFFF" w:themeFill="background1"/>
           </w:tcPr>
@@ -5393,7 +5385,6 @@
                 <w:b/>
                 <w:sz w:val="24"/>
                 <w:szCs w:val="24"/>
-                <w:highlight w:val="yellow"/>
               </w:rPr>
               <w:t>PAGO</w:t>
             </w:r>
@@ -5403,12 +5394,12 @@
       <w:tr>
         <w:tc>
           <w:tcPr>
-            <w:tcW w:w="1808" w:type="pct"/>
+            <w:tcW w:w="1832" w:type="pct"/>
             <w:tcBorders>
-              <w:top w:val="single" w:color="auto" w:sz="4" w:space="0"/>
-              <w:left w:val="single" w:color="auto" w:sz="4" w:space="0"/>
-              <w:bottom w:val="single" w:color="auto" w:sz="4" w:space="0"/>
-              <w:right w:val="single" w:color="auto" w:sz="4" w:space="0"/>
+              <w:top w:val="single" w:sz="4" w:space="0" w:color="auto"/>
+              <w:left w:val="single" w:sz="4" w:space="0" w:color="auto"/>
+              <w:bottom w:val="single" w:sz="4" w:space="0" w:color="auto"/>
+              <w:right w:val="single" w:sz="4" w:space="0" w:color="auto"/>
             </w:tcBorders>
             <w:shd w:val="clear" w:color="auto" w:fill="F2F2F2" w:themeFill="background1" w:themeFillShade="F2"/>
             <w:noWrap/>
@@ -5428,15 +5419,13 @@
                 <w:rFonts w:ascii="Times New Roman" w:hAnsi="Times New Roman" w:cs="Times New Roman"/>
                 <w:sz w:val="24"/>
                 <w:szCs w:val="24"/>
-                <w:highlight w:val="yellow"/>
-              </w:rPr>
-            </w:pPr>
-            <w:r>
-              <w:rPr>
-                <w:rFonts w:ascii="Times New Roman" w:hAnsi="Times New Roman" w:cs="Times New Roman"/>
-                <w:sz w:val="24"/>
-                <w:szCs w:val="24"/>
-                <w:highlight w:val="yellow"/>
+              </w:rPr>
+            </w:pPr>
+            <w:r>
+              <w:rPr>
+                <w:rFonts w:ascii="Times New Roman" w:hAnsi="Times New Roman" w:cs="Times New Roman"/>
+                <w:sz w:val="24"/>
+                <w:szCs w:val="24"/>
               </w:rPr>
               <w:t>Valor da 1ª Medição:</w:t>
             </w:r>
@@ -5446,7 +5435,6 @@
                 <w:b/>
                 <w:sz w:val="24"/>
                 <w:szCs w:val="24"/>
-                <w:highlight w:val="yellow"/>
               </w:rPr>
               <w:t xml:space="preserve"> </w:t>
             </w:r>
@@ -5454,12 +5442,12 @@
         </w:tc>
         <w:tc>
           <w:tcPr>
-            <w:tcW w:w="1370" w:type="pct"/>
+            <w:tcW w:w="1358" w:type="pct"/>
             <w:tcBorders>
-              <w:top w:val="single" w:color="auto" w:sz="4" w:space="0"/>
-              <w:left w:val="single" w:color="auto" w:sz="4" w:space="0"/>
-              <w:bottom w:val="single" w:color="auto" w:sz="4" w:space="0"/>
-              <w:right w:val="single" w:color="auto" w:sz="4" w:space="0"/>
+              <w:top w:val="single" w:sz="4" w:space="0" w:color="auto"/>
+              <w:left w:val="single" w:sz="4" w:space="0" w:color="auto"/>
+              <w:bottom w:val="single" w:sz="4" w:space="0" w:color="auto"/>
+              <w:right w:val="single" w:sz="4" w:space="0" w:color="auto"/>
             </w:tcBorders>
             <w:shd w:val="clear" w:color="auto" w:fill="F2F2F2" w:themeFill="background1" w:themeFillShade="F2"/>
             <w:tcMar>
@@ -5479,29 +5467,36 @@
                 <w:b/>
                 <w:sz w:val="24"/>
                 <w:szCs w:val="24"/>
-                <w:highlight w:val="yellow"/>
-              </w:rPr>
-            </w:pPr>
-            <w:r>
-              <w:rPr>
-                <w:rFonts w:ascii="Times New Roman" w:hAnsi="Times New Roman" w:cs="Times New Roman"/>
-                <w:b/>
-                <w:sz w:val="24"/>
-                <w:szCs w:val="24"/>
-                <w:highlight w:val="yellow"/>
-              </w:rPr>
-              <w:t xml:space="preserve">R$ 70.438,00 </w:t>
-            </w:r>
-          </w:p>
-        </w:tc>
-        <w:tc>
-          <w:tcPr>
-            <w:tcW w:w="1821" w:type="pct"/>
+              </w:rPr>
+            </w:pPr>
+            <w:r>
+              <w:rPr>
+                <w:rFonts w:ascii="Times New Roman" w:hAnsi="Times New Roman" w:cs="Times New Roman"/>
+                <w:b/>
+                <w:sz w:val="24"/>
+                <w:szCs w:val="24"/>
+              </w:rPr>
+              <w:t xml:space="preserve">R$ </w:t>
+            </w:r>
+            <w:r>
+              <w:rPr>
+                <w:rFonts w:ascii="Times New Roman" w:hAnsi="Times New Roman" w:cs="Times New Roman"/>
+                <w:b/>
+                <w:sz w:val="24"/>
+                <w:szCs w:val="24"/>
+              </w:rPr>
+              <w:t>129.615,41</w:t>
+            </w:r>
+          </w:p>
+        </w:tc>
+        <w:tc>
+          <w:tcPr>
+            <w:tcW w:w="1811" w:type="pct"/>
             <w:tcBorders>
-              <w:top w:val="single" w:color="auto" w:sz="4" w:space="0"/>
-              <w:left w:val="single" w:color="auto" w:sz="4" w:space="0"/>
-              <w:bottom w:val="single" w:color="auto" w:sz="4" w:space="0"/>
-              <w:right w:val="single" w:color="auto" w:sz="4" w:space="0"/>
+              <w:top w:val="single" w:sz="4" w:space="0" w:color="auto"/>
+              <w:left w:val="single" w:sz="4" w:space="0" w:color="auto"/>
+              <w:bottom w:val="single" w:sz="4" w:space="0" w:color="auto"/>
+              <w:right w:val="single" w:sz="4" w:space="0" w:color="auto"/>
             </w:tcBorders>
             <w:shd w:val="clear" w:color="auto" w:fill="F2F2F2" w:themeFill="background1" w:themeFillShade="F2"/>
           </w:tcPr>
@@ -5514,68 +5509,25 @@
                 <w:b/>
                 <w:sz w:val="24"/>
                 <w:szCs w:val="24"/>
-                <w:highlight w:val="yellow"/>
-              </w:rPr>
-            </w:pPr>
-            <w:r>
-              <w:rPr>
-                <w:rFonts w:ascii="Times New Roman" w:hAnsi="Times New Roman" w:cs="Times New Roman"/>
-                <w:b/>
-                <w:sz w:val="24"/>
-                <w:szCs w:val="24"/>
-                <w:highlight w:val="yellow"/>
-              </w:rPr>
-              <w:t>R$ 7</w:t>
-            </w:r>
-            <w:r>
-              <w:rPr>
-                <w:rFonts w:ascii="Times New Roman" w:hAnsi="Times New Roman" w:cs="Times New Roman"/>
-                <w:b/>
-                <w:sz w:val="24"/>
-                <w:szCs w:val="24"/>
-                <w:highlight w:val="yellow"/>
-              </w:rPr>
-              <w:t>0</w:t>
-            </w:r>
-            <w:r>
-              <w:rPr>
-                <w:rFonts w:ascii="Times New Roman" w:hAnsi="Times New Roman" w:cs="Times New Roman"/>
-                <w:b/>
-                <w:sz w:val="24"/>
-                <w:szCs w:val="24"/>
-                <w:highlight w:val="yellow"/>
-              </w:rPr>
-              <w:t>.</w:t>
-            </w:r>
-            <w:r>
-              <w:rPr>
-                <w:rFonts w:ascii="Times New Roman" w:hAnsi="Times New Roman" w:cs="Times New Roman"/>
-                <w:b/>
-                <w:sz w:val="24"/>
-                <w:szCs w:val="24"/>
-                <w:highlight w:val="yellow"/>
-              </w:rPr>
-              <w:t>438</w:t>
-            </w:r>
-            <w:r>
-              <w:rPr>
-                <w:rFonts w:ascii="Times New Roman" w:hAnsi="Times New Roman" w:cs="Times New Roman"/>
-                <w:b/>
-                <w:sz w:val="24"/>
-                <w:szCs w:val="24"/>
-                <w:highlight w:val="yellow"/>
-              </w:rPr>
-              <w:t>,0</w:t>
-            </w:r>
-            <w:r>
-              <w:rPr>
-                <w:rFonts w:ascii="Times New Roman" w:hAnsi="Times New Roman" w:cs="Times New Roman"/>
-                <w:b/>
-                <w:sz w:val="24"/>
-                <w:szCs w:val="24"/>
-                <w:highlight w:val="yellow"/>
-              </w:rPr>
-              <w:t>0</w:t>
+              </w:rPr>
+            </w:pPr>
+            <w:r>
+              <w:rPr>
+                <w:rFonts w:ascii="Times New Roman" w:hAnsi="Times New Roman" w:cs="Times New Roman"/>
+                <w:b/>
+                <w:sz w:val="24"/>
+                <w:szCs w:val="24"/>
+              </w:rPr>
+              <w:t xml:space="preserve">R$ </w:t>
+            </w:r>
+            <w:r>
+              <w:rPr>
+                <w:rFonts w:ascii="Times New Roman" w:hAnsi="Times New Roman" w:cs="Times New Roman"/>
+                <w:b/>
+                <w:sz w:val="24"/>
+                <w:szCs w:val="24"/>
+              </w:rPr>
+              <w:t>129.615,41</w:t>
             </w:r>
           </w:p>
         </w:tc>
@@ -5583,12 +5535,12 @@
       <w:tr>
         <w:tc>
           <w:tcPr>
-            <w:tcW w:w="1808" w:type="pct"/>
+            <w:tcW w:w="1832" w:type="pct"/>
             <w:tcBorders>
-              <w:top w:val="single" w:color="auto" w:sz="4" w:space="0"/>
-              <w:left w:val="single" w:color="auto" w:sz="4" w:space="0"/>
-              <w:bottom w:val="single" w:color="auto" w:sz="4" w:space="0"/>
-              <w:right w:val="single" w:color="auto" w:sz="4" w:space="0"/>
+              <w:top w:val="single" w:sz="4" w:space="0" w:color="auto"/>
+              <w:left w:val="single" w:sz="4" w:space="0" w:color="auto"/>
+              <w:bottom w:val="single" w:sz="4" w:space="0" w:color="auto"/>
+              <w:right w:val="single" w:sz="4" w:space="0" w:color="auto"/>
             </w:tcBorders>
             <w:shd w:val="clear" w:color="auto" w:fill="F2F2F2" w:themeFill="background1" w:themeFillShade="F2"/>
             <w:noWrap/>
@@ -5608,15 +5560,13 @@
                 <w:rFonts w:ascii="Times New Roman" w:hAnsi="Times New Roman" w:cs="Times New Roman"/>
                 <w:sz w:val="24"/>
                 <w:szCs w:val="24"/>
-                <w:highlight w:val="yellow"/>
-              </w:rPr>
-            </w:pPr>
-            <w:r>
-              <w:rPr>
-                <w:rFonts w:ascii="Times New Roman" w:hAnsi="Times New Roman" w:cs="Times New Roman"/>
-                <w:sz w:val="24"/>
-                <w:szCs w:val="24"/>
-                <w:highlight w:val="yellow"/>
+              </w:rPr>
+            </w:pPr>
+            <w:r>
+              <w:rPr>
+                <w:rFonts w:ascii="Times New Roman" w:hAnsi="Times New Roman" w:cs="Times New Roman"/>
+                <w:sz w:val="24"/>
+                <w:szCs w:val="24"/>
               </w:rPr>
               <w:t>Período Referente a 1ª Medição:</w:t>
             </w:r>
@@ -5624,12 +5574,12 @@
         </w:tc>
         <w:tc>
           <w:tcPr>
-            <w:tcW w:w="1370" w:type="pct"/>
+            <w:tcW w:w="1358" w:type="pct"/>
             <w:tcBorders>
-              <w:top w:val="single" w:color="auto" w:sz="4" w:space="0"/>
-              <w:left w:val="single" w:color="auto" w:sz="4" w:space="0"/>
-              <w:bottom w:val="single" w:color="auto" w:sz="4" w:space="0"/>
-              <w:right w:val="single" w:color="auto" w:sz="4" w:space="0"/>
+              <w:top w:val="single" w:sz="4" w:space="0" w:color="auto"/>
+              <w:left w:val="single" w:sz="4" w:space="0" w:color="auto"/>
+              <w:bottom w:val="single" w:sz="4" w:space="0" w:color="auto"/>
+              <w:right w:val="single" w:sz="4" w:space="0" w:color="auto"/>
             </w:tcBorders>
             <w:shd w:val="clear" w:color="auto" w:fill="F2F2F2" w:themeFill="background1" w:themeFillShade="F2"/>
             <w:tcMar>
@@ -5648,61 +5598,26 @@
                 <w:rFonts w:ascii="Times New Roman" w:hAnsi="Times New Roman" w:cs="Times New Roman"/>
                 <w:sz w:val="24"/>
                 <w:szCs w:val="24"/>
-                <w:highlight w:val="yellow"/>
-              </w:rPr>
-            </w:pPr>
-            <w:r>
-              <w:rPr>
-                <w:rFonts w:ascii="Times New Roman" w:hAnsi="Times New Roman" w:cs="Times New Roman"/>
-                <w:sz w:val="24"/>
-                <w:szCs w:val="24"/>
-                <w:highlight w:val="yellow"/>
-              </w:rPr>
-              <w:t>12</w:t>
-            </w:r>
-            <w:r>
-              <w:rPr>
-                <w:rStyle w:val="Forte"/>
-                <w:rFonts w:ascii="Times New Roman" w:hAnsi="Times New Roman" w:cs="Times New Roman"/>
-                <w:b w:val="0"/>
-                <w:sz w:val="24"/>
-                <w:szCs w:val="24"/>
-                <w:highlight w:val="yellow"/>
-                <w:bdr w:val="none" w:color="auto" w:sz="0" w:space="0" w:frame="1"/>
-              </w:rPr>
-              <w:t xml:space="preserve">/04/2010 a </w:t>
-            </w:r>
-            <w:r>
-              <w:rPr>
-                <w:rFonts w:ascii="Times New Roman" w:hAnsi="Times New Roman" w:cs="Times New Roman"/>
-                <w:sz w:val="24"/>
-                <w:szCs w:val="24"/>
-                <w:highlight w:val="yellow"/>
-              </w:rPr>
-              <w:t>21</w:t>
-            </w:r>
-            <w:r>
-              <w:rPr>
-                <w:rStyle w:val="Forte"/>
-                <w:rFonts w:ascii="Times New Roman" w:hAnsi="Times New Roman" w:cs="Times New Roman"/>
-                <w:b w:val="0"/>
-                <w:sz w:val="24"/>
-                <w:szCs w:val="24"/>
-                <w:highlight w:val="yellow"/>
-                <w:bdr w:val="none" w:color="auto" w:sz="0" w:space="0" w:frame="1"/>
-              </w:rPr>
-              <w:t xml:space="preserve">/06/2010  </w:t>
-            </w:r>
-          </w:p>
-        </w:tc>
-        <w:tc>
-          <w:tcPr>
-            <w:tcW w:w="1821" w:type="pct"/>
+              </w:rPr>
+            </w:pPr>
+            <w:r>
+              <w:rPr>
+                <w:rFonts w:ascii="Times New Roman" w:hAnsi="Times New Roman" w:cs="Times New Roman"/>
+                <w:sz w:val="24"/>
+                <w:szCs w:val="24"/>
+              </w:rPr>
+              <w:t>11/04/2023 a 02/08/2023</w:t>
+            </w:r>
+          </w:p>
+        </w:tc>
+        <w:tc>
+          <w:tcPr>
+            <w:tcW w:w="1811" w:type="pct"/>
             <w:tcBorders>
-              <w:top w:val="single" w:color="auto" w:sz="4" w:space="0"/>
-              <w:left w:val="single" w:color="auto" w:sz="4" w:space="0"/>
-              <w:bottom w:val="single" w:color="auto" w:sz="4" w:space="0"/>
-              <w:right w:val="single" w:color="auto" w:sz="4" w:space="0"/>
+              <w:top w:val="single" w:sz="4" w:space="0" w:color="auto"/>
+              <w:left w:val="single" w:sz="4" w:space="0" w:color="auto"/>
+              <w:bottom w:val="single" w:sz="4" w:space="0" w:color="auto"/>
+              <w:right w:val="single" w:sz="4" w:space="0" w:color="auto"/>
             </w:tcBorders>
             <w:shd w:val="clear" w:color="auto" w:fill="F2F2F2" w:themeFill="background1" w:themeFillShade="F2"/>
           </w:tcPr>
@@ -5714,15 +5629,13 @@
                 <w:rFonts w:ascii="Times New Roman" w:hAnsi="Times New Roman" w:cs="Times New Roman"/>
                 <w:sz w:val="24"/>
                 <w:szCs w:val="24"/>
-                <w:highlight w:val="yellow"/>
-              </w:rPr>
-            </w:pPr>
-            <w:r>
-              <w:rPr>
-                <w:rFonts w:ascii="Times New Roman" w:hAnsi="Times New Roman" w:cs="Times New Roman"/>
-                <w:sz w:val="24"/>
-                <w:szCs w:val="24"/>
-                <w:highlight w:val="yellow"/>
+              </w:rPr>
+            </w:pPr>
+            <w:r>
+              <w:rPr>
+                <w:rFonts w:ascii="Times New Roman" w:hAnsi="Times New Roman" w:cs="Times New Roman"/>
+                <w:sz w:val="24"/>
+                <w:szCs w:val="24"/>
               </w:rPr>
               <w:t xml:space="preserve">(Pago em </w:t>
             </w:r>
@@ -5731,16 +5644,22 @@
                 <w:rFonts w:ascii="Times New Roman" w:hAnsi="Times New Roman" w:cs="Times New Roman"/>
                 <w:sz w:val="24"/>
                 <w:szCs w:val="24"/>
-                <w:highlight w:val="yellow"/>
-              </w:rPr>
-              <w:t>03</w:t>
-            </w:r>
-            <w:r>
-              <w:rPr>
-                <w:rFonts w:ascii="Times New Roman" w:hAnsi="Times New Roman" w:cs="Times New Roman"/>
-                <w:sz w:val="24"/>
-                <w:szCs w:val="24"/>
-                <w:highlight w:val="yellow"/>
+              </w:rPr>
+              <w:t>0</w:t>
+            </w:r>
+            <w:r>
+              <w:rPr>
+                <w:rFonts w:ascii="Times New Roman" w:hAnsi="Times New Roman" w:cs="Times New Roman"/>
+                <w:sz w:val="24"/>
+                <w:szCs w:val="24"/>
+              </w:rPr>
+              <w:t>9</w:t>
+            </w:r>
+            <w:r>
+              <w:rPr>
+                <w:rFonts w:ascii="Times New Roman" w:hAnsi="Times New Roman" w:cs="Times New Roman"/>
+                <w:sz w:val="24"/>
+                <w:szCs w:val="24"/>
               </w:rPr>
               <w:t>/</w:t>
             </w:r>
@@ -5749,34 +5668,30 @@
                 <w:rFonts w:ascii="Times New Roman" w:hAnsi="Times New Roman" w:cs="Times New Roman"/>
                 <w:sz w:val="24"/>
                 <w:szCs w:val="24"/>
-                <w:highlight w:val="yellow"/>
-              </w:rPr>
-              <w:t>12</w:t>
-            </w:r>
-            <w:r>
-              <w:rPr>
-                <w:rFonts w:ascii="Times New Roman" w:hAnsi="Times New Roman" w:cs="Times New Roman"/>
-                <w:sz w:val="24"/>
-                <w:szCs w:val="24"/>
-                <w:highlight w:val="yellow"/>
-              </w:rPr>
-              <w:t>/201</w:t>
-            </w:r>
-            <w:r>
-              <w:rPr>
-                <w:rFonts w:ascii="Times New Roman" w:hAnsi="Times New Roman" w:cs="Times New Roman"/>
-                <w:sz w:val="24"/>
-                <w:szCs w:val="24"/>
-                <w:highlight w:val="yellow"/>
-              </w:rPr>
-              <w:t>0</w:t>
-            </w:r>
-            <w:r>
-              <w:rPr>
-                <w:rFonts w:ascii="Times New Roman" w:hAnsi="Times New Roman" w:cs="Times New Roman"/>
-                <w:sz w:val="24"/>
-                <w:szCs w:val="24"/>
-                <w:highlight w:val="yellow"/>
+              </w:rPr>
+              <w:t>08</w:t>
+            </w:r>
+            <w:r>
+              <w:rPr>
+                <w:rFonts w:ascii="Times New Roman" w:hAnsi="Times New Roman" w:cs="Times New Roman"/>
+                <w:sz w:val="24"/>
+                <w:szCs w:val="24"/>
+              </w:rPr>
+              <w:t>/20</w:t>
+            </w:r>
+            <w:r>
+              <w:rPr>
+                <w:rFonts w:ascii="Times New Roman" w:hAnsi="Times New Roman" w:cs="Times New Roman"/>
+                <w:sz w:val="24"/>
+                <w:szCs w:val="24"/>
+              </w:rPr>
+              <w:t>23</w:t>
+            </w:r>
+            <w:r>
+              <w:rPr>
+                <w:rFonts w:ascii="Times New Roman" w:hAnsi="Times New Roman" w:cs="Times New Roman"/>
+                <w:sz w:val="24"/>
+                <w:szCs w:val="24"/>
               </w:rPr>
               <w:t>)</w:t>
             </w:r>
@@ -5786,12 +5701,12 @@
       <w:tr>
         <w:tc>
           <w:tcPr>
-            <w:tcW w:w="1808" w:type="pct"/>
+            <w:tcW w:w="1832" w:type="pct"/>
             <w:tcBorders>
-              <w:top w:val="single" w:color="auto" w:sz="4" w:space="0"/>
-              <w:left w:val="single" w:color="auto" w:sz="4" w:space="0"/>
-              <w:bottom w:val="single" w:color="auto" w:sz="4" w:space="0"/>
-              <w:right w:val="single" w:color="auto" w:sz="4" w:space="0"/>
+              <w:top w:val="single" w:sz="4" w:space="0" w:color="auto"/>
+              <w:left w:val="single" w:sz="4" w:space="0" w:color="auto"/>
+              <w:bottom w:val="single" w:sz="4" w:space="0" w:color="auto"/>
+              <w:right w:val="single" w:sz="4" w:space="0" w:color="auto"/>
             </w:tcBorders>
             <w:noWrap/>
             <w:tcMar>
@@ -5811,28 +5726,42 @@
                 <w:color w:val="FF0000"/>
                 <w:sz w:val="24"/>
                 <w:szCs w:val="24"/>
-                <w:highlight w:val="yellow"/>
-              </w:rPr>
-            </w:pPr>
-            <w:r>
-              <w:rPr>
-                <w:rFonts w:ascii="Times New Roman" w:hAnsi="Times New Roman" w:cs="Times New Roman"/>
-                <w:sz w:val="24"/>
-                <w:szCs w:val="24"/>
-                <w:highlight w:val="yellow"/>
-              </w:rPr>
-              <w:t>Valor da 3ª Medição:</w:t>
-            </w:r>
-          </w:p>
-        </w:tc>
-        <w:tc>
-          <w:tcPr>
-            <w:tcW w:w="1370" w:type="pct"/>
+              </w:rPr>
+            </w:pPr>
+            <w:r>
+              <w:rPr>
+                <w:rFonts w:ascii="Times New Roman" w:hAnsi="Times New Roman" w:cs="Times New Roman"/>
+                <w:sz w:val="24"/>
+                <w:szCs w:val="24"/>
+              </w:rPr>
+              <w:t xml:space="preserve">Valor da </w:t>
+            </w:r>
+            <w:r>
+              <w:rPr>
+                <w:rFonts w:ascii="Times New Roman" w:hAnsi="Times New Roman" w:cs="Times New Roman"/>
+                <w:sz w:val="24"/>
+                <w:szCs w:val="24"/>
+              </w:rPr>
+              <w:t>2</w:t>
+            </w:r>
+            <w:r>
+              <w:rPr>
+                <w:rFonts w:ascii="Times New Roman" w:hAnsi="Times New Roman" w:cs="Times New Roman"/>
+                <w:sz w:val="24"/>
+                <w:szCs w:val="24"/>
+              </w:rPr>
+              <w:t>ª Medição:</w:t>
+            </w:r>
+          </w:p>
+        </w:tc>
+        <w:tc>
+          <w:tcPr>
+            <w:tcW w:w="1358" w:type="pct"/>
             <w:tcBorders>
-              <w:top w:val="single" w:color="auto" w:sz="4" w:space="0"/>
-              <w:left w:val="single" w:color="auto" w:sz="4" w:space="0"/>
-              <w:bottom w:val="single" w:color="auto" w:sz="4" w:space="0"/>
-              <w:right w:val="single" w:color="auto" w:sz="4" w:space="0"/>
+              <w:top w:val="single" w:sz="4" w:space="0" w:color="auto"/>
+              <w:left w:val="single" w:sz="4" w:space="0" w:color="auto"/>
+              <w:bottom w:val="single" w:sz="4" w:space="0" w:color="auto"/>
+              <w:right w:val="single" w:sz="4" w:space="0" w:color="auto"/>
             </w:tcBorders>
             <w:tcMar>
               <w:top w:w="24" w:type="dxa"/>
@@ -5851,29 +5780,54 @@
                 <w:b/>
                 <w:sz w:val="24"/>
                 <w:szCs w:val="24"/>
-                <w:highlight w:val="yellow"/>
-              </w:rPr>
-            </w:pPr>
-            <w:r>
-              <w:rPr>
-                <w:rFonts w:ascii="Times New Roman" w:hAnsi="Times New Roman" w:cs="Times New Roman"/>
-                <w:b/>
-                <w:sz w:val="24"/>
-                <w:szCs w:val="24"/>
-                <w:highlight w:val="yellow"/>
-              </w:rPr>
-              <w:t>R$ 61.306,30</w:t>
-            </w:r>
-          </w:p>
-        </w:tc>
-        <w:tc>
-          <w:tcPr>
-            <w:tcW w:w="1821" w:type="pct"/>
+              </w:rPr>
+            </w:pPr>
+            <w:r>
+              <w:rPr>
+                <w:rFonts w:ascii="Times New Roman" w:hAnsi="Times New Roman" w:cs="Times New Roman"/>
+                <w:b/>
+                <w:sz w:val="24"/>
+                <w:szCs w:val="24"/>
+              </w:rPr>
+              <w:t xml:space="preserve">R$ </w:t>
+            </w:r>
+            <w:r>
+              <w:rPr>
+                <w:rFonts w:ascii="Times New Roman" w:hAnsi="Times New Roman" w:cs="Times New Roman"/>
+                <w:b/>
+                <w:sz w:val="24"/>
+                <w:szCs w:val="24"/>
+              </w:rPr>
+              <w:t>245</w:t>
+            </w:r>
+            <w:r>
+              <w:rPr>
+                <w:rFonts w:ascii="Times New Roman" w:hAnsi="Times New Roman" w:cs="Times New Roman"/>
+                <w:b/>
+                <w:sz w:val="24"/>
+                <w:szCs w:val="24"/>
+              </w:rPr>
+              <w:t>.</w:t>
+            </w:r>
+            <w:r>
+              <w:rPr>
+                <w:rFonts w:ascii="Times New Roman" w:hAnsi="Times New Roman" w:cs="Times New Roman"/>
+                <w:b/>
+                <w:sz w:val="24"/>
+                <w:szCs w:val="24"/>
+              </w:rPr>
+              <w:t>805,27</w:t>
+            </w:r>
+          </w:p>
+        </w:tc>
+        <w:tc>
+          <w:tcPr>
+            <w:tcW w:w="1811" w:type="pct"/>
             <w:tcBorders>
-              <w:top w:val="single" w:color="auto" w:sz="4" w:space="0"/>
-              <w:left w:val="single" w:color="auto" w:sz="4" w:space="0"/>
-              <w:bottom w:val="single" w:color="auto" w:sz="4" w:space="0"/>
-              <w:right w:val="single" w:color="auto" w:sz="4" w:space="0"/>
+              <w:top w:val="single" w:sz="4" w:space="0" w:color="auto"/>
+              <w:left w:val="single" w:sz="4" w:space="0" w:color="auto"/>
+              <w:bottom w:val="single" w:sz="4" w:space="0" w:color="auto"/>
+              <w:right w:val="single" w:sz="4" w:space="0" w:color="auto"/>
             </w:tcBorders>
           </w:tcPr>
           <w:p>
@@ -5885,18 +5839,43 @@
                 <w:b/>
                 <w:sz w:val="24"/>
                 <w:szCs w:val="24"/>
-                <w:highlight w:val="yellow"/>
-              </w:rPr>
-            </w:pPr>
-            <w:r>
-              <w:rPr>
-                <w:rFonts w:ascii="Times New Roman" w:hAnsi="Times New Roman" w:cs="Times New Roman"/>
-                <w:b/>
-                <w:sz w:val="24"/>
-                <w:szCs w:val="24"/>
-                <w:highlight w:val="yellow"/>
-              </w:rPr>
-              <w:t>R$ 61.306,30</w:t>
+              </w:rPr>
+            </w:pPr>
+            <w:r>
+              <w:rPr>
+                <w:rFonts w:ascii="Times New Roman" w:hAnsi="Times New Roman" w:cs="Times New Roman"/>
+                <w:b/>
+                <w:sz w:val="24"/>
+                <w:szCs w:val="24"/>
+              </w:rPr>
+              <w:t xml:space="preserve">R$ </w:t>
+            </w:r>
+            <w:r>
+              <w:rPr>
+                <w:rFonts w:ascii="Times New Roman" w:hAnsi="Times New Roman" w:cs="Times New Roman"/>
+                <w:b/>
+                <w:sz w:val="24"/>
+                <w:szCs w:val="24"/>
+              </w:rPr>
+              <w:t>245</w:t>
+            </w:r>
+            <w:r>
+              <w:rPr>
+                <w:rFonts w:ascii="Times New Roman" w:hAnsi="Times New Roman" w:cs="Times New Roman"/>
+                <w:b/>
+                <w:sz w:val="24"/>
+                <w:szCs w:val="24"/>
+              </w:rPr>
+              <w:t>.</w:t>
+            </w:r>
+            <w:r>
+              <w:rPr>
+                <w:rFonts w:ascii="Times New Roman" w:hAnsi="Times New Roman" w:cs="Times New Roman"/>
+                <w:b/>
+                <w:sz w:val="24"/>
+                <w:szCs w:val="24"/>
+              </w:rPr>
+              <w:t>805,27</w:t>
             </w:r>
           </w:p>
         </w:tc>
@@ -5904,12 +5883,12 @@
       <w:tr>
         <w:tc>
           <w:tcPr>
-            <w:tcW w:w="1808" w:type="pct"/>
+            <w:tcW w:w="1832" w:type="pct"/>
             <w:tcBorders>
-              <w:top w:val="single" w:color="auto" w:sz="4" w:space="0"/>
-              <w:left w:val="single" w:color="auto" w:sz="4" w:space="0"/>
-              <w:bottom w:val="single" w:color="auto" w:sz="4" w:space="0"/>
-              <w:right w:val="single" w:color="auto" w:sz="4" w:space="0"/>
+              <w:top w:val="single" w:sz="4" w:space="0" w:color="auto"/>
+              <w:left w:val="single" w:sz="4" w:space="0" w:color="auto"/>
+              <w:bottom w:val="single" w:sz="4" w:space="0" w:color="auto"/>
+              <w:right w:val="single" w:sz="4" w:space="0" w:color="auto"/>
             </w:tcBorders>
             <w:shd w:val="clear" w:color="auto" w:fill="FFFFFF" w:themeFill="background1"/>
             <w:noWrap/>
@@ -5930,28 +5909,42 @@
                 <w:color w:val="FF0000"/>
                 <w:sz w:val="24"/>
                 <w:szCs w:val="24"/>
-                <w:highlight w:val="yellow"/>
-              </w:rPr>
-            </w:pPr>
-            <w:r>
-              <w:rPr>
-                <w:rFonts w:ascii="Times New Roman" w:hAnsi="Times New Roman" w:cs="Times New Roman"/>
-                <w:sz w:val="24"/>
-                <w:szCs w:val="24"/>
-                <w:highlight w:val="yellow"/>
-              </w:rPr>
-              <w:t>Período Referente a 3ª Medição:</w:t>
-            </w:r>
-          </w:p>
-        </w:tc>
-        <w:tc>
-          <w:tcPr>
-            <w:tcW w:w="1370" w:type="pct"/>
+              </w:rPr>
+            </w:pPr>
+            <w:r>
+              <w:rPr>
+                <w:rFonts w:ascii="Times New Roman" w:hAnsi="Times New Roman" w:cs="Times New Roman"/>
+                <w:sz w:val="24"/>
+                <w:szCs w:val="24"/>
+              </w:rPr>
+              <w:t xml:space="preserve">Período Referente a </w:t>
+            </w:r>
+            <w:r>
+              <w:rPr>
+                <w:rFonts w:ascii="Times New Roman" w:hAnsi="Times New Roman" w:cs="Times New Roman"/>
+                <w:sz w:val="24"/>
+                <w:szCs w:val="24"/>
+              </w:rPr>
+              <w:t>2</w:t>
+            </w:r>
+            <w:r>
+              <w:rPr>
+                <w:rFonts w:ascii="Times New Roman" w:hAnsi="Times New Roman" w:cs="Times New Roman"/>
+                <w:sz w:val="24"/>
+                <w:szCs w:val="24"/>
+              </w:rPr>
+              <w:t>ª Medição:</w:t>
+            </w:r>
+          </w:p>
+        </w:tc>
+        <w:tc>
+          <w:tcPr>
+            <w:tcW w:w="1358" w:type="pct"/>
             <w:tcBorders>
-              <w:top w:val="single" w:color="auto" w:sz="4" w:space="0"/>
-              <w:left w:val="single" w:color="auto" w:sz="4" w:space="0"/>
-              <w:bottom w:val="single" w:color="auto" w:sz="4" w:space="0"/>
-              <w:right w:val="single" w:color="auto" w:sz="4" w:space="0"/>
+              <w:top w:val="single" w:sz="4" w:space="0" w:color="auto"/>
+              <w:left w:val="single" w:sz="4" w:space="0" w:color="auto"/>
+              <w:bottom w:val="single" w:sz="4" w:space="0" w:color="auto"/>
+              <w:right w:val="single" w:sz="4" w:space="0" w:color="auto"/>
             </w:tcBorders>
             <w:shd w:val="clear" w:color="auto" w:fill="FFFFFF" w:themeFill="background1"/>
             <w:tcMar>
@@ -5972,40 +5965,26 @@
                 <w:color w:val="FF0000"/>
                 <w:sz w:val="24"/>
                 <w:szCs w:val="24"/>
-                <w:highlight w:val="yellow"/>
-              </w:rPr>
-            </w:pPr>
-            <w:r>
-              <w:rPr>
-                <w:rFonts w:ascii="Times New Roman" w:hAnsi="Times New Roman" w:cs="Times New Roman"/>
-                <w:sz w:val="24"/>
-                <w:szCs w:val="24"/>
-                <w:highlight w:val="yellow"/>
-              </w:rPr>
-              <w:t>22</w:t>
-            </w:r>
-            <w:r>
-              <w:rPr>
-                <w:rStyle w:val="Forte"/>
-                <w:rFonts w:ascii="Times New Roman" w:hAnsi="Times New Roman" w:cs="Times New Roman"/>
-                <w:b w:val="0"/>
-                <w:sz w:val="24"/>
-                <w:szCs w:val="24"/>
-                <w:highlight w:val="yellow"/>
-                <w:bdr w:val="none" w:color="auto" w:sz="0" w:space="0" w:frame="1"/>
-              </w:rPr>
-              <w:t xml:space="preserve">/06/2010 a 31/01/2011  </w:t>
-            </w:r>
-          </w:p>
-        </w:tc>
-        <w:tc>
-          <w:tcPr>
-            <w:tcW w:w="1821" w:type="pct"/>
+              </w:rPr>
+            </w:pPr>
+            <w:r>
+              <w:rPr>
+                <w:rFonts w:ascii="Times New Roman" w:hAnsi="Times New Roman" w:cs="Times New Roman"/>
+                <w:sz w:val="24"/>
+                <w:szCs w:val="24"/>
+              </w:rPr>
+              <w:t>03/08/2023 a 14/09/2023</w:t>
+            </w:r>
+          </w:p>
+        </w:tc>
+        <w:tc>
+          <w:tcPr>
+            <w:tcW w:w="1811" w:type="pct"/>
             <w:tcBorders>
-              <w:top w:val="single" w:color="auto" w:sz="4" w:space="0"/>
-              <w:left w:val="single" w:color="auto" w:sz="4" w:space="0"/>
-              <w:bottom w:val="single" w:color="auto" w:sz="4" w:space="0"/>
-              <w:right w:val="single" w:color="auto" w:sz="4" w:space="0"/>
+              <w:top w:val="single" w:sz="4" w:space="0" w:color="auto"/>
+              <w:left w:val="single" w:sz="4" w:space="0" w:color="auto"/>
+              <w:bottom w:val="single" w:sz="4" w:space="0" w:color="auto"/>
+              <w:right w:val="single" w:sz="4" w:space="0" w:color="auto"/>
             </w:tcBorders>
             <w:shd w:val="clear" w:color="auto" w:fill="FFFFFF" w:themeFill="background1"/>
           </w:tcPr>
@@ -6017,17 +5996,31 @@
                 <w:rFonts w:ascii="Times New Roman" w:hAnsi="Times New Roman" w:cs="Times New Roman"/>
                 <w:sz w:val="24"/>
                 <w:szCs w:val="24"/>
-                <w:highlight w:val="yellow"/>
-              </w:rPr>
-            </w:pPr>
-            <w:r>
-              <w:rPr>
-                <w:rFonts w:ascii="Times New Roman" w:hAnsi="Times New Roman" w:cs="Times New Roman"/>
-                <w:sz w:val="24"/>
-                <w:szCs w:val="24"/>
-                <w:highlight w:val="yellow"/>
-              </w:rPr>
-              <w:t>(Pago em 29/06/2011)</w:t>
+              </w:rPr>
+            </w:pPr>
+            <w:r>
+              <w:rPr>
+                <w:rFonts w:ascii="Times New Roman" w:hAnsi="Times New Roman" w:cs="Times New Roman"/>
+                <w:sz w:val="24"/>
+                <w:szCs w:val="24"/>
+              </w:rPr>
+              <w:t xml:space="preserve">(Pago em </w:t>
+            </w:r>
+            <w:r>
+              <w:rPr>
+                <w:rFonts w:ascii="Times New Roman" w:hAnsi="Times New Roman" w:cs="Times New Roman"/>
+                <w:sz w:val="24"/>
+                <w:szCs w:val="24"/>
+              </w:rPr>
+              <w:t>15/09/2023</w:t>
+            </w:r>
+            <w:r>
+              <w:rPr>
+                <w:rFonts w:ascii="Times New Roman" w:hAnsi="Times New Roman" w:cs="Times New Roman"/>
+                <w:sz w:val="24"/>
+                <w:szCs w:val="24"/>
+              </w:rPr>
+              <w:t>)</w:t>
             </w:r>
           </w:p>
         </w:tc>
@@ -6035,12 +6028,12 @@
       <w:tr>
         <w:tc>
           <w:tcPr>
-            <w:tcW w:w="1808" w:type="pct"/>
+            <w:tcW w:w="1832" w:type="pct"/>
             <w:tcBorders>
-              <w:top w:val="single" w:color="auto" w:sz="4" w:space="0"/>
-              <w:left w:val="single" w:color="auto" w:sz="4" w:space="0"/>
-              <w:bottom w:val="single" w:color="auto" w:sz="4" w:space="0"/>
-              <w:right w:val="single" w:color="auto" w:sz="4" w:space="0"/>
+              <w:top w:val="single" w:sz="4" w:space="0" w:color="auto"/>
+              <w:left w:val="single" w:sz="4" w:space="0" w:color="auto"/>
+              <w:bottom w:val="single" w:sz="4" w:space="0" w:color="auto"/>
+              <w:right w:val="single" w:sz="4" w:space="0" w:color="auto"/>
             </w:tcBorders>
             <w:shd w:val="clear" w:color="auto" w:fill="F2F2F2" w:themeFill="background1" w:themeFillShade="F2"/>
             <w:noWrap/>
@@ -6061,28 +6054,42 @@
                 <w:color w:val="FF0000"/>
                 <w:sz w:val="24"/>
                 <w:szCs w:val="24"/>
-                <w:highlight w:val="yellow"/>
-              </w:rPr>
-            </w:pPr>
-            <w:r>
-              <w:rPr>
-                <w:rFonts w:ascii="Times New Roman" w:hAnsi="Times New Roman" w:cs="Times New Roman"/>
-                <w:sz w:val="24"/>
-                <w:szCs w:val="24"/>
-                <w:highlight w:val="yellow"/>
-              </w:rPr>
-              <w:t>Valor da 4ª Medição:</w:t>
-            </w:r>
-          </w:p>
-        </w:tc>
-        <w:tc>
-          <w:tcPr>
-            <w:tcW w:w="1370" w:type="pct"/>
+              </w:rPr>
+            </w:pPr>
+            <w:r>
+              <w:rPr>
+                <w:rFonts w:ascii="Times New Roman" w:hAnsi="Times New Roman" w:cs="Times New Roman"/>
+                <w:sz w:val="24"/>
+                <w:szCs w:val="24"/>
+              </w:rPr>
+              <w:t xml:space="preserve">Valor da </w:t>
+            </w:r>
+            <w:r>
+              <w:rPr>
+                <w:rFonts w:ascii="Times New Roman" w:hAnsi="Times New Roman" w:cs="Times New Roman"/>
+                <w:sz w:val="24"/>
+                <w:szCs w:val="24"/>
+              </w:rPr>
+              <w:t>3</w:t>
+            </w:r>
+            <w:r>
+              <w:rPr>
+                <w:rFonts w:ascii="Times New Roman" w:hAnsi="Times New Roman" w:cs="Times New Roman"/>
+                <w:sz w:val="24"/>
+                <w:szCs w:val="24"/>
+              </w:rPr>
+              <w:t>ª Medição:</w:t>
+            </w:r>
+          </w:p>
+        </w:tc>
+        <w:tc>
+          <w:tcPr>
+            <w:tcW w:w="1358" w:type="pct"/>
             <w:tcBorders>
-              <w:top w:val="single" w:color="auto" w:sz="4" w:space="0"/>
-              <w:left w:val="single" w:color="auto" w:sz="4" w:space="0"/>
-              <w:bottom w:val="single" w:color="auto" w:sz="4" w:space="0"/>
-              <w:right w:val="single" w:color="auto" w:sz="4" w:space="0"/>
+              <w:top w:val="single" w:sz="4" w:space="0" w:color="auto"/>
+              <w:left w:val="single" w:sz="4" w:space="0" w:color="auto"/>
+              <w:bottom w:val="single" w:sz="4" w:space="0" w:color="auto"/>
+              <w:right w:val="single" w:sz="4" w:space="0" w:color="auto"/>
             </w:tcBorders>
             <w:shd w:val="clear" w:color="auto" w:fill="F2F2F2" w:themeFill="background1" w:themeFillShade="F2"/>
             <w:tcMar>
@@ -6102,49 +6109,54 @@
                 <w:b/>
                 <w:sz w:val="24"/>
                 <w:szCs w:val="24"/>
-                <w:highlight w:val="yellow"/>
-              </w:rPr>
-            </w:pPr>
-            <w:r>
-              <w:rPr>
-                <w:rFonts w:ascii="Times New Roman" w:hAnsi="Times New Roman" w:cs="Times New Roman"/>
-                <w:b/>
-                <w:sz w:val="24"/>
-                <w:szCs w:val="24"/>
-                <w:highlight w:val="yellow"/>
-              </w:rPr>
-              <w:t>R$ 44.365,</w:t>
-            </w:r>
-            <w:r>
-              <w:rPr>
-                <w:rFonts w:ascii="Times New Roman" w:hAnsi="Times New Roman" w:cs="Times New Roman"/>
-                <w:b/>
-                <w:sz w:val="24"/>
-                <w:szCs w:val="24"/>
-                <w:highlight w:val="yellow"/>
-              </w:rPr>
-              <w:t>48</w:t>
-            </w:r>
-            <w:r>
-              <w:rPr>
-                <w:rFonts w:ascii="Times New Roman" w:hAnsi="Times New Roman" w:cs="Times New Roman"/>
-                <w:b/>
-                <w:sz w:val="24"/>
-                <w:szCs w:val="24"/>
-                <w:highlight w:val="yellow"/>
-              </w:rPr>
-              <w:t xml:space="preserve"> </w:t>
-            </w:r>
-          </w:p>
-        </w:tc>
-        <w:tc>
-          <w:tcPr>
-            <w:tcW w:w="1821" w:type="pct"/>
+              </w:rPr>
+            </w:pPr>
+            <w:r>
+              <w:rPr>
+                <w:rFonts w:ascii="Times New Roman" w:hAnsi="Times New Roman" w:cs="Times New Roman"/>
+                <w:b/>
+                <w:sz w:val="24"/>
+                <w:szCs w:val="24"/>
+              </w:rPr>
+              <w:t xml:space="preserve">R$ </w:t>
+            </w:r>
+            <w:r>
+              <w:rPr>
+                <w:rFonts w:ascii="Times New Roman" w:hAnsi="Times New Roman" w:cs="Times New Roman"/>
+                <w:b/>
+                <w:sz w:val="24"/>
+                <w:szCs w:val="24"/>
+              </w:rPr>
+              <w:t>248</w:t>
+            </w:r>
+            <w:r>
+              <w:rPr>
+                <w:rFonts w:ascii="Times New Roman" w:hAnsi="Times New Roman" w:cs="Times New Roman"/>
+                <w:b/>
+                <w:sz w:val="24"/>
+                <w:szCs w:val="24"/>
+              </w:rPr>
+              <w:t>.</w:t>
+            </w:r>
+            <w:r>
+              <w:rPr>
+                <w:rFonts w:ascii="Times New Roman" w:hAnsi="Times New Roman" w:cs="Times New Roman"/>
+                <w:b/>
+                <w:sz w:val="24"/>
+                <w:szCs w:val="24"/>
+              </w:rPr>
+              <w:t>853,99</w:t>
+            </w:r>
+          </w:p>
+        </w:tc>
+        <w:tc>
+          <w:tcPr>
+            <w:tcW w:w="1811" w:type="pct"/>
             <w:tcBorders>
-              <w:top w:val="single" w:color="auto" w:sz="4" w:space="0"/>
-              <w:left w:val="single" w:color="auto" w:sz="4" w:space="0"/>
-              <w:bottom w:val="single" w:color="auto" w:sz="4" w:space="0"/>
-              <w:right w:val="single" w:color="auto" w:sz="4" w:space="0"/>
+              <w:top w:val="single" w:sz="4" w:space="0" w:color="auto"/>
+              <w:left w:val="single" w:sz="4" w:space="0" w:color="auto"/>
+              <w:bottom w:val="single" w:sz="4" w:space="0" w:color="auto"/>
+              <w:right w:val="single" w:sz="4" w:space="0" w:color="auto"/>
             </w:tcBorders>
             <w:shd w:val="clear" w:color="auto" w:fill="F2F2F2" w:themeFill="background1" w:themeFillShade="F2"/>
           </w:tcPr>
@@ -6157,18 +6169,43 @@
                 <w:b/>
                 <w:sz w:val="24"/>
                 <w:szCs w:val="24"/>
-                <w:highlight w:val="yellow"/>
-              </w:rPr>
-            </w:pPr>
-            <w:r>
-              <w:rPr>
-                <w:rFonts w:ascii="Times New Roman" w:hAnsi="Times New Roman" w:cs="Times New Roman"/>
-                <w:b/>
-                <w:sz w:val="24"/>
-                <w:szCs w:val="24"/>
-                <w:highlight w:val="yellow"/>
-              </w:rPr>
-              <w:t>R$ 44.365,48</w:t>
+              </w:rPr>
+            </w:pPr>
+            <w:r>
+              <w:rPr>
+                <w:rFonts w:ascii="Times New Roman" w:hAnsi="Times New Roman" w:cs="Times New Roman"/>
+                <w:b/>
+                <w:sz w:val="24"/>
+                <w:szCs w:val="24"/>
+              </w:rPr>
+              <w:t xml:space="preserve">R$ </w:t>
+            </w:r>
+            <w:r>
+              <w:rPr>
+                <w:rFonts w:ascii="Times New Roman" w:hAnsi="Times New Roman" w:cs="Times New Roman"/>
+                <w:b/>
+                <w:sz w:val="24"/>
+                <w:szCs w:val="24"/>
+              </w:rPr>
+              <w:t>248</w:t>
+            </w:r>
+            <w:r>
+              <w:rPr>
+                <w:rFonts w:ascii="Times New Roman" w:hAnsi="Times New Roman" w:cs="Times New Roman"/>
+                <w:b/>
+                <w:sz w:val="24"/>
+                <w:szCs w:val="24"/>
+              </w:rPr>
+              <w:t>.</w:t>
+            </w:r>
+            <w:r>
+              <w:rPr>
+                <w:rFonts w:ascii="Times New Roman" w:hAnsi="Times New Roman" w:cs="Times New Roman"/>
+                <w:b/>
+                <w:sz w:val="24"/>
+                <w:szCs w:val="24"/>
+              </w:rPr>
+              <w:t>853,99</w:t>
             </w:r>
           </w:p>
         </w:tc>
@@ -6176,12 +6213,12 @@
       <w:tr>
         <w:tc>
           <w:tcPr>
-            <w:tcW w:w="1808" w:type="pct"/>
+            <w:tcW w:w="1832" w:type="pct"/>
             <w:tcBorders>
-              <w:top w:val="single" w:color="auto" w:sz="4" w:space="0"/>
-              <w:left w:val="single" w:color="auto" w:sz="4" w:space="0"/>
-              <w:bottom w:val="single" w:color="auto" w:sz="4" w:space="0"/>
-              <w:right w:val="single" w:color="auto" w:sz="4" w:space="0"/>
+              <w:top w:val="single" w:sz="4" w:space="0" w:color="auto"/>
+              <w:left w:val="single" w:sz="4" w:space="0" w:color="auto"/>
+              <w:bottom w:val="single" w:sz="4" w:space="0" w:color="auto"/>
+              <w:right w:val="single" w:sz="4" w:space="0" w:color="auto"/>
             </w:tcBorders>
             <w:shd w:val="clear" w:color="auto" w:fill="F2F2F2" w:themeFill="background1" w:themeFillShade="F2"/>
             <w:noWrap/>
@@ -6202,28 +6239,42 @@
                 <w:color w:val="FF0000"/>
                 <w:sz w:val="24"/>
                 <w:szCs w:val="24"/>
-                <w:highlight w:val="yellow"/>
-              </w:rPr>
-            </w:pPr>
-            <w:r>
-              <w:rPr>
-                <w:rFonts w:ascii="Times New Roman" w:hAnsi="Times New Roman" w:cs="Times New Roman"/>
-                <w:sz w:val="24"/>
-                <w:szCs w:val="24"/>
-                <w:highlight w:val="yellow"/>
-              </w:rPr>
-              <w:t>Período Referente a 4ª Medição:</w:t>
-            </w:r>
-          </w:p>
-        </w:tc>
-        <w:tc>
-          <w:tcPr>
-            <w:tcW w:w="1370" w:type="pct"/>
+              </w:rPr>
+            </w:pPr>
+            <w:r>
+              <w:rPr>
+                <w:rFonts w:ascii="Times New Roman" w:hAnsi="Times New Roman" w:cs="Times New Roman"/>
+                <w:sz w:val="24"/>
+                <w:szCs w:val="24"/>
+              </w:rPr>
+              <w:t xml:space="preserve">Período Referente a </w:t>
+            </w:r>
+            <w:r>
+              <w:rPr>
+                <w:rFonts w:ascii="Times New Roman" w:hAnsi="Times New Roman" w:cs="Times New Roman"/>
+                <w:sz w:val="24"/>
+                <w:szCs w:val="24"/>
+              </w:rPr>
+              <w:t>3</w:t>
+            </w:r>
+            <w:r>
+              <w:rPr>
+                <w:rFonts w:ascii="Times New Roman" w:hAnsi="Times New Roman" w:cs="Times New Roman"/>
+                <w:sz w:val="24"/>
+                <w:szCs w:val="24"/>
+              </w:rPr>
+              <w:t>ª Medição:</w:t>
+            </w:r>
+          </w:p>
+        </w:tc>
+        <w:tc>
+          <w:tcPr>
+            <w:tcW w:w="1358" w:type="pct"/>
             <w:tcBorders>
-              <w:top w:val="single" w:color="auto" w:sz="4" w:space="0"/>
-              <w:left w:val="single" w:color="auto" w:sz="4" w:space="0"/>
-              <w:bottom w:val="single" w:color="auto" w:sz="4" w:space="0"/>
-              <w:right w:val="single" w:color="auto" w:sz="4" w:space="0"/>
+              <w:top w:val="single" w:sz="4" w:space="0" w:color="auto"/>
+              <w:left w:val="single" w:sz="4" w:space="0" w:color="auto"/>
+              <w:bottom w:val="single" w:sz="4" w:space="0" w:color="auto"/>
+              <w:right w:val="single" w:sz="4" w:space="0" w:color="auto"/>
             </w:tcBorders>
             <w:shd w:val="clear" w:color="auto" w:fill="F2F2F2" w:themeFill="background1" w:themeFillShade="F2"/>
             <w:tcMar>
@@ -6243,40 +6294,26 @@
                 <w:b/>
                 <w:sz w:val="24"/>
                 <w:szCs w:val="24"/>
-                <w:highlight w:val="yellow"/>
-              </w:rPr>
-            </w:pPr>
-            <w:r>
-              <w:rPr>
-                <w:rFonts w:ascii="Times New Roman" w:hAnsi="Times New Roman" w:cs="Times New Roman"/>
-                <w:sz w:val="24"/>
-                <w:szCs w:val="24"/>
-                <w:highlight w:val="yellow"/>
-              </w:rPr>
-              <w:t>01</w:t>
-            </w:r>
-            <w:r>
-              <w:rPr>
-                <w:rStyle w:val="Forte"/>
-                <w:rFonts w:ascii="Times New Roman" w:hAnsi="Times New Roman" w:cs="Times New Roman"/>
-                <w:b w:val="0"/>
-                <w:sz w:val="24"/>
-                <w:szCs w:val="24"/>
-                <w:highlight w:val="yellow"/>
-                <w:bdr w:val="none" w:color="auto" w:sz="0" w:space="0" w:frame="1"/>
-              </w:rPr>
-              <w:t xml:space="preserve">/02/2011 a 29/08/2011 </w:t>
-            </w:r>
-          </w:p>
-        </w:tc>
-        <w:tc>
-          <w:tcPr>
-            <w:tcW w:w="1821" w:type="pct"/>
+              </w:rPr>
+            </w:pPr>
+            <w:r>
+              <w:rPr>
+                <w:rFonts w:ascii="Times New Roman" w:hAnsi="Times New Roman" w:cs="Times New Roman"/>
+                <w:sz w:val="24"/>
+                <w:szCs w:val="24"/>
+              </w:rPr>
+              <w:t>15/09/2023 a 13/06/2024</w:t>
+            </w:r>
+          </w:p>
+        </w:tc>
+        <w:tc>
+          <w:tcPr>
+            <w:tcW w:w="1811" w:type="pct"/>
             <w:tcBorders>
-              <w:top w:val="single" w:color="auto" w:sz="4" w:space="0"/>
-              <w:left w:val="single" w:color="auto" w:sz="4" w:space="0"/>
-              <w:bottom w:val="single" w:color="auto" w:sz="4" w:space="0"/>
-              <w:right w:val="single" w:color="auto" w:sz="4" w:space="0"/>
+              <w:top w:val="single" w:sz="4" w:space="0" w:color="auto"/>
+              <w:left w:val="single" w:sz="4" w:space="0" w:color="auto"/>
+              <w:bottom w:val="single" w:sz="4" w:space="0" w:color="auto"/>
+              <w:right w:val="single" w:sz="4" w:space="0" w:color="auto"/>
             </w:tcBorders>
             <w:shd w:val="clear" w:color="auto" w:fill="F2F2F2" w:themeFill="background1" w:themeFillShade="F2"/>
           </w:tcPr>
@@ -6288,17 +6325,31 @@
                 <w:rFonts w:ascii="Times New Roman" w:hAnsi="Times New Roman" w:cs="Times New Roman"/>
                 <w:sz w:val="24"/>
                 <w:szCs w:val="24"/>
-                <w:highlight w:val="yellow"/>
-              </w:rPr>
-            </w:pPr>
-            <w:r>
-              <w:rPr>
-                <w:rFonts w:ascii="Times New Roman" w:hAnsi="Times New Roman" w:cs="Times New Roman"/>
-                <w:sz w:val="24"/>
-                <w:szCs w:val="24"/>
-                <w:highlight w:val="yellow"/>
-              </w:rPr>
-              <w:t>(Pago em 25/11/2011)</w:t>
+              </w:rPr>
+            </w:pPr>
+            <w:r>
+              <w:rPr>
+                <w:rFonts w:ascii="Times New Roman" w:hAnsi="Times New Roman" w:cs="Times New Roman"/>
+                <w:sz w:val="24"/>
+                <w:szCs w:val="24"/>
+              </w:rPr>
+              <w:t xml:space="preserve">(Pago em </w:t>
+            </w:r>
+            <w:r>
+              <w:rPr>
+                <w:rFonts w:ascii="Times New Roman" w:hAnsi="Times New Roman" w:cs="Times New Roman"/>
+                <w:sz w:val="24"/>
+                <w:szCs w:val="24"/>
+              </w:rPr>
+              <w:t>20/06/2024</w:t>
+            </w:r>
+            <w:r>
+              <w:rPr>
+                <w:rFonts w:ascii="Times New Roman" w:hAnsi="Times New Roman" w:cs="Times New Roman"/>
+                <w:sz w:val="24"/>
+                <w:szCs w:val="24"/>
+              </w:rPr>
+              <w:t>)</w:t>
             </w:r>
           </w:p>
         </w:tc>
@@ -6306,12 +6357,12 @@
       <w:tr>
         <w:tc>
           <w:tcPr>
-            <w:tcW w:w="1808" w:type="pct"/>
+            <w:tcW w:w="1832" w:type="pct"/>
             <w:tcBorders>
-              <w:top w:val="single" w:color="auto" w:sz="4" w:space="0"/>
-              <w:left w:val="single" w:color="auto" w:sz="4" w:space="0"/>
-              <w:bottom w:val="single" w:color="auto" w:sz="4" w:space="0"/>
-              <w:right w:val="single" w:color="auto" w:sz="4" w:space="0"/>
+              <w:top w:val="single" w:sz="4" w:space="0" w:color="auto"/>
+              <w:left w:val="single" w:sz="4" w:space="0" w:color="auto"/>
+              <w:bottom w:val="single" w:sz="4" w:space="0" w:color="auto"/>
+              <w:right w:val="single" w:sz="4" w:space="0" w:color="auto"/>
             </w:tcBorders>
             <w:noWrap/>
             <w:tcMar>
@@ -6331,28 +6382,42 @@
                 <w:color w:val="FF0000"/>
                 <w:sz w:val="24"/>
                 <w:szCs w:val="24"/>
-                <w:highlight w:val="yellow"/>
-              </w:rPr>
-            </w:pPr>
-            <w:r>
-              <w:rPr>
-                <w:rFonts w:ascii="Times New Roman" w:hAnsi="Times New Roman" w:cs="Times New Roman"/>
-                <w:sz w:val="24"/>
-                <w:szCs w:val="24"/>
-                <w:highlight w:val="yellow"/>
-              </w:rPr>
-              <w:t>Valor da 5ª Medição:</w:t>
-            </w:r>
-          </w:p>
-        </w:tc>
-        <w:tc>
-          <w:tcPr>
-            <w:tcW w:w="1370" w:type="pct"/>
+              </w:rPr>
+            </w:pPr>
+            <w:r>
+              <w:rPr>
+                <w:rFonts w:ascii="Times New Roman" w:hAnsi="Times New Roman" w:cs="Times New Roman"/>
+                <w:sz w:val="24"/>
+                <w:szCs w:val="24"/>
+              </w:rPr>
+              <w:t xml:space="preserve">Valor da </w:t>
+            </w:r>
+            <w:r>
+              <w:rPr>
+                <w:rFonts w:ascii="Times New Roman" w:hAnsi="Times New Roman" w:cs="Times New Roman"/>
+                <w:sz w:val="24"/>
+                <w:szCs w:val="24"/>
+              </w:rPr>
+              <w:t>4</w:t>
+            </w:r>
+            <w:r>
+              <w:rPr>
+                <w:rFonts w:ascii="Times New Roman" w:hAnsi="Times New Roman" w:cs="Times New Roman"/>
+                <w:sz w:val="24"/>
+                <w:szCs w:val="24"/>
+              </w:rPr>
+              <w:t>ª Medição:</w:t>
+            </w:r>
+          </w:p>
+        </w:tc>
+        <w:tc>
+          <w:tcPr>
+            <w:tcW w:w="1358" w:type="pct"/>
             <w:tcBorders>
-              <w:top w:val="single" w:color="auto" w:sz="4" w:space="0"/>
-              <w:left w:val="single" w:color="auto" w:sz="4" w:space="0"/>
-              <w:bottom w:val="single" w:color="auto" w:sz="4" w:space="0"/>
-              <w:right w:val="single" w:color="auto" w:sz="4" w:space="0"/>
+              <w:top w:val="single" w:sz="4" w:space="0" w:color="auto"/>
+              <w:left w:val="single" w:sz="4" w:space="0" w:color="auto"/>
+              <w:bottom w:val="single" w:sz="4" w:space="0" w:color="auto"/>
+              <w:right w:val="single" w:sz="4" w:space="0" w:color="auto"/>
             </w:tcBorders>
             <w:tcMar>
               <w:top w:w="24" w:type="dxa"/>
@@ -6371,29 +6436,54 @@
                 <w:b/>
                 <w:sz w:val="24"/>
                 <w:szCs w:val="24"/>
-                <w:highlight w:val="yellow"/>
-              </w:rPr>
-            </w:pPr>
-            <w:r>
-              <w:rPr>
-                <w:rFonts w:ascii="Times New Roman" w:hAnsi="Times New Roman" w:cs="Times New Roman"/>
-                <w:b/>
-                <w:sz w:val="24"/>
-                <w:szCs w:val="24"/>
-                <w:highlight w:val="yellow"/>
-              </w:rPr>
-              <w:t>R$ 27.281,93</w:t>
-            </w:r>
-          </w:p>
-        </w:tc>
-        <w:tc>
-          <w:tcPr>
-            <w:tcW w:w="1821" w:type="pct"/>
+              </w:rPr>
+            </w:pPr>
+            <w:r>
+              <w:rPr>
+                <w:rFonts w:ascii="Times New Roman" w:hAnsi="Times New Roman" w:cs="Times New Roman"/>
+                <w:b/>
+                <w:sz w:val="24"/>
+                <w:szCs w:val="24"/>
+              </w:rPr>
+              <w:t xml:space="preserve">R$ </w:t>
+            </w:r>
+            <w:r>
+              <w:rPr>
+                <w:rFonts w:ascii="Times New Roman" w:hAnsi="Times New Roman" w:cs="Times New Roman"/>
+                <w:b/>
+                <w:sz w:val="24"/>
+                <w:szCs w:val="24"/>
+              </w:rPr>
+              <w:t>167</w:t>
+            </w:r>
+            <w:r>
+              <w:rPr>
+                <w:rFonts w:ascii="Times New Roman" w:hAnsi="Times New Roman" w:cs="Times New Roman"/>
+                <w:b/>
+                <w:sz w:val="24"/>
+                <w:szCs w:val="24"/>
+              </w:rPr>
+              <w:t>.</w:t>
+            </w:r>
+            <w:r>
+              <w:rPr>
+                <w:rFonts w:ascii="Times New Roman" w:hAnsi="Times New Roman" w:cs="Times New Roman"/>
+                <w:b/>
+                <w:sz w:val="24"/>
+                <w:szCs w:val="24"/>
+              </w:rPr>
+              <w:t>525,47</w:t>
+            </w:r>
+          </w:p>
+        </w:tc>
+        <w:tc>
+          <w:tcPr>
+            <w:tcW w:w="1811" w:type="pct"/>
             <w:tcBorders>
-              <w:top w:val="single" w:color="auto" w:sz="4" w:space="0"/>
-              <w:left w:val="single" w:color="auto" w:sz="4" w:space="0"/>
-              <w:bottom w:val="single" w:color="auto" w:sz="4" w:space="0"/>
-              <w:right w:val="single" w:color="auto" w:sz="4" w:space="0"/>
+              <w:top w:val="single" w:sz="4" w:space="0" w:color="auto"/>
+              <w:left w:val="single" w:sz="4" w:space="0" w:color="auto"/>
+              <w:bottom w:val="single" w:sz="4" w:space="0" w:color="auto"/>
+              <w:right w:val="single" w:sz="4" w:space="0" w:color="auto"/>
             </w:tcBorders>
           </w:tcPr>
           <w:p>
@@ -6405,18 +6495,43 @@
                 <w:b/>
                 <w:sz w:val="24"/>
                 <w:szCs w:val="24"/>
-                <w:highlight w:val="yellow"/>
-              </w:rPr>
-            </w:pPr>
-            <w:r>
-              <w:rPr>
-                <w:rFonts w:ascii="Times New Roman" w:hAnsi="Times New Roman" w:cs="Times New Roman"/>
-                <w:b/>
-                <w:sz w:val="24"/>
-                <w:szCs w:val="24"/>
-                <w:highlight w:val="yellow"/>
-              </w:rPr>
-              <w:t>R$ 27.281,93</w:t>
+              </w:rPr>
+            </w:pPr>
+            <w:r>
+              <w:rPr>
+                <w:rFonts w:ascii="Times New Roman" w:hAnsi="Times New Roman" w:cs="Times New Roman"/>
+                <w:b/>
+                <w:sz w:val="24"/>
+                <w:szCs w:val="24"/>
+              </w:rPr>
+              <w:t xml:space="preserve">R$ </w:t>
+            </w:r>
+            <w:r>
+              <w:rPr>
+                <w:rFonts w:ascii="Times New Roman" w:hAnsi="Times New Roman" w:cs="Times New Roman"/>
+                <w:b/>
+                <w:sz w:val="24"/>
+                <w:szCs w:val="24"/>
+              </w:rPr>
+              <w:t>167</w:t>
+            </w:r>
+            <w:r>
+              <w:rPr>
+                <w:rFonts w:ascii="Times New Roman" w:hAnsi="Times New Roman" w:cs="Times New Roman"/>
+                <w:b/>
+                <w:sz w:val="24"/>
+                <w:szCs w:val="24"/>
+              </w:rPr>
+              <w:t>.</w:t>
+            </w:r>
+            <w:r>
+              <w:rPr>
+                <w:rFonts w:ascii="Times New Roman" w:hAnsi="Times New Roman" w:cs="Times New Roman"/>
+                <w:b/>
+                <w:sz w:val="24"/>
+                <w:szCs w:val="24"/>
+              </w:rPr>
+              <w:t>525,47</w:t>
             </w:r>
           </w:p>
         </w:tc>
@@ -6424,12 +6539,12 @@
       <w:tr>
         <w:tc>
           <w:tcPr>
-            <w:tcW w:w="1808" w:type="pct"/>
+            <w:tcW w:w="1832" w:type="pct"/>
             <w:tcBorders>
-              <w:top w:val="single" w:color="auto" w:sz="4" w:space="0"/>
-              <w:left w:val="single" w:color="auto" w:sz="4" w:space="0"/>
-              <w:bottom w:val="single" w:color="auto" w:sz="4" w:space="0"/>
-              <w:right w:val="single" w:color="auto" w:sz="4" w:space="0"/>
+              <w:top w:val="single" w:sz="4" w:space="0" w:color="auto"/>
+              <w:left w:val="single" w:sz="4" w:space="0" w:color="auto"/>
+              <w:bottom w:val="single" w:sz="4" w:space="0" w:color="auto"/>
+              <w:right w:val="single" w:sz="4" w:space="0" w:color="auto"/>
             </w:tcBorders>
             <w:shd w:val="clear" w:color="auto" w:fill="FFFFFF" w:themeFill="background1"/>
             <w:noWrap/>
@@ -6450,28 +6565,42 @@
                 <w:color w:val="FF0000"/>
                 <w:sz w:val="24"/>
                 <w:szCs w:val="24"/>
-                <w:highlight w:val="yellow"/>
-              </w:rPr>
-            </w:pPr>
-            <w:r>
-              <w:rPr>
-                <w:rFonts w:ascii="Times New Roman" w:hAnsi="Times New Roman" w:cs="Times New Roman"/>
-                <w:sz w:val="24"/>
-                <w:szCs w:val="24"/>
-                <w:highlight w:val="yellow"/>
-              </w:rPr>
-              <w:t>Período Referente a 5ª Medição:</w:t>
-            </w:r>
-          </w:p>
-        </w:tc>
-        <w:tc>
-          <w:tcPr>
-            <w:tcW w:w="1370" w:type="pct"/>
+              </w:rPr>
+            </w:pPr>
+            <w:r>
+              <w:rPr>
+                <w:rFonts w:ascii="Times New Roman" w:hAnsi="Times New Roman" w:cs="Times New Roman"/>
+                <w:sz w:val="24"/>
+                <w:szCs w:val="24"/>
+              </w:rPr>
+              <w:t xml:space="preserve">Período Referente a </w:t>
+            </w:r>
+            <w:r>
+              <w:rPr>
+                <w:rFonts w:ascii="Times New Roman" w:hAnsi="Times New Roman" w:cs="Times New Roman"/>
+                <w:sz w:val="24"/>
+                <w:szCs w:val="24"/>
+              </w:rPr>
+              <w:t>4</w:t>
+            </w:r>
+            <w:r>
+              <w:rPr>
+                <w:rFonts w:ascii="Times New Roman" w:hAnsi="Times New Roman" w:cs="Times New Roman"/>
+                <w:sz w:val="24"/>
+                <w:szCs w:val="24"/>
+              </w:rPr>
+              <w:t>ª Medição:</w:t>
+            </w:r>
+          </w:p>
+        </w:tc>
+        <w:tc>
+          <w:tcPr>
+            <w:tcW w:w="1358" w:type="pct"/>
             <w:tcBorders>
-              <w:top w:val="single" w:color="auto" w:sz="4" w:space="0"/>
-              <w:left w:val="single" w:color="auto" w:sz="4" w:space="0"/>
-              <w:bottom w:val="single" w:color="auto" w:sz="4" w:space="0"/>
-              <w:right w:val="single" w:color="auto" w:sz="4" w:space="0"/>
+              <w:top w:val="single" w:sz="4" w:space="0" w:color="auto"/>
+              <w:left w:val="single" w:sz="4" w:space="0" w:color="auto"/>
+              <w:bottom w:val="single" w:sz="4" w:space="0" w:color="auto"/>
+              <w:right w:val="single" w:sz="4" w:space="0" w:color="auto"/>
             </w:tcBorders>
             <w:shd w:val="clear" w:color="auto" w:fill="FFFFFF" w:themeFill="background1"/>
             <w:tcMar>
@@ -6491,40 +6620,26 @@
                 <w:b/>
                 <w:sz w:val="24"/>
                 <w:szCs w:val="24"/>
-                <w:highlight w:val="yellow"/>
-              </w:rPr>
-            </w:pPr>
-            <w:r>
-              <w:rPr>
-                <w:rFonts w:ascii="Times New Roman" w:hAnsi="Times New Roman" w:cs="Times New Roman"/>
-                <w:sz w:val="24"/>
-                <w:szCs w:val="24"/>
-                <w:highlight w:val="yellow"/>
-              </w:rPr>
-              <w:t>31</w:t>
-            </w:r>
-            <w:r>
-              <w:rPr>
-                <w:rStyle w:val="Forte"/>
-                <w:rFonts w:ascii="Times New Roman" w:hAnsi="Times New Roman" w:cs="Times New Roman"/>
-                <w:b w:val="0"/>
-                <w:sz w:val="24"/>
-                <w:szCs w:val="24"/>
-                <w:highlight w:val="yellow"/>
-                <w:bdr w:val="none" w:color="auto" w:sz="0" w:space="0" w:frame="1"/>
-              </w:rPr>
-              <w:t>/08/2011 a 14/02/2012</w:t>
-            </w:r>
-          </w:p>
-        </w:tc>
-        <w:tc>
-          <w:tcPr>
-            <w:tcW w:w="1821" w:type="pct"/>
+              </w:rPr>
+            </w:pPr>
+            <w:r>
+              <w:rPr>
+                <w:rFonts w:ascii="Times New Roman" w:hAnsi="Times New Roman" w:cs="Times New Roman"/>
+                <w:sz w:val="24"/>
+                <w:szCs w:val="24"/>
+              </w:rPr>
+              <w:t>14/06/2024 a 16/10/2024</w:t>
+            </w:r>
+          </w:p>
+        </w:tc>
+        <w:tc>
+          <w:tcPr>
+            <w:tcW w:w="1811" w:type="pct"/>
             <w:tcBorders>
-              <w:top w:val="single" w:color="auto" w:sz="4" w:space="0"/>
-              <w:left w:val="single" w:color="auto" w:sz="4" w:space="0"/>
-              <w:bottom w:val="single" w:color="auto" w:sz="4" w:space="0"/>
-              <w:right w:val="single" w:color="auto" w:sz="4" w:space="0"/>
+              <w:top w:val="single" w:sz="4" w:space="0" w:color="auto"/>
+              <w:left w:val="single" w:sz="4" w:space="0" w:color="auto"/>
+              <w:bottom w:val="single" w:sz="4" w:space="0" w:color="auto"/>
+              <w:right w:val="single" w:sz="4" w:space="0" w:color="auto"/>
             </w:tcBorders>
             <w:shd w:val="clear" w:color="auto" w:fill="FFFFFF" w:themeFill="background1"/>
           </w:tcPr>
@@ -6536,17 +6651,31 @@
                 <w:rFonts w:ascii="Times New Roman" w:hAnsi="Times New Roman" w:cs="Times New Roman"/>
                 <w:sz w:val="24"/>
                 <w:szCs w:val="24"/>
-                <w:highlight w:val="yellow"/>
-              </w:rPr>
-            </w:pPr>
-            <w:r>
-              <w:rPr>
-                <w:rFonts w:ascii="Times New Roman" w:hAnsi="Times New Roman" w:cs="Times New Roman"/>
-                <w:sz w:val="24"/>
-                <w:szCs w:val="24"/>
-                <w:highlight w:val="yellow"/>
-              </w:rPr>
-              <w:t>(Pago em 02/04/2012)</w:t>
+              </w:rPr>
+            </w:pPr>
+            <w:r>
+              <w:rPr>
+                <w:rFonts w:ascii="Times New Roman" w:hAnsi="Times New Roman" w:cs="Times New Roman"/>
+                <w:sz w:val="24"/>
+                <w:szCs w:val="24"/>
+              </w:rPr>
+              <w:t xml:space="preserve">(Pago em </w:t>
+            </w:r>
+            <w:r>
+              <w:rPr>
+                <w:rFonts w:ascii="Times New Roman" w:hAnsi="Times New Roman" w:cs="Times New Roman"/>
+                <w:sz w:val="24"/>
+                <w:szCs w:val="24"/>
+              </w:rPr>
+              <w:t>16/10/2024</w:t>
+            </w:r>
+            <w:r>
+              <w:rPr>
+                <w:rFonts w:ascii="Times New Roman" w:hAnsi="Times New Roman" w:cs="Times New Roman"/>
+                <w:sz w:val="24"/>
+                <w:szCs w:val="24"/>
+              </w:rPr>
+              <w:t>)</w:t>
             </w:r>
           </w:p>
         </w:tc>
@@ -6554,447 +6683,12 @@
       <w:tr>
         <w:tc>
           <w:tcPr>
-            <w:tcW w:w="1808" w:type="pct"/>
+            <w:tcW w:w="1832" w:type="pct"/>
             <w:tcBorders>
-              <w:top w:val="single" w:color="auto" w:sz="4" w:space="0"/>
-              <w:left w:val="single" w:color="auto" w:sz="4" w:space="0"/>
-              <w:bottom w:val="single" w:color="auto" w:sz="4" w:space="0"/>
-              <w:right w:val="single" w:color="auto" w:sz="4" w:space="0"/>
-            </w:tcBorders>
-            <w:shd w:val="clear" w:color="auto" w:fill="F2F2F2" w:themeFill="background1" w:themeFillShade="F2"/>
-            <w:noWrap/>
-            <w:tcMar>
-              <w:top w:w="24" w:type="dxa"/>
-              <w:left w:w="96" w:type="dxa"/>
-              <w:bottom w:w="24" w:type="dxa"/>
-              <w:right w:w="48" w:type="dxa"/>
-            </w:tcMar>
-            <w:vAlign w:val="center"/>
-            <w:hideMark/>
-          </w:tcPr>
-          <w:p>
-            <w:pPr>
-              <w:spacing w:after="0" w:line="240" w:lineRule="auto"/>
-              <w:rPr>
-                <w:rFonts w:ascii="Times New Roman" w:hAnsi="Times New Roman" w:cs="Times New Roman"/>
-                <w:color w:val="FF0000"/>
-                <w:sz w:val="24"/>
-                <w:szCs w:val="24"/>
-                <w:highlight w:val="yellow"/>
-              </w:rPr>
-            </w:pPr>
-            <w:r>
-              <w:rPr>
-                <w:rFonts w:ascii="Times New Roman" w:hAnsi="Times New Roman" w:cs="Times New Roman"/>
-                <w:sz w:val="24"/>
-                <w:szCs w:val="24"/>
-                <w:highlight w:val="yellow"/>
-              </w:rPr>
-              <w:t>Valor da 6ª Medição:</w:t>
-            </w:r>
-          </w:p>
-        </w:tc>
-        <w:tc>
-          <w:tcPr>
-            <w:tcW w:w="1370" w:type="pct"/>
-            <w:tcBorders>
-              <w:top w:val="single" w:color="auto" w:sz="4" w:space="0"/>
-              <w:left w:val="single" w:color="auto" w:sz="4" w:space="0"/>
-              <w:bottom w:val="single" w:color="auto" w:sz="4" w:space="0"/>
-              <w:right w:val="single" w:color="auto" w:sz="4" w:space="0"/>
-            </w:tcBorders>
-            <w:shd w:val="clear" w:color="auto" w:fill="F2F2F2" w:themeFill="background1" w:themeFillShade="F2"/>
-            <w:tcMar>
-              <w:top w:w="24" w:type="dxa"/>
-              <w:left w:w="48" w:type="dxa"/>
-              <w:bottom w:w="24" w:type="dxa"/>
-              <w:right w:w="48" w:type="dxa"/>
-            </w:tcMar>
-            <w:vAlign w:val="center"/>
-            <w:hideMark/>
-          </w:tcPr>
-          <w:p>
-            <w:pPr>
-              <w:spacing w:after="0" w:line="360" w:lineRule="auto"/>
-              <w:rPr>
-                <w:rFonts w:ascii="Times New Roman" w:hAnsi="Times New Roman" w:cs="Times New Roman"/>
-                <w:b/>
-                <w:sz w:val="24"/>
-                <w:szCs w:val="24"/>
-                <w:highlight w:val="yellow"/>
-              </w:rPr>
-            </w:pPr>
-            <w:r>
-              <w:rPr>
-                <w:rFonts w:ascii="Times New Roman" w:hAnsi="Times New Roman" w:cs="Times New Roman"/>
-                <w:b/>
-                <w:sz w:val="24"/>
-                <w:szCs w:val="24"/>
-                <w:highlight w:val="yellow"/>
-              </w:rPr>
-              <w:t>R$ 57.947,48</w:t>
-            </w:r>
-            <w:r>
-              <w:rPr>
-                <w:rStyle w:val="Forte"/>
-                <w:rFonts w:ascii="Times New Roman" w:hAnsi="Times New Roman" w:cs="Times New Roman"/>
-                <w:b w:val="0"/>
-                <w:sz w:val="24"/>
-                <w:szCs w:val="24"/>
-                <w:highlight w:val="yellow"/>
-                <w:bdr w:val="none" w:color="auto" w:sz="0" w:space="0" w:frame="1"/>
-              </w:rPr>
-              <w:t xml:space="preserve"> </w:t>
-            </w:r>
-          </w:p>
-        </w:tc>
-        <w:tc>
-          <w:tcPr>
-            <w:tcW w:w="1821" w:type="pct"/>
-            <w:tcBorders>
-              <w:top w:val="single" w:color="auto" w:sz="4" w:space="0"/>
-              <w:left w:val="single" w:color="auto" w:sz="4" w:space="0"/>
-              <w:bottom w:val="single" w:color="auto" w:sz="4" w:space="0"/>
-              <w:right w:val="single" w:color="auto" w:sz="4" w:space="0"/>
-            </w:tcBorders>
-            <w:shd w:val="clear" w:color="auto" w:fill="F2F2F2" w:themeFill="background1" w:themeFillShade="F2"/>
-          </w:tcPr>
-          <w:p>
-            <w:pPr>
-              <w:spacing w:after="0" w:line="360" w:lineRule="auto"/>
-              <w:ind w:left="148"/>
-              <w:rPr>
-                <w:rFonts w:ascii="Times New Roman" w:hAnsi="Times New Roman" w:cs="Times New Roman"/>
-                <w:b/>
-                <w:sz w:val="24"/>
-                <w:szCs w:val="24"/>
-                <w:highlight w:val="yellow"/>
-              </w:rPr>
-            </w:pPr>
-            <w:r>
-              <w:rPr>
-                <w:rFonts w:ascii="Times New Roman" w:hAnsi="Times New Roman" w:cs="Times New Roman"/>
-                <w:b/>
-                <w:sz w:val="24"/>
-                <w:szCs w:val="24"/>
-                <w:highlight w:val="yellow"/>
-              </w:rPr>
-              <w:t>R$ 54.351,84</w:t>
-            </w:r>
-          </w:p>
-        </w:tc>
-      </w:tr>
-      <w:tr>
-        <w:tc>
-          <w:tcPr>
-            <w:tcW w:w="1808" w:type="pct"/>
-            <w:tcBorders>
-              <w:top w:val="single" w:color="auto" w:sz="4" w:space="0"/>
-              <w:left w:val="single" w:color="auto" w:sz="4" w:space="0"/>
-              <w:bottom w:val="single" w:color="auto" w:sz="4" w:space="0"/>
-              <w:right w:val="single" w:color="auto" w:sz="4" w:space="0"/>
-            </w:tcBorders>
-            <w:shd w:val="clear" w:color="auto" w:fill="F2F2F2" w:themeFill="background1" w:themeFillShade="F2"/>
-            <w:noWrap/>
-            <w:tcMar>
-              <w:top w:w="24" w:type="dxa"/>
-              <w:left w:w="96" w:type="dxa"/>
-              <w:bottom w:w="24" w:type="dxa"/>
-              <w:right w:w="48" w:type="dxa"/>
-            </w:tcMar>
-            <w:vAlign w:val="center"/>
-            <w:hideMark/>
-          </w:tcPr>
-          <w:p>
-            <w:pPr>
-              <w:spacing w:after="0" w:line="240" w:lineRule="auto"/>
-              <w:rPr>
-                <w:rFonts w:ascii="Times New Roman" w:hAnsi="Times New Roman" w:cs="Times New Roman"/>
-                <w:color w:val="FF0000"/>
-                <w:sz w:val="24"/>
-                <w:szCs w:val="24"/>
-                <w:highlight w:val="yellow"/>
-              </w:rPr>
-            </w:pPr>
-            <w:r>
-              <w:rPr>
-                <w:rFonts w:ascii="Times New Roman" w:hAnsi="Times New Roman" w:cs="Times New Roman"/>
-                <w:sz w:val="24"/>
-                <w:szCs w:val="24"/>
-                <w:highlight w:val="yellow"/>
-              </w:rPr>
-              <w:t>Período Referente a 6ª Medição:</w:t>
-            </w:r>
-          </w:p>
-        </w:tc>
-        <w:tc>
-          <w:tcPr>
-            <w:tcW w:w="1370" w:type="pct"/>
-            <w:tcBorders>
-              <w:top w:val="single" w:color="auto" w:sz="4" w:space="0"/>
-              <w:left w:val="single" w:color="auto" w:sz="4" w:space="0"/>
-              <w:bottom w:val="single" w:color="auto" w:sz="4" w:space="0"/>
-              <w:right w:val="single" w:color="auto" w:sz="4" w:space="0"/>
-            </w:tcBorders>
-            <w:shd w:val="clear" w:color="auto" w:fill="F2F2F2" w:themeFill="background1" w:themeFillShade="F2"/>
-            <w:tcMar>
-              <w:top w:w="24" w:type="dxa"/>
-              <w:left w:w="48" w:type="dxa"/>
-              <w:bottom w:w="24" w:type="dxa"/>
-              <w:right w:w="48" w:type="dxa"/>
-            </w:tcMar>
-            <w:vAlign w:val="center"/>
-            <w:hideMark/>
-          </w:tcPr>
-          <w:p>
-            <w:pPr>
-              <w:spacing w:after="0" w:line="360" w:lineRule="auto"/>
-              <w:rPr>
-                <w:rFonts w:ascii="Times New Roman" w:hAnsi="Times New Roman" w:cs="Times New Roman"/>
-                <w:b/>
-                <w:sz w:val="24"/>
-                <w:szCs w:val="24"/>
-                <w:highlight w:val="yellow"/>
-              </w:rPr>
-            </w:pPr>
-            <w:r>
-              <w:rPr>
-                <w:rFonts w:ascii="Times New Roman" w:hAnsi="Times New Roman" w:cs="Times New Roman"/>
-                <w:sz w:val="24"/>
-                <w:szCs w:val="24"/>
-                <w:highlight w:val="yellow"/>
-              </w:rPr>
-              <w:t>15</w:t>
-            </w:r>
-            <w:r>
-              <w:rPr>
-                <w:rStyle w:val="Forte"/>
-                <w:rFonts w:ascii="Times New Roman" w:hAnsi="Times New Roman" w:cs="Times New Roman"/>
-                <w:b w:val="0"/>
-                <w:sz w:val="24"/>
-                <w:szCs w:val="24"/>
-                <w:highlight w:val="yellow"/>
-                <w:bdr w:val="none" w:color="auto" w:sz="0" w:space="0" w:frame="1"/>
-              </w:rPr>
-              <w:t xml:space="preserve">/02/2012 a 24/04/2012 </w:t>
-            </w:r>
-          </w:p>
-        </w:tc>
-        <w:tc>
-          <w:tcPr>
-            <w:tcW w:w="1821" w:type="pct"/>
-            <w:tcBorders>
-              <w:top w:val="single" w:color="auto" w:sz="4" w:space="0"/>
-              <w:left w:val="single" w:color="auto" w:sz="4" w:space="0"/>
-              <w:bottom w:val="single" w:color="auto" w:sz="4" w:space="0"/>
-              <w:right w:val="single" w:color="auto" w:sz="4" w:space="0"/>
-            </w:tcBorders>
-            <w:shd w:val="clear" w:color="auto" w:fill="F2F2F2" w:themeFill="background1" w:themeFillShade="F2"/>
-          </w:tcPr>
-          <w:p>
-            <w:pPr>
-              <w:spacing w:after="0" w:line="360" w:lineRule="auto"/>
-              <w:ind w:left="148"/>
-              <w:rPr>
-                <w:rFonts w:ascii="Times New Roman" w:hAnsi="Times New Roman" w:cs="Times New Roman"/>
-                <w:sz w:val="24"/>
-                <w:szCs w:val="24"/>
-                <w:highlight w:val="yellow"/>
-              </w:rPr>
-            </w:pPr>
-            <w:r>
-              <w:rPr>
-                <w:rFonts w:ascii="Times New Roman" w:hAnsi="Times New Roman" w:cs="Times New Roman"/>
-                <w:sz w:val="24"/>
-                <w:szCs w:val="24"/>
-                <w:highlight w:val="yellow"/>
-              </w:rPr>
-              <w:t xml:space="preserve">(Pago em </w:t>
-            </w:r>
-            <w:r>
-              <w:rPr>
-                <w:rFonts w:ascii="Times New Roman" w:hAnsi="Times New Roman" w:cs="Times New Roman"/>
-                <w:sz w:val="24"/>
-                <w:szCs w:val="24"/>
-                <w:highlight w:val="yellow"/>
-              </w:rPr>
-              <w:t>11</w:t>
-            </w:r>
-            <w:r>
-              <w:rPr>
-                <w:rFonts w:ascii="Times New Roman" w:hAnsi="Times New Roman" w:cs="Times New Roman"/>
-                <w:sz w:val="24"/>
-                <w:szCs w:val="24"/>
-                <w:highlight w:val="yellow"/>
-              </w:rPr>
-              <w:t>/0</w:t>
-            </w:r>
-            <w:r>
-              <w:rPr>
-                <w:rFonts w:ascii="Times New Roman" w:hAnsi="Times New Roman" w:cs="Times New Roman"/>
-                <w:sz w:val="24"/>
-                <w:szCs w:val="24"/>
-                <w:highlight w:val="yellow"/>
-              </w:rPr>
-              <w:t>7</w:t>
-            </w:r>
-            <w:r>
-              <w:rPr>
-                <w:rFonts w:ascii="Times New Roman" w:hAnsi="Times New Roman" w:cs="Times New Roman"/>
-                <w:sz w:val="24"/>
-                <w:szCs w:val="24"/>
-                <w:highlight w:val="yellow"/>
-              </w:rPr>
-              <w:t>/201</w:t>
-            </w:r>
-            <w:r>
-              <w:rPr>
-                <w:rFonts w:ascii="Times New Roman" w:hAnsi="Times New Roman" w:cs="Times New Roman"/>
-                <w:sz w:val="24"/>
-                <w:szCs w:val="24"/>
-                <w:highlight w:val="yellow"/>
-              </w:rPr>
-              <w:t>2</w:t>
-            </w:r>
-            <w:r>
-              <w:rPr>
-                <w:rFonts w:ascii="Times New Roman" w:hAnsi="Times New Roman" w:cs="Times New Roman"/>
-                <w:sz w:val="24"/>
-                <w:szCs w:val="24"/>
-                <w:highlight w:val="yellow"/>
-              </w:rPr>
-              <w:t>)</w:t>
-            </w:r>
-          </w:p>
-        </w:tc>
-      </w:tr>
-      <w:tr>
-        <w:tc>
-          <w:tcPr>
-            <w:tcW w:w="1808" w:type="pct"/>
-            <w:tcBorders>
-              <w:top w:val="single" w:color="auto" w:sz="4" w:space="0"/>
-              <w:left w:val="single" w:color="auto" w:sz="4" w:space="0"/>
-              <w:bottom w:val="single" w:color="auto" w:sz="4" w:space="0"/>
-              <w:right w:val="single" w:color="auto" w:sz="4" w:space="0"/>
-            </w:tcBorders>
-            <w:noWrap/>
-            <w:tcMar>
-              <w:top w:w="24" w:type="dxa"/>
-              <w:left w:w="96" w:type="dxa"/>
-              <w:bottom w:w="24" w:type="dxa"/>
-              <w:right w:w="48" w:type="dxa"/>
-            </w:tcMar>
-            <w:vAlign w:val="center"/>
-            <w:hideMark/>
-          </w:tcPr>
-          <w:p>
-            <w:pPr>
-              <w:spacing w:after="0" w:line="240" w:lineRule="auto"/>
-              <w:rPr>
-                <w:rFonts w:ascii="Times New Roman" w:hAnsi="Times New Roman" w:cs="Times New Roman"/>
-                <w:color w:val="FF0000"/>
-                <w:sz w:val="24"/>
-                <w:szCs w:val="24"/>
-                <w:highlight w:val="yellow"/>
-              </w:rPr>
-            </w:pPr>
-            <w:r>
-              <w:rPr>
-                <w:rFonts w:ascii="Times New Roman" w:hAnsi="Times New Roman" w:cs="Times New Roman"/>
-                <w:sz w:val="24"/>
-                <w:szCs w:val="24"/>
-                <w:highlight w:val="yellow"/>
-              </w:rPr>
-              <w:t>Valor da 7ª Medição:</w:t>
-            </w:r>
-          </w:p>
-        </w:tc>
-        <w:tc>
-          <w:tcPr>
-            <w:tcW w:w="1370" w:type="pct"/>
-            <w:tcBorders>
-              <w:top w:val="single" w:color="auto" w:sz="4" w:space="0"/>
-              <w:left w:val="single" w:color="auto" w:sz="4" w:space="0"/>
-              <w:bottom w:val="single" w:color="auto" w:sz="4" w:space="0"/>
-              <w:right w:val="single" w:color="auto" w:sz="4" w:space="0"/>
-            </w:tcBorders>
-            <w:tcMar>
-              <w:top w:w="24" w:type="dxa"/>
-              <w:left w:w="48" w:type="dxa"/>
-              <w:bottom w:w="24" w:type="dxa"/>
-              <w:right w:w="48" w:type="dxa"/>
-            </w:tcMar>
-            <w:vAlign w:val="center"/>
-            <w:hideMark/>
-          </w:tcPr>
-          <w:p>
-            <w:pPr>
-              <w:spacing w:after="0" w:line="360" w:lineRule="auto"/>
-              <w:rPr>
-                <w:rFonts w:ascii="Times New Roman" w:hAnsi="Times New Roman" w:cs="Times New Roman"/>
-                <w:b/>
-                <w:sz w:val="24"/>
-                <w:szCs w:val="24"/>
-                <w:highlight w:val="yellow"/>
-              </w:rPr>
-            </w:pPr>
-            <w:r>
-              <w:rPr>
-                <w:rFonts w:ascii="Times New Roman" w:hAnsi="Times New Roman" w:cs="Times New Roman"/>
-                <w:b/>
-                <w:sz w:val="24"/>
-                <w:szCs w:val="24"/>
-                <w:highlight w:val="yellow"/>
-              </w:rPr>
-              <w:t xml:space="preserve">R$ 104.965,38 </w:t>
-            </w:r>
-          </w:p>
-        </w:tc>
-        <w:tc>
-          <w:tcPr>
-            <w:tcW w:w="1821" w:type="pct"/>
-            <w:tcBorders>
-              <w:top w:val="single" w:color="auto" w:sz="4" w:space="0"/>
-              <w:left w:val="single" w:color="auto" w:sz="4" w:space="0"/>
-              <w:bottom w:val="single" w:color="auto" w:sz="4" w:space="0"/>
-              <w:right w:val="single" w:color="auto" w:sz="4" w:space="0"/>
-            </w:tcBorders>
-          </w:tcPr>
-          <w:p>
-            <w:pPr>
-              <w:spacing w:after="0" w:line="360" w:lineRule="auto"/>
-              <w:ind w:left="148"/>
-              <w:rPr>
-                <w:rFonts w:ascii="Times New Roman" w:hAnsi="Times New Roman" w:cs="Times New Roman"/>
-                <w:b/>
-                <w:sz w:val="24"/>
-                <w:szCs w:val="24"/>
-                <w:highlight w:val="yellow"/>
-              </w:rPr>
-            </w:pPr>
-            <w:r>
-              <w:rPr>
-                <w:rFonts w:ascii="Times New Roman" w:hAnsi="Times New Roman" w:cs="Times New Roman"/>
-                <w:b/>
-                <w:sz w:val="24"/>
-                <w:szCs w:val="24"/>
-                <w:highlight w:val="yellow"/>
-              </w:rPr>
-              <w:t>R$ 108.561,02</w:t>
-            </w:r>
-          </w:p>
-        </w:tc>
-      </w:tr>
-      <w:tr>
-        <w:tc>
-          <w:tcPr>
-            <w:tcW w:w="1808" w:type="pct"/>
-            <w:tcBorders>
-              <w:top w:val="single" w:color="auto" w:sz="4" w:space="0"/>
-              <w:left w:val="single" w:color="auto" w:sz="4" w:space="0"/>
-              <w:bottom w:val="single" w:color="auto" w:sz="4" w:space="0"/>
-              <w:right w:val="single" w:color="auto" w:sz="4" w:space="0"/>
+              <w:top w:val="single" w:sz="4" w:space="0" w:color="auto"/>
+              <w:left w:val="single" w:sz="4" w:space="0" w:color="auto"/>
+              <w:bottom w:val="single" w:sz="4" w:space="0" w:color="auto"/>
+              <w:right w:val="single" w:sz="4" w:space="0" w:color="auto"/>
             </w:tcBorders>
             <w:shd w:val="clear" w:color="auto" w:fill="FFFFFF" w:themeFill="background1"/>
             <w:noWrap/>
@@ -7005,38 +6699,35 @@
               <w:right w:w="48" w:type="dxa"/>
             </w:tcMar>
             <w:vAlign w:val="center"/>
-            <w:hideMark/>
           </w:tcPr>
           <w:p>
             <w:pPr>
               <w:spacing w:after="0" w:line="240" w:lineRule="auto"/>
-              <w:rPr>
-                <w:rFonts w:ascii="Times New Roman" w:hAnsi="Times New Roman" w:cs="Times New Roman"/>
-                <w:color w:val="FF0000"/>
-                <w:sz w:val="24"/>
-                <w:szCs w:val="24"/>
-                <w:highlight w:val="yellow"/>
-              </w:rPr>
-            </w:pPr>
-            <w:r>
-              <w:rPr>
-                <w:rFonts w:ascii="Times New Roman" w:hAnsi="Times New Roman" w:cs="Times New Roman"/>
-                <w:sz w:val="24"/>
-                <w:szCs w:val="24"/>
-                <w:highlight w:val="yellow"/>
-              </w:rPr>
-              <w:t>Período Referente a 7ª Medição:</w:t>
-            </w:r>
-          </w:p>
-        </w:tc>
-        <w:tc>
-          <w:tcPr>
-            <w:tcW w:w="1370" w:type="pct"/>
+              <w:jc w:val="center"/>
+              <w:rPr>
+                <w:rFonts w:ascii="Times New Roman" w:hAnsi="Times New Roman" w:cs="Times New Roman"/>
+                <w:sz w:val="24"/>
+                <w:szCs w:val="24"/>
+              </w:rPr>
+            </w:pPr>
+            <w:r>
+              <w:rPr>
+                <w:rFonts w:ascii="Times New Roman" w:hAnsi="Times New Roman" w:cs="Times New Roman"/>
+                <w:sz w:val="24"/>
+                <w:szCs w:val="24"/>
+              </w:rPr>
+              <w:t>TOTAL</w:t>
+            </w:r>
+          </w:p>
+        </w:tc>
+        <w:tc>
+          <w:tcPr>
+            <w:tcW w:w="1358" w:type="pct"/>
             <w:tcBorders>
-              <w:top w:val="single" w:color="auto" w:sz="4" w:space="0"/>
-              <w:left w:val="single" w:color="auto" w:sz="4" w:space="0"/>
-              <w:bottom w:val="single" w:color="auto" w:sz="4" w:space="0"/>
-              <w:right w:val="single" w:color="auto" w:sz="4" w:space="0"/>
+              <w:top w:val="single" w:sz="4" w:space="0" w:color="auto"/>
+              <w:left w:val="single" w:sz="4" w:space="0" w:color="auto"/>
+              <w:bottom w:val="single" w:sz="4" w:space="0" w:color="auto"/>
+              <w:right w:val="single" w:sz="4" w:space="0" w:color="auto"/>
             </w:tcBorders>
             <w:shd w:val="clear" w:color="auto" w:fill="FFFFFF" w:themeFill="background1"/>
             <w:tcMar>
@@ -7046,50 +6737,80 @@
               <w:right w:w="48" w:type="dxa"/>
             </w:tcMar>
             <w:vAlign w:val="center"/>
-            <w:hideMark/>
           </w:tcPr>
           <w:p>
             <w:pPr>
               <w:spacing w:after="0" w:line="360" w:lineRule="auto"/>
               <w:rPr>
                 <w:rFonts w:ascii="Times New Roman" w:hAnsi="Times New Roman" w:cs="Times New Roman"/>
-                <w:b/>
-                <w:sz w:val="24"/>
-                <w:szCs w:val="24"/>
-                <w:highlight w:val="yellow"/>
-              </w:rPr>
-            </w:pPr>
-            <w:r>
-              <w:rPr>
-                <w:rFonts w:ascii="Times New Roman" w:hAnsi="Times New Roman" w:cs="Times New Roman"/>
-                <w:sz w:val="24"/>
-                <w:szCs w:val="24"/>
-                <w:highlight w:val="yellow"/>
-              </w:rPr>
-              <w:t>25</w:t>
-            </w:r>
-            <w:r>
-              <w:rPr>
-                <w:rStyle w:val="Forte"/>
-                <w:rFonts w:ascii="Times New Roman" w:hAnsi="Times New Roman" w:cs="Times New Roman"/>
-                <w:b w:val="0"/>
-                <w:sz w:val="24"/>
-                <w:szCs w:val="24"/>
-                <w:highlight w:val="yellow"/>
-                <w:bdr w:val="none" w:color="auto" w:sz="0" w:space="0" w:frame="1"/>
-              </w:rPr>
-              <w:t>/04/2012 a 31/08/2012</w:t>
-            </w:r>
-          </w:p>
-        </w:tc>
-        <w:tc>
-          <w:tcPr>
-            <w:tcW w:w="1821" w:type="pct"/>
+                <w:sz w:val="24"/>
+                <w:szCs w:val="24"/>
+              </w:rPr>
+            </w:pPr>
+            <w:r>
+              <w:rPr>
+                <w:rFonts w:ascii="Times New Roman" w:hAnsi="Times New Roman" w:cs="Times New Roman"/>
+                <w:b/>
+                <w:color w:val="000000" w:themeColor="text1"/>
+                <w:sz w:val="24"/>
+              </w:rPr>
+              <w:t xml:space="preserve">R$ </w:t>
+            </w:r>
+            <w:r>
+              <w:rPr>
+                <w:rFonts w:ascii="Times New Roman" w:hAnsi="Times New Roman" w:cs="Times New Roman"/>
+                <w:b/>
+                <w:color w:val="000000" w:themeColor="text1"/>
+                <w:sz w:val="24"/>
+              </w:rPr>
+              <w:t>791</w:t>
+            </w:r>
+            <w:r>
+              <w:rPr>
+                <w:rFonts w:ascii="Times New Roman" w:hAnsi="Times New Roman" w:cs="Times New Roman"/>
+                <w:b/>
+                <w:color w:val="000000" w:themeColor="text1"/>
+                <w:sz w:val="24"/>
+              </w:rPr>
+              <w:t>.</w:t>
+            </w:r>
+            <w:r>
+              <w:rPr>
+                <w:rFonts w:ascii="Times New Roman" w:hAnsi="Times New Roman" w:cs="Times New Roman"/>
+                <w:b/>
+                <w:color w:val="000000" w:themeColor="text1"/>
+                <w:sz w:val="24"/>
+              </w:rPr>
+              <w:t>800</w:t>
+            </w:r>
+            <w:r>
+              <w:rPr>
+                <w:rFonts w:ascii="Times New Roman" w:hAnsi="Times New Roman" w:cs="Times New Roman"/>
+                <w:b/>
+                <w:color w:val="000000" w:themeColor="text1"/>
+                <w:sz w:val="24"/>
+              </w:rPr>
+              <w:t>,</w:t>
+            </w:r>
+            <w:r>
+              <w:rPr>
+                <w:rFonts w:ascii="Times New Roman" w:hAnsi="Times New Roman" w:cs="Times New Roman"/>
+                <w:b/>
+                <w:color w:val="000000" w:themeColor="text1"/>
+                <w:sz w:val="24"/>
+              </w:rPr>
+              <w:t>14</w:t>
+            </w:r>
+          </w:p>
+        </w:tc>
+        <w:tc>
+          <w:tcPr>
+            <w:tcW w:w="1811" w:type="pct"/>
             <w:tcBorders>
-              <w:top w:val="single" w:color="auto" w:sz="4" w:space="0"/>
-              <w:left w:val="single" w:color="auto" w:sz="4" w:space="0"/>
-              <w:bottom w:val="single" w:color="auto" w:sz="4" w:space="0"/>
-              <w:right w:val="single" w:color="auto" w:sz="4" w:space="0"/>
+              <w:top w:val="single" w:sz="4" w:space="0" w:color="auto"/>
+              <w:left w:val="single" w:sz="4" w:space="0" w:color="auto"/>
+              <w:bottom w:val="single" w:sz="4" w:space="0" w:color="auto"/>
+              <w:right w:val="single" w:sz="4" w:space="0" w:color="auto"/>
             </w:tcBorders>
             <w:shd w:val="clear" w:color="auto" w:fill="FFFFFF" w:themeFill="background1"/>
           </w:tcPr>
@@ -7101,846 +6822,6 @@
                 <w:rFonts w:ascii="Times New Roman" w:hAnsi="Times New Roman" w:cs="Times New Roman"/>
                 <w:sz w:val="24"/>
                 <w:szCs w:val="24"/>
-                <w:highlight w:val="yellow"/>
-              </w:rPr>
-            </w:pPr>
-            <w:r>
-              <w:rPr>
-                <w:rFonts w:ascii="Times New Roman" w:hAnsi="Times New Roman" w:cs="Times New Roman"/>
-                <w:sz w:val="24"/>
-                <w:szCs w:val="24"/>
-                <w:highlight w:val="yellow"/>
-              </w:rPr>
-              <w:t xml:space="preserve">(Pago em </w:t>
-            </w:r>
-            <w:r>
-              <w:rPr>
-                <w:rFonts w:ascii="Times New Roman" w:hAnsi="Times New Roman" w:cs="Times New Roman"/>
-                <w:sz w:val="24"/>
-                <w:szCs w:val="24"/>
-                <w:highlight w:val="yellow"/>
-              </w:rPr>
-              <w:t>05/125/2012</w:t>
-            </w:r>
-            <w:r>
-              <w:rPr>
-                <w:rFonts w:ascii="Times New Roman" w:hAnsi="Times New Roman" w:cs="Times New Roman"/>
-                <w:sz w:val="24"/>
-                <w:szCs w:val="24"/>
-                <w:highlight w:val="yellow"/>
-              </w:rPr>
-              <w:t>)</w:t>
-            </w:r>
-          </w:p>
-        </w:tc>
-      </w:tr>
-      <w:tr>
-        <w:tc>
-          <w:tcPr>
-            <w:tcW w:w="1808" w:type="pct"/>
-            <w:tcBorders>
-              <w:top w:val="single" w:color="auto" w:sz="4" w:space="0"/>
-              <w:left w:val="single" w:color="auto" w:sz="4" w:space="0"/>
-              <w:bottom w:val="single" w:color="auto" w:sz="4" w:space="0"/>
-              <w:right w:val="single" w:color="auto" w:sz="4" w:space="0"/>
-            </w:tcBorders>
-            <w:shd w:val="clear" w:color="auto" w:fill="F2F2F2" w:themeFill="background1" w:themeFillShade="F2"/>
-            <w:noWrap/>
-            <w:tcMar>
-              <w:top w:w="24" w:type="dxa"/>
-              <w:left w:w="96" w:type="dxa"/>
-              <w:bottom w:w="24" w:type="dxa"/>
-              <w:right w:w="48" w:type="dxa"/>
-            </w:tcMar>
-            <w:vAlign w:val="center"/>
-            <w:hideMark/>
-          </w:tcPr>
-          <w:p>
-            <w:pPr>
-              <w:spacing w:after="0" w:line="240" w:lineRule="auto"/>
-              <w:rPr>
-                <w:rFonts w:ascii="Times New Roman" w:hAnsi="Times New Roman" w:cs="Times New Roman"/>
-                <w:color w:val="FF0000"/>
-                <w:sz w:val="24"/>
-                <w:szCs w:val="24"/>
-                <w:highlight w:val="yellow"/>
-              </w:rPr>
-            </w:pPr>
-            <w:r>
-              <w:rPr>
-                <w:rFonts w:ascii="Times New Roman" w:hAnsi="Times New Roman" w:cs="Times New Roman"/>
-                <w:sz w:val="24"/>
-                <w:szCs w:val="24"/>
-                <w:highlight w:val="yellow"/>
-              </w:rPr>
-              <w:t>Valor da 8ª Medição:</w:t>
-            </w:r>
-          </w:p>
-        </w:tc>
-        <w:tc>
-          <w:tcPr>
-            <w:tcW w:w="1370" w:type="pct"/>
-            <w:tcBorders>
-              <w:top w:val="single" w:color="auto" w:sz="4" w:space="0"/>
-              <w:left w:val="single" w:color="auto" w:sz="4" w:space="0"/>
-              <w:bottom w:val="single" w:color="auto" w:sz="4" w:space="0"/>
-              <w:right w:val="single" w:color="auto" w:sz="4" w:space="0"/>
-            </w:tcBorders>
-            <w:shd w:val="clear" w:color="auto" w:fill="F2F2F2" w:themeFill="background1" w:themeFillShade="F2"/>
-            <w:tcMar>
-              <w:top w:w="24" w:type="dxa"/>
-              <w:left w:w="48" w:type="dxa"/>
-              <w:bottom w:w="24" w:type="dxa"/>
-              <w:right w:w="48" w:type="dxa"/>
-            </w:tcMar>
-            <w:vAlign w:val="center"/>
-            <w:hideMark/>
-          </w:tcPr>
-          <w:p>
-            <w:pPr>
-              <w:spacing w:after="0" w:line="360" w:lineRule="auto"/>
-              <w:rPr>
-                <w:rFonts w:ascii="Times New Roman" w:hAnsi="Times New Roman" w:cs="Times New Roman"/>
-                <w:b/>
-                <w:color w:val="FF0000"/>
-                <w:sz w:val="24"/>
-                <w:szCs w:val="24"/>
-                <w:highlight w:val="yellow"/>
-              </w:rPr>
-            </w:pPr>
-            <w:r>
-              <w:rPr>
-                <w:rFonts w:ascii="Times New Roman" w:hAnsi="Times New Roman" w:cs="Times New Roman"/>
-                <w:b/>
-                <w:sz w:val="24"/>
-                <w:szCs w:val="24"/>
-                <w:highlight w:val="yellow"/>
-              </w:rPr>
-              <w:t xml:space="preserve">R$ 32.508,39 </w:t>
-            </w:r>
-          </w:p>
-        </w:tc>
-        <w:tc>
-          <w:tcPr>
-            <w:tcW w:w="1821" w:type="pct"/>
-            <w:tcBorders>
-              <w:top w:val="single" w:color="auto" w:sz="4" w:space="0"/>
-              <w:left w:val="single" w:color="auto" w:sz="4" w:space="0"/>
-              <w:bottom w:val="single" w:color="auto" w:sz="4" w:space="0"/>
-              <w:right w:val="single" w:color="auto" w:sz="4" w:space="0"/>
-            </w:tcBorders>
-            <w:shd w:val="clear" w:color="auto" w:fill="F2F2F2" w:themeFill="background1" w:themeFillShade="F2"/>
-          </w:tcPr>
-          <w:p>
-            <w:pPr>
-              <w:spacing w:after="0" w:line="360" w:lineRule="auto"/>
-              <w:ind w:left="148"/>
-              <w:rPr>
-                <w:rFonts w:ascii="Times New Roman" w:hAnsi="Times New Roman" w:cs="Times New Roman"/>
-                <w:b/>
-                <w:sz w:val="24"/>
-                <w:szCs w:val="24"/>
-                <w:highlight w:val="yellow"/>
-              </w:rPr>
-            </w:pPr>
-            <w:r>
-              <w:rPr>
-                <w:rFonts w:ascii="Times New Roman" w:hAnsi="Times New Roman" w:cs="Times New Roman"/>
-                <w:b/>
-                <w:sz w:val="24"/>
-                <w:szCs w:val="24"/>
-                <w:highlight w:val="yellow"/>
-              </w:rPr>
-              <w:t>R$ 0,00</w:t>
-            </w:r>
-          </w:p>
-        </w:tc>
-      </w:tr>
-      <w:tr>
-        <w:tc>
-          <w:tcPr>
-            <w:tcW w:w="1808" w:type="pct"/>
-            <w:tcBorders>
-              <w:top w:val="single" w:color="auto" w:sz="4" w:space="0"/>
-              <w:left w:val="single" w:color="auto" w:sz="4" w:space="0"/>
-              <w:bottom w:val="single" w:color="auto" w:sz="4" w:space="0"/>
-              <w:right w:val="single" w:color="auto" w:sz="4" w:space="0"/>
-            </w:tcBorders>
-            <w:shd w:val="clear" w:color="auto" w:fill="F2F2F2" w:themeFill="background1" w:themeFillShade="F2"/>
-            <w:noWrap/>
-            <w:tcMar>
-              <w:top w:w="24" w:type="dxa"/>
-              <w:left w:w="96" w:type="dxa"/>
-              <w:bottom w:w="24" w:type="dxa"/>
-              <w:right w:w="48" w:type="dxa"/>
-            </w:tcMar>
-            <w:vAlign w:val="center"/>
-            <w:hideMark/>
-          </w:tcPr>
-          <w:p>
-            <w:pPr>
-              <w:spacing w:after="0" w:line="240" w:lineRule="auto"/>
-              <w:rPr>
-                <w:rFonts w:ascii="Times New Roman" w:hAnsi="Times New Roman" w:cs="Times New Roman"/>
-                <w:color w:val="FF0000"/>
-                <w:sz w:val="24"/>
-                <w:szCs w:val="24"/>
-                <w:highlight w:val="yellow"/>
-              </w:rPr>
-            </w:pPr>
-            <w:r>
-              <w:rPr>
-                <w:rFonts w:ascii="Times New Roman" w:hAnsi="Times New Roman" w:cs="Times New Roman"/>
-                <w:sz w:val="24"/>
-                <w:szCs w:val="24"/>
-                <w:highlight w:val="yellow"/>
-              </w:rPr>
-              <w:t>Período Referente a 8ª Medição:</w:t>
-            </w:r>
-          </w:p>
-        </w:tc>
-        <w:tc>
-          <w:tcPr>
-            <w:tcW w:w="1370" w:type="pct"/>
-            <w:tcBorders>
-              <w:top w:val="single" w:color="auto" w:sz="4" w:space="0"/>
-              <w:left w:val="single" w:color="auto" w:sz="4" w:space="0"/>
-              <w:bottom w:val="single" w:color="auto" w:sz="4" w:space="0"/>
-              <w:right w:val="single" w:color="auto" w:sz="4" w:space="0"/>
-            </w:tcBorders>
-            <w:shd w:val="clear" w:color="auto" w:fill="F2F2F2" w:themeFill="background1" w:themeFillShade="F2"/>
-            <w:tcMar>
-              <w:top w:w="24" w:type="dxa"/>
-              <w:left w:w="48" w:type="dxa"/>
-              <w:bottom w:w="24" w:type="dxa"/>
-              <w:right w:w="48" w:type="dxa"/>
-            </w:tcMar>
-            <w:vAlign w:val="center"/>
-            <w:hideMark/>
-          </w:tcPr>
-          <w:p>
-            <w:pPr>
-              <w:spacing w:after="0" w:line="360" w:lineRule="auto"/>
-              <w:rPr>
-                <w:rFonts w:ascii="Times New Roman" w:hAnsi="Times New Roman" w:cs="Times New Roman"/>
-                <w:bCs/>
-                <w:sz w:val="24"/>
-                <w:szCs w:val="24"/>
-                <w:highlight w:val="yellow"/>
-                <w:bdr w:val="none" w:color="auto" w:sz="0" w:space="0" w:frame="1"/>
-              </w:rPr>
-            </w:pPr>
-            <w:r>
-              <w:rPr>
-                <w:rFonts w:ascii="Times New Roman" w:hAnsi="Times New Roman" w:cs="Times New Roman"/>
-                <w:sz w:val="24"/>
-                <w:szCs w:val="24"/>
-                <w:highlight w:val="yellow"/>
-              </w:rPr>
-              <w:t>21</w:t>
-            </w:r>
-            <w:r>
-              <w:rPr>
-                <w:rStyle w:val="Forte"/>
-                <w:rFonts w:ascii="Times New Roman" w:hAnsi="Times New Roman" w:cs="Times New Roman"/>
-                <w:b w:val="0"/>
-                <w:sz w:val="24"/>
-                <w:szCs w:val="24"/>
-                <w:highlight w:val="yellow"/>
-                <w:bdr w:val="none" w:color="auto" w:sz="0" w:space="0" w:frame="1"/>
-              </w:rPr>
-              <w:t>/06/2014 a 21/07/2015</w:t>
-            </w:r>
-          </w:p>
-        </w:tc>
-        <w:tc>
-          <w:tcPr>
-            <w:tcW w:w="1821" w:type="pct"/>
-            <w:tcBorders>
-              <w:top w:val="single" w:color="auto" w:sz="4" w:space="0"/>
-              <w:left w:val="single" w:color="auto" w:sz="4" w:space="0"/>
-              <w:bottom w:val="single" w:color="auto" w:sz="4" w:space="0"/>
-              <w:right w:val="single" w:color="auto" w:sz="4" w:space="0"/>
-            </w:tcBorders>
-            <w:shd w:val="clear" w:color="auto" w:fill="F2F2F2" w:themeFill="background1" w:themeFillShade="F2"/>
-          </w:tcPr>
-          <w:p>
-            <w:pPr>
-              <w:spacing w:after="0" w:line="360" w:lineRule="auto"/>
-              <w:ind w:left="148"/>
-              <w:rPr>
-                <w:rFonts w:ascii="Times New Roman" w:hAnsi="Times New Roman" w:cs="Times New Roman"/>
-                <w:sz w:val="24"/>
-                <w:szCs w:val="24"/>
-                <w:highlight w:val="yellow"/>
-              </w:rPr>
-            </w:pPr>
-          </w:p>
-        </w:tc>
-      </w:tr>
-      <w:tr>
-        <w:tc>
-          <w:tcPr>
-            <w:tcW w:w="1808" w:type="pct"/>
-            <w:tcBorders>
-              <w:top w:val="single" w:color="auto" w:sz="4" w:space="0"/>
-              <w:left w:val="single" w:color="auto" w:sz="4" w:space="0"/>
-              <w:bottom w:val="single" w:color="auto" w:sz="4" w:space="0"/>
-              <w:right w:val="single" w:color="auto" w:sz="4" w:space="0"/>
-            </w:tcBorders>
-            <w:shd w:val="clear" w:color="auto" w:fill="FFFFFF" w:themeFill="background1"/>
-            <w:noWrap/>
-            <w:tcMar>
-              <w:top w:w="24" w:type="dxa"/>
-              <w:left w:w="96" w:type="dxa"/>
-              <w:bottom w:w="24" w:type="dxa"/>
-              <w:right w:w="48" w:type="dxa"/>
-            </w:tcMar>
-            <w:vAlign w:val="center"/>
-            <w:hideMark/>
-          </w:tcPr>
-          <w:p>
-            <w:pPr>
-              <w:spacing w:after="0" w:line="240" w:lineRule="auto"/>
-              <w:rPr>
-                <w:rFonts w:ascii="Times New Roman" w:hAnsi="Times New Roman" w:cs="Times New Roman"/>
-                <w:color w:val="FF0000"/>
-                <w:sz w:val="24"/>
-                <w:szCs w:val="24"/>
-                <w:highlight w:val="yellow"/>
-              </w:rPr>
-            </w:pPr>
-            <w:r>
-              <w:rPr>
-                <w:rFonts w:ascii="Times New Roman" w:hAnsi="Times New Roman" w:cs="Times New Roman"/>
-                <w:sz w:val="24"/>
-                <w:szCs w:val="24"/>
-                <w:highlight w:val="yellow"/>
-              </w:rPr>
-              <w:t>Valor da 9ª Medição:</w:t>
-            </w:r>
-          </w:p>
-        </w:tc>
-        <w:tc>
-          <w:tcPr>
-            <w:tcW w:w="1370" w:type="pct"/>
-            <w:tcBorders>
-              <w:top w:val="single" w:color="auto" w:sz="4" w:space="0"/>
-              <w:left w:val="single" w:color="auto" w:sz="4" w:space="0"/>
-              <w:bottom w:val="single" w:color="auto" w:sz="4" w:space="0"/>
-              <w:right w:val="single" w:color="auto" w:sz="4" w:space="0"/>
-            </w:tcBorders>
-            <w:shd w:val="clear" w:color="auto" w:fill="FFFFFF" w:themeFill="background1"/>
-            <w:tcMar>
-              <w:top w:w="24" w:type="dxa"/>
-              <w:left w:w="48" w:type="dxa"/>
-              <w:bottom w:w="24" w:type="dxa"/>
-              <w:right w:w="48" w:type="dxa"/>
-            </w:tcMar>
-            <w:vAlign w:val="center"/>
-            <w:hideMark/>
-          </w:tcPr>
-          <w:p>
-            <w:pPr>
-              <w:spacing w:after="0" w:line="360" w:lineRule="auto"/>
-              <w:rPr>
-                <w:rFonts w:ascii="Times New Roman" w:hAnsi="Times New Roman" w:cs="Times New Roman"/>
-                <w:b/>
-                <w:bCs/>
-                <w:sz w:val="24"/>
-                <w:szCs w:val="24"/>
-                <w:highlight w:val="yellow"/>
-                <w:bdr w:val="none" w:color="auto" w:sz="0" w:space="0" w:frame="1"/>
-              </w:rPr>
-            </w:pPr>
-            <w:r>
-              <w:rPr>
-                <w:rFonts w:ascii="Times New Roman" w:hAnsi="Times New Roman" w:cs="Times New Roman"/>
-                <w:b/>
-                <w:bCs/>
-                <w:sz w:val="24"/>
-                <w:szCs w:val="24"/>
-                <w:highlight w:val="yellow"/>
-                <w:bdr w:val="none" w:color="auto" w:sz="0" w:space="0" w:frame="1"/>
-              </w:rPr>
-              <w:t>R$ 25.643,31</w:t>
-            </w:r>
-            <w:r>
-              <w:rPr>
-                <w:rFonts w:ascii="Times New Roman" w:hAnsi="Times New Roman" w:cs="Times New Roman"/>
-                <w:b/>
-                <w:sz w:val="24"/>
-                <w:szCs w:val="24"/>
-                <w:highlight w:val="yellow"/>
-              </w:rPr>
-              <w:t xml:space="preserve"> </w:t>
-            </w:r>
-          </w:p>
-        </w:tc>
-        <w:tc>
-          <w:tcPr>
-            <w:tcW w:w="1821" w:type="pct"/>
-            <w:tcBorders>
-              <w:top w:val="single" w:color="auto" w:sz="4" w:space="0"/>
-              <w:left w:val="single" w:color="auto" w:sz="4" w:space="0"/>
-              <w:bottom w:val="single" w:color="auto" w:sz="4" w:space="0"/>
-              <w:right w:val="single" w:color="auto" w:sz="4" w:space="0"/>
-            </w:tcBorders>
-            <w:shd w:val="clear" w:color="auto" w:fill="FFFFFF" w:themeFill="background1"/>
-          </w:tcPr>
-          <w:p>
-            <w:pPr>
-              <w:spacing w:after="0" w:line="360" w:lineRule="auto"/>
-              <w:ind w:left="148"/>
-              <w:rPr>
-                <w:rFonts w:ascii="Times New Roman" w:hAnsi="Times New Roman" w:cs="Times New Roman"/>
-                <w:b/>
-                <w:bCs/>
-                <w:sz w:val="24"/>
-                <w:szCs w:val="24"/>
-                <w:highlight w:val="yellow"/>
-                <w:bdr w:val="none" w:color="auto" w:sz="0" w:space="0" w:frame="1"/>
-              </w:rPr>
-            </w:pPr>
-            <w:r>
-              <w:rPr>
-                <w:rFonts w:ascii="Times New Roman" w:hAnsi="Times New Roman" w:cs="Times New Roman"/>
-                <w:b/>
-                <w:sz w:val="24"/>
-                <w:szCs w:val="24"/>
-                <w:highlight w:val="yellow"/>
-              </w:rPr>
-              <w:t>R$ 0,00</w:t>
-            </w:r>
-          </w:p>
-        </w:tc>
-      </w:tr>
-      <w:tr>
-        <w:tc>
-          <w:tcPr>
-            <w:tcW w:w="1808" w:type="pct"/>
-            <w:tcBorders>
-              <w:top w:val="single" w:color="auto" w:sz="4" w:space="0"/>
-              <w:left w:val="single" w:color="auto" w:sz="4" w:space="0"/>
-              <w:bottom w:val="single" w:color="auto" w:sz="4" w:space="0"/>
-              <w:right w:val="single" w:color="auto" w:sz="4" w:space="0"/>
-            </w:tcBorders>
-            <w:shd w:val="clear" w:color="auto" w:fill="FFFFFF" w:themeFill="background1"/>
-            <w:noWrap/>
-            <w:tcMar>
-              <w:top w:w="24" w:type="dxa"/>
-              <w:left w:w="96" w:type="dxa"/>
-              <w:bottom w:w="24" w:type="dxa"/>
-              <w:right w:w="48" w:type="dxa"/>
-            </w:tcMar>
-            <w:vAlign w:val="center"/>
-            <w:hideMark/>
-          </w:tcPr>
-          <w:p>
-            <w:pPr>
-              <w:spacing w:after="0" w:line="240" w:lineRule="auto"/>
-              <w:rPr>
-                <w:rFonts w:ascii="Times New Roman" w:hAnsi="Times New Roman" w:cs="Times New Roman"/>
-                <w:sz w:val="24"/>
-                <w:szCs w:val="24"/>
-                <w:highlight w:val="yellow"/>
-              </w:rPr>
-            </w:pPr>
-            <w:r>
-              <w:rPr>
-                <w:rFonts w:ascii="Times New Roman" w:hAnsi="Times New Roman" w:cs="Times New Roman"/>
-                <w:sz w:val="24"/>
-                <w:szCs w:val="24"/>
-                <w:highlight w:val="yellow"/>
-              </w:rPr>
-              <w:t>Período Referente a 9ª Medição:</w:t>
-            </w:r>
-          </w:p>
-        </w:tc>
-        <w:tc>
-          <w:tcPr>
-            <w:tcW w:w="1370" w:type="pct"/>
-            <w:tcBorders>
-              <w:top w:val="single" w:color="auto" w:sz="4" w:space="0"/>
-              <w:left w:val="single" w:color="auto" w:sz="4" w:space="0"/>
-              <w:bottom w:val="single" w:color="auto" w:sz="4" w:space="0"/>
-              <w:right w:val="single" w:color="auto" w:sz="4" w:space="0"/>
-            </w:tcBorders>
-            <w:shd w:val="clear" w:color="auto" w:fill="FFFFFF" w:themeFill="background1"/>
-            <w:tcMar>
-              <w:top w:w="24" w:type="dxa"/>
-              <w:left w:w="48" w:type="dxa"/>
-              <w:bottom w:w="24" w:type="dxa"/>
-              <w:right w:w="48" w:type="dxa"/>
-            </w:tcMar>
-            <w:vAlign w:val="center"/>
-            <w:hideMark/>
-          </w:tcPr>
-          <w:p>
-            <w:pPr>
-              <w:spacing w:after="0" w:line="360" w:lineRule="auto"/>
-              <w:rPr>
-                <w:rFonts w:ascii="Times New Roman" w:hAnsi="Times New Roman" w:cs="Times New Roman"/>
-                <w:sz w:val="24"/>
-                <w:szCs w:val="24"/>
-                <w:highlight w:val="yellow"/>
-              </w:rPr>
-            </w:pPr>
-            <w:r>
-              <w:rPr>
-                <w:rFonts w:ascii="Times New Roman" w:hAnsi="Times New Roman" w:cs="Times New Roman"/>
-                <w:sz w:val="24"/>
-                <w:szCs w:val="24"/>
-                <w:highlight w:val="yellow"/>
-              </w:rPr>
-              <w:t>22</w:t>
-            </w:r>
-            <w:r>
-              <w:rPr>
-                <w:rStyle w:val="Forte"/>
-                <w:rFonts w:ascii="Times New Roman" w:hAnsi="Times New Roman" w:cs="Times New Roman"/>
-                <w:b w:val="0"/>
-                <w:bCs w:val="0"/>
-                <w:sz w:val="24"/>
-                <w:szCs w:val="24"/>
-                <w:highlight w:val="yellow"/>
-              </w:rPr>
-              <w:t>/07/2014 a 21/01/2015</w:t>
-            </w:r>
-          </w:p>
-        </w:tc>
-        <w:tc>
-          <w:tcPr>
-            <w:tcW w:w="1821" w:type="pct"/>
-            <w:tcBorders>
-              <w:top w:val="single" w:color="auto" w:sz="4" w:space="0"/>
-              <w:left w:val="single" w:color="auto" w:sz="4" w:space="0"/>
-              <w:bottom w:val="single" w:color="auto" w:sz="4" w:space="0"/>
-              <w:right w:val="single" w:color="auto" w:sz="4" w:space="0"/>
-            </w:tcBorders>
-            <w:shd w:val="clear" w:color="auto" w:fill="FFFFFF" w:themeFill="background1"/>
-          </w:tcPr>
-          <w:p>
-            <w:pPr>
-              <w:spacing w:after="0" w:line="360" w:lineRule="auto"/>
-              <w:ind w:left="148"/>
-              <w:rPr>
-                <w:rFonts w:ascii="Times New Roman" w:hAnsi="Times New Roman" w:cs="Times New Roman"/>
-                <w:sz w:val="24"/>
-                <w:szCs w:val="24"/>
-                <w:highlight w:val="yellow"/>
-              </w:rPr>
-            </w:pPr>
-          </w:p>
-        </w:tc>
-      </w:tr>
-      <w:tr>
-        <w:tc>
-          <w:tcPr>
-            <w:tcW w:w="1808" w:type="pct"/>
-            <w:tcBorders>
-              <w:top w:val="single" w:color="auto" w:sz="4" w:space="0"/>
-              <w:left w:val="single" w:color="auto" w:sz="4" w:space="0"/>
-              <w:bottom w:val="single" w:color="auto" w:sz="4" w:space="0"/>
-              <w:right w:val="single" w:color="auto" w:sz="4" w:space="0"/>
-            </w:tcBorders>
-            <w:shd w:val="clear" w:color="auto" w:fill="F2F2F2" w:themeFill="background1" w:themeFillShade="F2"/>
-            <w:noWrap/>
-            <w:tcMar>
-              <w:top w:w="24" w:type="dxa"/>
-              <w:left w:w="96" w:type="dxa"/>
-              <w:bottom w:w="24" w:type="dxa"/>
-              <w:right w:w="48" w:type="dxa"/>
-            </w:tcMar>
-            <w:vAlign w:val="center"/>
-            <w:hideMark/>
-          </w:tcPr>
-          <w:p>
-            <w:pPr>
-              <w:spacing w:after="0" w:line="240" w:lineRule="auto"/>
-              <w:rPr>
-                <w:rFonts w:ascii="Times New Roman" w:hAnsi="Times New Roman" w:cs="Times New Roman"/>
-                <w:sz w:val="24"/>
-                <w:szCs w:val="24"/>
-                <w:highlight w:val="yellow"/>
-              </w:rPr>
-            </w:pPr>
-            <w:r>
-              <w:rPr>
-                <w:rFonts w:ascii="Times New Roman" w:hAnsi="Times New Roman" w:cs="Times New Roman"/>
-                <w:sz w:val="24"/>
-                <w:szCs w:val="24"/>
-                <w:highlight w:val="yellow"/>
-              </w:rPr>
-              <w:t>Valor da 10ª Medição:</w:t>
-            </w:r>
-          </w:p>
-        </w:tc>
-        <w:tc>
-          <w:tcPr>
-            <w:tcW w:w="1370" w:type="pct"/>
-            <w:tcBorders>
-              <w:top w:val="single" w:color="auto" w:sz="4" w:space="0"/>
-              <w:left w:val="single" w:color="auto" w:sz="4" w:space="0"/>
-              <w:bottom w:val="single" w:color="auto" w:sz="4" w:space="0"/>
-              <w:right w:val="single" w:color="auto" w:sz="4" w:space="0"/>
-            </w:tcBorders>
-            <w:shd w:val="clear" w:color="auto" w:fill="F2F2F2" w:themeFill="background1" w:themeFillShade="F2"/>
-            <w:tcMar>
-              <w:top w:w="24" w:type="dxa"/>
-              <w:left w:w="48" w:type="dxa"/>
-              <w:bottom w:w="24" w:type="dxa"/>
-              <w:right w:w="48" w:type="dxa"/>
-            </w:tcMar>
-            <w:vAlign w:val="center"/>
-            <w:hideMark/>
-          </w:tcPr>
-          <w:p>
-            <w:pPr>
-              <w:spacing w:after="0" w:line="360" w:lineRule="auto"/>
-              <w:rPr>
-                <w:rFonts w:ascii="Times New Roman" w:hAnsi="Times New Roman" w:cs="Times New Roman"/>
-                <w:b/>
-                <w:sz w:val="24"/>
-                <w:szCs w:val="24"/>
-                <w:highlight w:val="yellow"/>
-              </w:rPr>
-            </w:pPr>
-            <w:r>
-              <w:rPr>
-                <w:rFonts w:ascii="Times New Roman" w:hAnsi="Times New Roman" w:cs="Times New Roman"/>
-                <w:b/>
-                <w:sz w:val="24"/>
-                <w:szCs w:val="24"/>
-                <w:highlight w:val="yellow"/>
-              </w:rPr>
-              <w:t xml:space="preserve">R$ 16.029,69 </w:t>
-            </w:r>
-          </w:p>
-        </w:tc>
-        <w:tc>
-          <w:tcPr>
-            <w:tcW w:w="1821" w:type="pct"/>
-            <w:tcBorders>
-              <w:top w:val="single" w:color="auto" w:sz="4" w:space="0"/>
-              <w:left w:val="single" w:color="auto" w:sz="4" w:space="0"/>
-              <w:bottom w:val="single" w:color="auto" w:sz="4" w:space="0"/>
-              <w:right w:val="single" w:color="auto" w:sz="4" w:space="0"/>
-            </w:tcBorders>
-            <w:shd w:val="clear" w:color="auto" w:fill="F2F2F2" w:themeFill="background1" w:themeFillShade="F2"/>
-          </w:tcPr>
-          <w:p>
-            <w:pPr>
-              <w:spacing w:after="0" w:line="360" w:lineRule="auto"/>
-              <w:ind w:left="148"/>
-              <w:rPr>
-                <w:rFonts w:ascii="Times New Roman" w:hAnsi="Times New Roman" w:cs="Times New Roman"/>
-                <w:b/>
-                <w:sz w:val="24"/>
-                <w:szCs w:val="24"/>
-                <w:highlight w:val="yellow"/>
-              </w:rPr>
-            </w:pPr>
-            <w:r>
-              <w:rPr>
-                <w:rFonts w:ascii="Times New Roman" w:hAnsi="Times New Roman" w:cs="Times New Roman"/>
-                <w:b/>
-                <w:sz w:val="24"/>
-                <w:szCs w:val="24"/>
-                <w:highlight w:val="yellow"/>
-              </w:rPr>
-              <w:t>R$ 0,00</w:t>
-            </w:r>
-          </w:p>
-        </w:tc>
-      </w:tr>
-      <w:tr>
-        <w:tc>
-          <w:tcPr>
-            <w:tcW w:w="1808" w:type="pct"/>
-            <w:tcBorders>
-              <w:top w:val="single" w:color="auto" w:sz="4" w:space="0"/>
-              <w:left w:val="single" w:color="auto" w:sz="4" w:space="0"/>
-              <w:bottom w:val="single" w:color="auto" w:sz="4" w:space="0"/>
-              <w:right w:val="single" w:color="auto" w:sz="4" w:space="0"/>
-            </w:tcBorders>
-            <w:shd w:val="clear" w:color="auto" w:fill="F2F2F2" w:themeFill="background1" w:themeFillShade="F2"/>
-            <w:noWrap/>
-            <w:tcMar>
-              <w:top w:w="24" w:type="dxa"/>
-              <w:left w:w="96" w:type="dxa"/>
-              <w:bottom w:w="24" w:type="dxa"/>
-              <w:right w:w="48" w:type="dxa"/>
-            </w:tcMar>
-            <w:vAlign w:val="center"/>
-            <w:hideMark/>
-          </w:tcPr>
-          <w:p>
-            <w:pPr>
-              <w:spacing w:after="0" w:line="240" w:lineRule="auto"/>
-              <w:rPr>
-                <w:rFonts w:ascii="Times New Roman" w:hAnsi="Times New Roman" w:cs="Times New Roman"/>
-                <w:sz w:val="24"/>
-                <w:szCs w:val="24"/>
-                <w:highlight w:val="yellow"/>
-              </w:rPr>
-            </w:pPr>
-            <w:r>
-              <w:rPr>
-                <w:rFonts w:ascii="Times New Roman" w:hAnsi="Times New Roman" w:cs="Times New Roman"/>
-                <w:sz w:val="24"/>
-                <w:szCs w:val="24"/>
-                <w:highlight w:val="yellow"/>
-              </w:rPr>
-              <w:t>Período Referente a 10ª Medição:</w:t>
-            </w:r>
-          </w:p>
-        </w:tc>
-        <w:tc>
-          <w:tcPr>
-            <w:tcW w:w="1370" w:type="pct"/>
-            <w:tcBorders>
-              <w:top w:val="single" w:color="auto" w:sz="4" w:space="0"/>
-              <w:left w:val="single" w:color="auto" w:sz="4" w:space="0"/>
-              <w:bottom w:val="single" w:color="auto" w:sz="4" w:space="0"/>
-              <w:right w:val="single" w:color="auto" w:sz="4" w:space="0"/>
-            </w:tcBorders>
-            <w:shd w:val="clear" w:color="auto" w:fill="F2F2F2" w:themeFill="background1" w:themeFillShade="F2"/>
-            <w:tcMar>
-              <w:top w:w="24" w:type="dxa"/>
-              <w:left w:w="48" w:type="dxa"/>
-              <w:bottom w:w="24" w:type="dxa"/>
-              <w:right w:w="48" w:type="dxa"/>
-            </w:tcMar>
-            <w:vAlign w:val="center"/>
-            <w:hideMark/>
-          </w:tcPr>
-          <w:p>
-            <w:pPr>
-              <w:spacing w:after="0" w:line="360" w:lineRule="auto"/>
-              <w:rPr>
-                <w:rFonts w:ascii="Times New Roman" w:hAnsi="Times New Roman" w:cs="Times New Roman"/>
-                <w:sz w:val="24"/>
-                <w:szCs w:val="24"/>
-                <w:highlight w:val="yellow"/>
-              </w:rPr>
-            </w:pPr>
-            <w:r>
-              <w:rPr>
-                <w:rFonts w:ascii="Times New Roman" w:hAnsi="Times New Roman" w:cs="Times New Roman"/>
-                <w:sz w:val="24"/>
-                <w:szCs w:val="24"/>
-                <w:highlight w:val="yellow"/>
-              </w:rPr>
-              <w:t>22</w:t>
-            </w:r>
-            <w:r>
-              <w:rPr>
-                <w:rStyle w:val="Forte"/>
-                <w:rFonts w:ascii="Times New Roman" w:hAnsi="Times New Roman" w:cs="Times New Roman"/>
-                <w:b w:val="0"/>
-                <w:bCs w:val="0"/>
-                <w:sz w:val="24"/>
-                <w:szCs w:val="24"/>
-                <w:highlight w:val="yellow"/>
-              </w:rPr>
-              <w:t>/02/2015 a 20/03/2015</w:t>
-            </w:r>
-          </w:p>
-        </w:tc>
-        <w:tc>
-          <w:tcPr>
-            <w:tcW w:w="1821" w:type="pct"/>
-            <w:tcBorders>
-              <w:top w:val="single" w:color="auto" w:sz="4" w:space="0"/>
-              <w:left w:val="single" w:color="auto" w:sz="4" w:space="0"/>
-              <w:bottom w:val="single" w:color="auto" w:sz="4" w:space="0"/>
-              <w:right w:val="single" w:color="auto" w:sz="4" w:space="0"/>
-            </w:tcBorders>
-            <w:shd w:val="clear" w:color="auto" w:fill="F2F2F2" w:themeFill="background1" w:themeFillShade="F2"/>
-          </w:tcPr>
-          <w:p>
-            <w:pPr>
-              <w:spacing w:after="0" w:line="360" w:lineRule="auto"/>
-              <w:ind w:left="148"/>
-              <w:rPr>
-                <w:rFonts w:ascii="Times New Roman" w:hAnsi="Times New Roman" w:cs="Times New Roman"/>
-                <w:sz w:val="24"/>
-                <w:szCs w:val="24"/>
-                <w:highlight w:val="yellow"/>
-              </w:rPr>
-            </w:pPr>
-          </w:p>
-        </w:tc>
-      </w:tr>
-      <w:tr>
-        <w:tc>
-          <w:tcPr>
-            <w:tcW w:w="1808" w:type="pct"/>
-            <w:tcBorders>
-              <w:top w:val="single" w:color="auto" w:sz="4" w:space="0"/>
-              <w:left w:val="single" w:color="auto" w:sz="4" w:space="0"/>
-              <w:bottom w:val="single" w:color="auto" w:sz="4" w:space="0"/>
-              <w:right w:val="single" w:color="auto" w:sz="4" w:space="0"/>
-            </w:tcBorders>
-            <w:shd w:val="clear" w:color="auto" w:fill="FFFFFF" w:themeFill="background1"/>
-            <w:noWrap/>
-            <w:tcMar>
-              <w:top w:w="24" w:type="dxa"/>
-              <w:left w:w="96" w:type="dxa"/>
-              <w:bottom w:w="24" w:type="dxa"/>
-              <w:right w:w="48" w:type="dxa"/>
-            </w:tcMar>
-            <w:vAlign w:val="center"/>
-          </w:tcPr>
-          <w:p>
-            <w:pPr>
-              <w:spacing w:after="0" w:line="240" w:lineRule="auto"/>
-              <w:jc w:val="center"/>
-              <w:rPr>
-                <w:rFonts w:ascii="Times New Roman" w:hAnsi="Times New Roman" w:cs="Times New Roman"/>
-                <w:sz w:val="24"/>
-                <w:szCs w:val="24"/>
-                <w:highlight w:val="yellow"/>
-              </w:rPr>
-            </w:pPr>
-            <w:r>
-              <w:rPr>
-                <w:rFonts w:ascii="Times New Roman" w:hAnsi="Times New Roman" w:cs="Times New Roman"/>
-                <w:sz w:val="24"/>
-                <w:szCs w:val="24"/>
-                <w:highlight w:val="yellow"/>
-              </w:rPr>
-              <w:t>TOTAL</w:t>
-            </w:r>
-          </w:p>
-        </w:tc>
-        <w:tc>
-          <w:tcPr>
-            <w:tcW w:w="1370" w:type="pct"/>
-            <w:tcBorders>
-              <w:top w:val="single" w:color="auto" w:sz="4" w:space="0"/>
-              <w:left w:val="single" w:color="auto" w:sz="4" w:space="0"/>
-              <w:bottom w:val="single" w:color="auto" w:sz="4" w:space="0"/>
-              <w:right w:val="single" w:color="auto" w:sz="4" w:space="0"/>
-            </w:tcBorders>
-            <w:shd w:val="clear" w:color="auto" w:fill="FFFFFF" w:themeFill="background1"/>
-            <w:tcMar>
-              <w:top w:w="24" w:type="dxa"/>
-              <w:left w:w="48" w:type="dxa"/>
-              <w:bottom w:w="24" w:type="dxa"/>
-              <w:right w:w="48" w:type="dxa"/>
-            </w:tcMar>
-            <w:vAlign w:val="center"/>
-          </w:tcPr>
-          <w:p>
-            <w:pPr>
-              <w:spacing w:after="0" w:line="360" w:lineRule="auto"/>
-              <w:rPr>
-                <w:rFonts w:ascii="Times New Roman" w:hAnsi="Times New Roman" w:cs="Times New Roman"/>
-                <w:sz w:val="24"/>
-                <w:szCs w:val="24"/>
-                <w:highlight w:val="yellow"/>
               </w:rPr>
             </w:pPr>
             <w:r>
@@ -7949,7 +6830,6 @@
                 <w:b/>
                 <w:color w:val="000000" w:themeColor="text1"/>
                 <w:sz w:val="24"/>
-                <w:highlight w:val="yellow"/>
               </w:rPr>
               <w:t xml:space="preserve">R$ </w:t>
             </w:r>
@@ -7959,43 +6839,44 @@
                 <w:b/>
                 <w:color w:val="000000" w:themeColor="text1"/>
                 <w:sz w:val="24"/>
-                <w:highlight w:val="yellow"/>
-              </w:rPr>
-              <w:t>440.486,05</w:t>
-            </w:r>
-          </w:p>
-        </w:tc>
-        <w:tc>
-          <w:tcPr>
-            <w:tcW w:w="1821" w:type="pct"/>
-            <w:tcBorders>
-              <w:top w:val="single" w:color="auto" w:sz="4" w:space="0"/>
-              <w:left w:val="single" w:color="auto" w:sz="4" w:space="0"/>
-              <w:bottom w:val="single" w:color="auto" w:sz="4" w:space="0"/>
-              <w:right w:val="single" w:color="auto" w:sz="4" w:space="0"/>
-            </w:tcBorders>
-            <w:shd w:val="clear" w:color="auto" w:fill="FFFFFF" w:themeFill="background1"/>
-          </w:tcPr>
-          <w:p>
-            <w:pPr>
-              <w:spacing w:after="0" w:line="360" w:lineRule="auto"/>
-              <w:ind w:left="148"/>
-              <w:rPr>
-                <w:rFonts w:ascii="Times New Roman" w:hAnsi="Times New Roman" w:cs="Times New Roman"/>
-                <w:sz w:val="24"/>
-                <w:szCs w:val="24"/>
-                <w:highlight w:val="yellow"/>
-              </w:rPr>
-            </w:pPr>
+              </w:rPr>
+              <w:t>791</w:t>
+            </w:r>
             <w:r>
               <w:rPr>
                 <w:rFonts w:ascii="Times New Roman" w:hAnsi="Times New Roman" w:cs="Times New Roman"/>
                 <w:b/>
                 <w:color w:val="000000" w:themeColor="text1"/>
                 <w:sz w:val="24"/>
-                <w:highlight w:val="yellow"/>
-              </w:rPr>
-              <w:t>R$ 336.304,57</w:t>
+              </w:rPr>
+              <w:t>.</w:t>
+            </w:r>
+            <w:r>
+              <w:rPr>
+                <w:rFonts w:ascii="Times New Roman" w:hAnsi="Times New Roman" w:cs="Times New Roman"/>
+                <w:b/>
+                <w:color w:val="000000" w:themeColor="text1"/>
+                <w:sz w:val="24"/>
+              </w:rPr>
+              <w:t>800</w:t>
+            </w:r>
+            <w:r>
+              <w:rPr>
+                <w:rFonts w:ascii="Times New Roman" w:hAnsi="Times New Roman" w:cs="Times New Roman"/>
+                <w:b/>
+                <w:color w:val="000000" w:themeColor="text1"/>
+                <w:sz w:val="24"/>
+              </w:rPr>
+              <w:t>,</w:t>
+            </w:r>
+            <w:r>
+              <w:rPr>
+                <w:rFonts w:ascii="Times New Roman" w:hAnsi="Times New Roman" w:cs="Times New Roman"/>
+                <w:b/>
+                <w:color w:val="000000" w:themeColor="text1"/>
+                <w:sz w:val="24"/>
+              </w:rPr>
+              <w:t>14</w:t>
             </w:r>
           </w:p>
         </w:tc>
@@ -8121,7 +7002,7 @@
           <w:color w:val="000000" w:themeColor="text1"/>
           <w:highlight w:val="yellow"/>
         </w:rPr>
-        <w:t>09</w:t>
+        <w:t>0</w:t>
       </w:r>
       <w:r>
         <w:rPr>
@@ -8129,7 +7010,7 @@
           <w:color w:val="000000" w:themeColor="text1"/>
           <w:highlight w:val="yellow"/>
         </w:rPr>
-        <w:t xml:space="preserve"> (</w:t>
+        <w:t>4</w:t>
       </w:r>
       <w:r>
         <w:rPr>
@@ -8137,7 +7018,15 @@
           <w:color w:val="000000" w:themeColor="text1"/>
           <w:highlight w:val="yellow"/>
         </w:rPr>
-        <w:t>nove</w:t>
+        <w:t xml:space="preserve"> (</w:t>
+      </w:r>
+      <w:r>
+        <w:rPr>
+          <w:b/>
+          <w:color w:val="000000" w:themeColor="text1"/>
+          <w:highlight w:val="yellow"/>
+        </w:rPr>
+        <w:t>quatro</w:t>
       </w:r>
       <w:r>
         <w:rPr>
@@ -8335,6 +7224,7 @@
         </w:rPr>
         <w:t xml:space="preserve">Concluirmos que a </w:t>
       </w:r>
+      <w:proofErr w:type="spellStart"/>
       <w:r>
         <w:rPr>
           <w:b/>
@@ -8348,7 +7238,15 @@
           <w:b/>
           <w:szCs w:val="24"/>
         </w:rPr>
-        <w:t>onobre Engenharia Construção e Comercio ltda, CNPJ Nº 04.934.819/0001-87</w:t>
+        <w:t>onobre</w:t>
+      </w:r>
+      <w:proofErr w:type="spellEnd"/>
+      <w:r>
+        <w:rPr>
+          <w:b/>
+          <w:szCs w:val="24"/>
+        </w:rPr>
+        <w:t xml:space="preserve"> Engenharia Construção e Comercio ltda, CNPJ Nº 04.934.819/0001-87</w:t>
       </w:r>
       <w:r>
         <w:rPr>
@@ -8687,7 +7585,7 @@
     <w:sectPr>
       <w:headerReference w:type="default" r:id="rId7"/>
       <w:footerReference w:type="default" r:id="rId8"/>
-      <w:pgSz w:w="11906" w:h="16838" w:orient="portrait" w:code="9"/>
+      <w:pgSz w:w="11906" w:h="16838" w:code="9"/>
       <w:pgMar w:top="567" w:right="1701" w:bottom="284" w:left="1701" w:header="284" w:footer="284" w:gutter="0"/>
       <w:cols w:space="708"/>
       <w:docGrid w:linePitch="360"/>
@@ -8697,7 +7595,7 @@
 </file>
 
 <file path=word/endnotes.xml><?xml version="1.0" encoding="utf-8"?>
-<w:endnotes xmlns:wpc="http://schemas.microsoft.com/office/word/2010/wordprocessingCanvas" xmlns:cx="http://schemas.microsoft.com/office/drawing/2014/chartex" xmlns:cx1="http://schemas.microsoft.com/office/drawing/2015/9/8/chartex" xmlns:cx2="http://schemas.microsoft.com/office/drawing/2015/10/21/chartex" xmlns:cx3="http://schemas.microsoft.com/office/drawing/2016/5/9/chartex" xmlns:cx4="http://schemas.microsoft.com/office/drawing/2016/5/10/chartex" xmlns:cx5="http://schemas.microsoft.com/office/drawing/2016/5/11/chartex" xmlns:cx6="http://schemas.microsoft.com/office/drawing/2016/5/12/chartex" xmlns:cx7="http://schemas.microsoft.com/office/drawing/2016/5/13/chartex" xmlns:cx8="http://schemas.microsoft.com/office/drawing/2016/5/14/chartex" xmlns:mc="http://schemas.openxmlformats.org/markup-compatibility/2006" xmlns:aink="http://schemas.microsoft.com/office/drawing/2016/ink" xmlns:am3d="http://schemas.microsoft.com/office/drawing/2017/model3d" xmlns:o="urn:schemas-microsoft-com:office:office" xmlns:oel="http://schemas.microsoft.com/office/2019/extlst" xmlns:r="http://schemas.openxmlformats.org/officeDocument/2006/relationships" xmlns:m="http://schemas.openxmlformats.org/officeDocument/2006/math" xmlns:v="urn:schemas-microsoft-com:vml" xmlns:wp14="http://schemas.microsoft.com/office/word/2010/wordprocessingDrawing" xmlns:wp="http://schemas.openxmlformats.org/drawingml/2006/wordprocessingDrawing" xmlns:w10="urn:schemas-microsoft-com:office:word" xmlns:w="http://schemas.openxmlformats.org/wordprocessingml/2006/main" xmlns:w14="http://schemas.microsoft.com/office/word/2010/wordml" xmlns:w15="http://schemas.microsoft.com/office/word/2012/wordml" xmlns:w16cex="http://schemas.microsoft.com/office/word/2018/wordml/cex" xmlns:w16cid="http://schemas.microsoft.com/office/word/2016/wordml/cid" xmlns:w16="http://schemas.microsoft.com/office/word/2018/wordml" xmlns:w16du="http://schemas.microsoft.com/office/word/2023/wordml/word16du" xmlns:w16sdtdh="http://schemas.microsoft.com/office/word/2020/wordml/sdtdatahash" xmlns:w16sdtfl="http://schemas.microsoft.com/office/word/2024/wordml/sdtformatlock" xmlns:w16se="http://schemas.microsoft.com/office/word/2015/wordml/symex" xmlns:wpg="http://schemas.microsoft.com/office/word/2010/wordprocessingGroup" xmlns:wpi="http://schemas.microsoft.com/office/word/2010/wordprocessingInk" xmlns:wne="http://schemas.microsoft.com/office/word/2006/wordml" xmlns:wps="http://schemas.microsoft.com/office/word/2010/wordprocessingShape" mc:Ignorable="w14 w15 w16se w16cid w16 w16cex w16sdtdh w16sdtfl w16du wp14">
+<w:endnotes xmlns:wpc="http://schemas.microsoft.com/office/word/2010/wordprocessingCanvas" xmlns:cx="http://schemas.microsoft.com/office/drawing/2014/chartex" xmlns:cx1="http://schemas.microsoft.com/office/drawing/2015/9/8/chartex" xmlns:cx2="http://schemas.microsoft.com/office/drawing/2015/10/21/chartex" xmlns:cx3="http://schemas.microsoft.com/office/drawing/2016/5/9/chartex" xmlns:cx4="http://schemas.microsoft.com/office/drawing/2016/5/10/chartex" xmlns:cx5="http://schemas.microsoft.com/office/drawing/2016/5/11/chartex" xmlns:cx6="http://schemas.microsoft.com/office/drawing/2016/5/12/chartex" xmlns:cx7="http://schemas.microsoft.com/office/drawing/2016/5/13/chartex" xmlns:cx8="http://schemas.microsoft.com/office/drawing/2016/5/14/chartex" xmlns:mc="http://schemas.openxmlformats.org/markup-compatibility/2006" xmlns:aink="http://schemas.microsoft.com/office/drawing/2016/ink" xmlns:am3d="http://schemas.microsoft.com/office/drawing/2017/model3d" xmlns:o="urn:schemas-microsoft-com:office:office" xmlns:r="http://schemas.openxmlformats.org/officeDocument/2006/relationships" xmlns:m="http://schemas.openxmlformats.org/officeDocument/2006/math" xmlns:v="urn:schemas-microsoft-com:vml" xmlns:wp14="http://schemas.microsoft.com/office/word/2010/wordprocessingDrawing" xmlns:wp="http://schemas.openxmlformats.org/drawingml/2006/wordprocessingDrawing" xmlns:w10="urn:schemas-microsoft-com:office:word" xmlns:w="http://schemas.openxmlformats.org/wordprocessingml/2006/main" xmlns:w14="http://schemas.microsoft.com/office/word/2010/wordml" xmlns:w15="http://schemas.microsoft.com/office/word/2012/wordml" xmlns:w16cex="http://schemas.microsoft.com/office/word/2018/wordml/cex" xmlns:w16cid="http://schemas.microsoft.com/office/word/2016/wordml/cid" xmlns:w16="http://schemas.microsoft.com/office/word/2018/wordml" xmlns:w16sdtdh="http://schemas.microsoft.com/office/word/2020/wordml/sdtdatahash" xmlns:w16se="http://schemas.microsoft.com/office/word/2015/wordml/symex" xmlns:wpg="http://schemas.microsoft.com/office/word/2010/wordprocessingGroup" xmlns:wpi="http://schemas.microsoft.com/office/word/2010/wordprocessingInk" xmlns:wne="http://schemas.microsoft.com/office/word/2006/wordml" xmlns:wps="http://schemas.microsoft.com/office/word/2010/wordprocessingShape" mc:Ignorable="w14 w15 w16se w16cid w16 w16cex w16sdtdh wp14">
   <w:endnote w:type="separator" w:id="-1">
     <w:p>
       <w:pPr>
@@ -8722,7 +7620,7 @@
 </file>
 
 <file path=word/footer1.xml><?xml version="1.0" encoding="utf-8"?>
-<w:ftr xmlns:wpc="http://schemas.microsoft.com/office/word/2010/wordprocessingCanvas" xmlns:cx="http://schemas.microsoft.com/office/drawing/2014/chartex" xmlns:cx1="http://schemas.microsoft.com/office/drawing/2015/9/8/chartex" xmlns:cx2="http://schemas.microsoft.com/office/drawing/2015/10/21/chartex" xmlns:cx3="http://schemas.microsoft.com/office/drawing/2016/5/9/chartex" xmlns:cx4="http://schemas.microsoft.com/office/drawing/2016/5/10/chartex" xmlns:cx5="http://schemas.microsoft.com/office/drawing/2016/5/11/chartex" xmlns:cx6="http://schemas.microsoft.com/office/drawing/2016/5/12/chartex" xmlns:cx7="http://schemas.microsoft.com/office/drawing/2016/5/13/chartex" xmlns:cx8="http://schemas.microsoft.com/office/drawing/2016/5/14/chartex" xmlns:mc="http://schemas.openxmlformats.org/markup-compatibility/2006" xmlns:aink="http://schemas.microsoft.com/office/drawing/2016/ink" xmlns:am3d="http://schemas.microsoft.com/office/drawing/2017/model3d" xmlns:o="urn:schemas-microsoft-com:office:office" xmlns:oel="http://schemas.microsoft.com/office/2019/extlst" xmlns:r="http://schemas.openxmlformats.org/officeDocument/2006/relationships" xmlns:m="http://schemas.openxmlformats.org/officeDocument/2006/math" xmlns:v="urn:schemas-microsoft-com:vml" xmlns:wp14="http://schemas.microsoft.com/office/word/2010/wordprocessingDrawing" xmlns:wp="http://schemas.openxmlformats.org/drawingml/2006/wordprocessingDrawing" xmlns:w10="urn:schemas-microsoft-com:office:word" xmlns:w="http://schemas.openxmlformats.org/wordprocessingml/2006/main" xmlns:w14="http://schemas.microsoft.com/office/word/2010/wordml" xmlns:w15="http://schemas.microsoft.com/office/word/2012/wordml" xmlns:w16cex="http://schemas.microsoft.com/office/word/2018/wordml/cex" xmlns:w16cid="http://schemas.microsoft.com/office/word/2016/wordml/cid" xmlns:w16="http://schemas.microsoft.com/office/word/2018/wordml" xmlns:w16du="http://schemas.microsoft.com/office/word/2023/wordml/word16du" xmlns:w16sdtdh="http://schemas.microsoft.com/office/word/2020/wordml/sdtdatahash" xmlns:w16sdtfl="http://schemas.microsoft.com/office/word/2024/wordml/sdtformatlock" xmlns:w16se="http://schemas.microsoft.com/office/word/2015/wordml/symex" xmlns:wpg="http://schemas.microsoft.com/office/word/2010/wordprocessingGroup" xmlns:wpi="http://schemas.microsoft.com/office/word/2010/wordprocessingInk" xmlns:wne="http://schemas.microsoft.com/office/word/2006/wordml" xmlns:wps="http://schemas.microsoft.com/office/word/2010/wordprocessingShape" mc:Ignorable="w14 w15 w16se w16cid w16 w16cex w16sdtdh w16sdtfl w16du wp14">
+<w:ftr xmlns:wpc="http://schemas.microsoft.com/office/word/2010/wordprocessingCanvas" xmlns:cx="http://schemas.microsoft.com/office/drawing/2014/chartex" xmlns:cx1="http://schemas.microsoft.com/office/drawing/2015/9/8/chartex" xmlns:cx2="http://schemas.microsoft.com/office/drawing/2015/10/21/chartex" xmlns:cx3="http://schemas.microsoft.com/office/drawing/2016/5/9/chartex" xmlns:cx4="http://schemas.microsoft.com/office/drawing/2016/5/10/chartex" xmlns:cx5="http://schemas.microsoft.com/office/drawing/2016/5/11/chartex" xmlns:cx6="http://schemas.microsoft.com/office/drawing/2016/5/12/chartex" xmlns:cx7="http://schemas.microsoft.com/office/drawing/2016/5/13/chartex" xmlns:cx8="http://schemas.microsoft.com/office/drawing/2016/5/14/chartex" xmlns:mc="http://schemas.openxmlformats.org/markup-compatibility/2006" xmlns:aink="http://schemas.microsoft.com/office/drawing/2016/ink" xmlns:am3d="http://schemas.microsoft.com/office/drawing/2017/model3d" xmlns:o="urn:schemas-microsoft-com:office:office" xmlns:r="http://schemas.openxmlformats.org/officeDocument/2006/relationships" xmlns:m="http://schemas.openxmlformats.org/officeDocument/2006/math" xmlns:v="urn:schemas-microsoft-com:vml" xmlns:wp14="http://schemas.microsoft.com/office/word/2010/wordprocessingDrawing" xmlns:wp="http://schemas.openxmlformats.org/drawingml/2006/wordprocessingDrawing" xmlns:w10="urn:schemas-microsoft-com:office:word" xmlns:w="http://schemas.openxmlformats.org/wordprocessingml/2006/main" xmlns:w14="http://schemas.microsoft.com/office/word/2010/wordml" xmlns:w15="http://schemas.microsoft.com/office/word/2012/wordml" xmlns:w16cex="http://schemas.microsoft.com/office/word/2018/wordml/cex" xmlns:w16cid="http://schemas.microsoft.com/office/word/2016/wordml/cid" xmlns:w16="http://schemas.microsoft.com/office/word/2018/wordml" xmlns:w16sdtdh="http://schemas.microsoft.com/office/word/2020/wordml/sdtdatahash" xmlns:w16se="http://schemas.microsoft.com/office/word/2015/wordml/symex" xmlns:wpg="http://schemas.microsoft.com/office/word/2010/wordprocessingGroup" xmlns:wpi="http://schemas.microsoft.com/office/word/2010/wordprocessingInk" xmlns:wne="http://schemas.microsoft.com/office/word/2006/wordml" xmlns:wps="http://schemas.microsoft.com/office/word/2010/wordprocessingShape" mc:Ignorable="w14 w15 w16se w16cid w16 w16cex w16sdtdh wp14">
   <w:sdt>
     <w:sdtPr>
       <w:id w:val="1586960699"/>
@@ -8731,6 +7629,7 @@
         <w:docPartUnique/>
       </w:docPartObj>
     </w:sdtPr>
+    <w:sdtEndPr/>
     <w:sdtContent>
       <w:sdt>
         <w:sdtPr>
@@ -8740,6 +7639,7 @@
             <w:docPartUnique/>
           </w:docPartObj>
         </w:sdtPr>
+        <w:sdtEndPr/>
         <w:sdtContent>
           <w:p>
             <w:pPr>
@@ -8855,7 +7755,7 @@
 </file>
 
 <file path=word/footnotes.xml><?xml version="1.0" encoding="utf-8"?>
-<w:footnotes xmlns:wpc="http://schemas.microsoft.com/office/word/2010/wordprocessingCanvas" xmlns:cx="http://schemas.microsoft.com/office/drawing/2014/chartex" xmlns:cx1="http://schemas.microsoft.com/office/drawing/2015/9/8/chartex" xmlns:cx2="http://schemas.microsoft.com/office/drawing/2015/10/21/chartex" xmlns:cx3="http://schemas.microsoft.com/office/drawing/2016/5/9/chartex" xmlns:cx4="http://schemas.microsoft.com/office/drawing/2016/5/10/chartex" xmlns:cx5="http://schemas.microsoft.com/office/drawing/2016/5/11/chartex" xmlns:cx6="http://schemas.microsoft.com/office/drawing/2016/5/12/chartex" xmlns:cx7="http://schemas.microsoft.com/office/drawing/2016/5/13/chartex" xmlns:cx8="http://schemas.microsoft.com/office/drawing/2016/5/14/chartex" xmlns:mc="http://schemas.openxmlformats.org/markup-compatibility/2006" xmlns:aink="http://schemas.microsoft.com/office/drawing/2016/ink" xmlns:am3d="http://schemas.microsoft.com/office/drawing/2017/model3d" xmlns:o="urn:schemas-microsoft-com:office:office" xmlns:oel="http://schemas.microsoft.com/office/2019/extlst" xmlns:r="http://schemas.openxmlformats.org/officeDocument/2006/relationships" xmlns:m="http://schemas.openxmlformats.org/officeDocument/2006/math" xmlns:v="urn:schemas-microsoft-com:vml" xmlns:wp14="http://schemas.microsoft.com/office/word/2010/wordprocessingDrawing" xmlns:wp="http://schemas.openxmlformats.org/drawingml/2006/wordprocessingDrawing" xmlns:w10="urn:schemas-microsoft-com:office:word" xmlns:w="http://schemas.openxmlformats.org/wordprocessingml/2006/main" xmlns:w14="http://schemas.microsoft.com/office/word/2010/wordml" xmlns:w15="http://schemas.microsoft.com/office/word/2012/wordml" xmlns:w16cex="http://schemas.microsoft.com/office/word/2018/wordml/cex" xmlns:w16cid="http://schemas.microsoft.com/office/word/2016/wordml/cid" xmlns:w16="http://schemas.microsoft.com/office/word/2018/wordml" xmlns:w16du="http://schemas.microsoft.com/office/word/2023/wordml/word16du" xmlns:w16sdtdh="http://schemas.microsoft.com/office/word/2020/wordml/sdtdatahash" xmlns:w16sdtfl="http://schemas.microsoft.com/office/word/2024/wordml/sdtformatlock" xmlns:w16se="http://schemas.microsoft.com/office/word/2015/wordml/symex" xmlns:wpg="http://schemas.microsoft.com/office/word/2010/wordprocessingGroup" xmlns:wpi="http://schemas.microsoft.com/office/word/2010/wordprocessingInk" xmlns:wne="http://schemas.microsoft.com/office/word/2006/wordml" xmlns:wps="http://schemas.microsoft.com/office/word/2010/wordprocessingShape" mc:Ignorable="w14 w15 w16se w16cid w16 w16cex w16sdtdh w16sdtfl w16du wp14">
+<w:footnotes xmlns:wpc="http://schemas.microsoft.com/office/word/2010/wordprocessingCanvas" xmlns:cx="http://schemas.microsoft.com/office/drawing/2014/chartex" xmlns:cx1="http://schemas.microsoft.com/office/drawing/2015/9/8/chartex" xmlns:cx2="http://schemas.microsoft.com/office/drawing/2015/10/21/chartex" xmlns:cx3="http://schemas.microsoft.com/office/drawing/2016/5/9/chartex" xmlns:cx4="http://schemas.microsoft.com/office/drawing/2016/5/10/chartex" xmlns:cx5="http://schemas.microsoft.com/office/drawing/2016/5/11/chartex" xmlns:cx6="http://schemas.microsoft.com/office/drawing/2016/5/12/chartex" xmlns:cx7="http://schemas.microsoft.com/office/drawing/2016/5/13/chartex" xmlns:cx8="http://schemas.microsoft.com/office/drawing/2016/5/14/chartex" xmlns:mc="http://schemas.openxmlformats.org/markup-compatibility/2006" xmlns:aink="http://schemas.microsoft.com/office/drawing/2016/ink" xmlns:am3d="http://schemas.microsoft.com/office/drawing/2017/model3d" xmlns:o="urn:schemas-microsoft-com:office:office" xmlns:r="http://schemas.openxmlformats.org/officeDocument/2006/relationships" xmlns:m="http://schemas.openxmlformats.org/officeDocument/2006/math" xmlns:v="urn:schemas-microsoft-com:vml" xmlns:wp14="http://schemas.microsoft.com/office/word/2010/wordprocessingDrawing" xmlns:wp="http://schemas.openxmlformats.org/drawingml/2006/wordprocessingDrawing" xmlns:w10="urn:schemas-microsoft-com:office:word" xmlns:w="http://schemas.openxmlformats.org/wordprocessingml/2006/main" xmlns:w14="http://schemas.microsoft.com/office/word/2010/wordml" xmlns:w15="http://schemas.microsoft.com/office/word/2012/wordml" xmlns:w16cex="http://schemas.microsoft.com/office/word/2018/wordml/cex" xmlns:w16cid="http://schemas.microsoft.com/office/word/2016/wordml/cid" xmlns:w16="http://schemas.microsoft.com/office/word/2018/wordml" xmlns:w16sdtdh="http://schemas.microsoft.com/office/word/2020/wordml/sdtdatahash" xmlns:w16se="http://schemas.microsoft.com/office/word/2015/wordml/symex" xmlns:wpg="http://schemas.microsoft.com/office/word/2010/wordprocessingGroup" xmlns:wpi="http://schemas.microsoft.com/office/word/2010/wordprocessingInk" xmlns:wne="http://schemas.microsoft.com/office/word/2006/wordml" xmlns:wps="http://schemas.microsoft.com/office/word/2010/wordprocessingShape" mc:Ignorable="w14 w15 w16se w16cid w16 w16cex w16sdtdh wp14">
   <w:footnote w:type="separator" w:id="-1">
     <w:p>
       <w:pPr>
@@ -8880,7 +7780,7 @@
 </file>
 
 <file path=word/header1.xml><?xml version="1.0" encoding="utf-8"?>
-<w:hdr xmlns:wpc="http://schemas.microsoft.com/office/word/2010/wordprocessingCanvas" xmlns:cx="http://schemas.microsoft.com/office/drawing/2014/chartex" xmlns:cx1="http://schemas.microsoft.com/office/drawing/2015/9/8/chartex" xmlns:cx2="http://schemas.microsoft.com/office/drawing/2015/10/21/chartex" xmlns:cx3="http://schemas.microsoft.com/office/drawing/2016/5/9/chartex" xmlns:cx4="http://schemas.microsoft.com/office/drawing/2016/5/10/chartex" xmlns:cx5="http://schemas.microsoft.com/office/drawing/2016/5/11/chartex" xmlns:cx6="http://schemas.microsoft.com/office/drawing/2016/5/12/chartex" xmlns:cx7="http://schemas.microsoft.com/office/drawing/2016/5/13/chartex" xmlns:cx8="http://schemas.microsoft.com/office/drawing/2016/5/14/chartex" xmlns:mc="http://schemas.openxmlformats.org/markup-compatibility/2006" xmlns:aink="http://schemas.microsoft.com/office/drawing/2016/ink" xmlns:am3d="http://schemas.microsoft.com/office/drawing/2017/model3d" xmlns:o="urn:schemas-microsoft-com:office:office" xmlns:oel="http://schemas.microsoft.com/office/2019/extlst" xmlns:r="http://schemas.openxmlformats.org/officeDocument/2006/relationships" xmlns:m="http://schemas.openxmlformats.org/officeDocument/2006/math" xmlns:v="urn:schemas-microsoft-com:vml" xmlns:wp14="http://schemas.microsoft.com/office/word/2010/wordprocessingDrawing" xmlns:wp="http://schemas.openxmlformats.org/drawingml/2006/wordprocessingDrawing" xmlns:w10="urn:schemas-microsoft-com:office:word" xmlns:w="http://schemas.openxmlformats.org/wordprocessingml/2006/main" xmlns:w14="http://schemas.microsoft.com/office/word/2010/wordml" xmlns:w15="http://schemas.microsoft.com/office/word/2012/wordml" xmlns:w16cex="http://schemas.microsoft.com/office/word/2018/wordml/cex" xmlns:w16cid="http://schemas.microsoft.com/office/word/2016/wordml/cid" xmlns:w16="http://schemas.microsoft.com/office/word/2018/wordml" xmlns:w16du="http://schemas.microsoft.com/office/word/2023/wordml/word16du" xmlns:w16sdtdh="http://schemas.microsoft.com/office/word/2020/wordml/sdtdatahash" xmlns:w16sdtfl="http://schemas.microsoft.com/office/word/2024/wordml/sdtformatlock" xmlns:w16se="http://schemas.microsoft.com/office/word/2015/wordml/symex" xmlns:wpg="http://schemas.microsoft.com/office/word/2010/wordprocessingGroup" xmlns:wpi="http://schemas.microsoft.com/office/word/2010/wordprocessingInk" xmlns:wne="http://schemas.microsoft.com/office/word/2006/wordml" xmlns:wps="http://schemas.microsoft.com/office/word/2010/wordprocessingShape" xmlns:a="http://schemas.openxmlformats.org/drawingml/2006/main" xmlns:pic="http://schemas.openxmlformats.org/drawingml/2006/picture" xmlns:a14="http://schemas.microsoft.com/office/drawing/2010/main" mc:Ignorable="w14 w15 w16se w16cid w16 w16cex w16sdtdh w16sdtfl w16du wp14">
+<w:hdr xmlns:wpc="http://schemas.microsoft.com/office/word/2010/wordprocessingCanvas" xmlns:cx="http://schemas.microsoft.com/office/drawing/2014/chartex" xmlns:cx1="http://schemas.microsoft.com/office/drawing/2015/9/8/chartex" xmlns:cx2="http://schemas.microsoft.com/office/drawing/2015/10/21/chartex" xmlns:cx3="http://schemas.microsoft.com/office/drawing/2016/5/9/chartex" xmlns:cx4="http://schemas.microsoft.com/office/drawing/2016/5/10/chartex" xmlns:cx5="http://schemas.microsoft.com/office/drawing/2016/5/11/chartex" xmlns:cx6="http://schemas.microsoft.com/office/drawing/2016/5/12/chartex" xmlns:cx7="http://schemas.microsoft.com/office/drawing/2016/5/13/chartex" xmlns:cx8="http://schemas.microsoft.com/office/drawing/2016/5/14/chartex" xmlns:mc="http://schemas.openxmlformats.org/markup-compatibility/2006" xmlns:aink="http://schemas.microsoft.com/office/drawing/2016/ink" xmlns:am3d="http://schemas.microsoft.com/office/drawing/2017/model3d" xmlns:o="urn:schemas-microsoft-com:office:office" xmlns:r="http://schemas.openxmlformats.org/officeDocument/2006/relationships" xmlns:m="http://schemas.openxmlformats.org/officeDocument/2006/math" xmlns:v="urn:schemas-microsoft-com:vml" xmlns:wp14="http://schemas.microsoft.com/office/word/2010/wordprocessingDrawing" xmlns:wp="http://schemas.openxmlformats.org/drawingml/2006/wordprocessingDrawing" xmlns:w10="urn:schemas-microsoft-com:office:word" xmlns:w="http://schemas.openxmlformats.org/wordprocessingml/2006/main" xmlns:w14="http://schemas.microsoft.com/office/word/2010/wordml" xmlns:w15="http://schemas.microsoft.com/office/word/2012/wordml" xmlns:w16cex="http://schemas.microsoft.com/office/word/2018/wordml/cex" xmlns:w16cid="http://schemas.microsoft.com/office/word/2016/wordml/cid" xmlns:w16="http://schemas.microsoft.com/office/word/2018/wordml" xmlns:w16sdtdh="http://schemas.microsoft.com/office/word/2020/wordml/sdtdatahash" xmlns:w16se="http://schemas.microsoft.com/office/word/2015/wordml/symex" xmlns:wpg="http://schemas.microsoft.com/office/word/2010/wordprocessingGroup" xmlns:wpi="http://schemas.microsoft.com/office/word/2010/wordprocessingInk" xmlns:wne="http://schemas.microsoft.com/office/word/2006/wordml" xmlns:wps="http://schemas.microsoft.com/office/word/2010/wordprocessingShape" mc:Ignorable="w14 w15 w16se w16cid w16 w16cex w16sdtdh wp14">
   <w:p>
     <w:pPr>
       <w:pStyle w:val="Cabealho"/>
@@ -9120,11 +8020,11 @@
 </file>
 
 <file path=word/styles.xml><?xml version="1.0" encoding="utf-8"?>
-<w:styles xmlns:wp14="http://schemas.microsoft.com/office/word/2010/wordprocessingDrawing" xmlns:mc="http://schemas.openxmlformats.org/markup-compatibility/2006" xmlns:r="http://schemas.openxmlformats.org/officeDocument/2006/relationships" xmlns:w="http://schemas.openxmlformats.org/wordprocessingml/2006/main" xmlns:w14="http://schemas.microsoft.com/office/word/2010/wordml" xmlns:w15="http://schemas.microsoft.com/office/word/2012/wordml" xmlns:w16cex="http://schemas.microsoft.com/office/word/2018/wordml/cex" xmlns:w16cid="http://schemas.microsoft.com/office/word/2016/wordml/cid" xmlns:w16="http://schemas.microsoft.com/office/word/2018/wordml" xmlns:w16du="http://schemas.microsoft.com/office/word/2023/wordml/word16du" xmlns:w16sdtdh="http://schemas.microsoft.com/office/word/2020/wordml/sdtdatahash" xmlns:w16sdtfl="http://schemas.microsoft.com/office/word/2024/wordml/sdtformatlock" xmlns:w16se="http://schemas.microsoft.com/office/word/2015/wordml/symex" mc:Ignorable="w14 w15 w16se w16cid w16 w16cex w16sdtdh w16sdtfl w16du wp14">
+<w:styles xmlns:mc="http://schemas.openxmlformats.org/markup-compatibility/2006" xmlns:r="http://schemas.openxmlformats.org/officeDocument/2006/relationships" xmlns:w="http://schemas.openxmlformats.org/wordprocessingml/2006/main" xmlns:w14="http://schemas.microsoft.com/office/word/2010/wordml" xmlns:w15="http://schemas.microsoft.com/office/word/2012/wordml" xmlns:w16cex="http://schemas.microsoft.com/office/word/2018/wordml/cex" xmlns:w16cid="http://schemas.microsoft.com/office/word/2016/wordml/cid" xmlns:w16="http://schemas.microsoft.com/office/word/2018/wordml" xmlns:w16sdtdh="http://schemas.microsoft.com/office/word/2020/wordml/sdtdatahash" xmlns:w16se="http://schemas.microsoft.com/office/word/2015/wordml/symex" mc:Ignorable="w14 w15 w16se w16cid w16 w16cex w16sdtdh">
   <w:docDefaults>
     <w:rPrDefault>
       <w:rPr>
-        <w:rFonts w:asciiTheme="minorHAnsi" w:hAnsiTheme="minorHAnsi" w:eastAsiaTheme="minorHAnsi" w:cstheme="minorBidi"/>
+        <w:rFonts w:asciiTheme="minorHAnsi" w:eastAsiaTheme="minorHAnsi" w:hAnsiTheme="minorHAnsi" w:cstheme="minorBidi"/>
         <w:sz w:val="22"/>
         <w:szCs w:val="22"/>
         <w:lang w:val="pt-BR" w:eastAsia="en-US" w:bidi="ar-SA"/>
@@ -9139,14 +8039,14 @@
   <w:latentStyles w:defLockedState="0" w:defUIPriority="99" w:defSemiHidden="0" w:defUnhideWhenUsed="0" w:defQFormat="0" w:count="376">
     <w:lsdException w:name="Normal" w:uiPriority="0" w:qFormat="1"/>
     <w:lsdException w:name="heading 1" w:uiPriority="9" w:qFormat="1"/>
-    <w:lsdException w:name="heading 2" w:uiPriority="9" w:semiHidden="1" w:unhideWhenUsed="1" w:qFormat="1"/>
-    <w:lsdException w:name="heading 3" w:uiPriority="9" w:semiHidden="1" w:unhideWhenUsed="1" w:qFormat="1"/>
-    <w:lsdException w:name="heading 4" w:uiPriority="9" w:semiHidden="1" w:unhideWhenUsed="1" w:qFormat="1"/>
-    <w:lsdException w:name="heading 5" w:uiPriority="9" w:semiHidden="1" w:unhideWhenUsed="1" w:qFormat="1"/>
-    <w:lsdException w:name="heading 6" w:uiPriority="9" w:semiHidden="1" w:unhideWhenUsed="1" w:qFormat="1"/>
+    <w:lsdException w:name="heading 2" w:semiHidden="1" w:uiPriority="9" w:unhideWhenUsed="1" w:qFormat="1"/>
+    <w:lsdException w:name="heading 3" w:semiHidden="1" w:uiPriority="9" w:unhideWhenUsed="1" w:qFormat="1"/>
+    <w:lsdException w:name="heading 4" w:semiHidden="1" w:uiPriority="9" w:unhideWhenUsed="1" w:qFormat="1"/>
+    <w:lsdException w:name="heading 5" w:semiHidden="1" w:uiPriority="9" w:unhideWhenUsed="1" w:qFormat="1"/>
+    <w:lsdException w:name="heading 6" w:semiHidden="1" w:uiPriority="9" w:unhideWhenUsed="1" w:qFormat="1"/>
     <w:lsdException w:name="heading 7" w:semiHidden="1" w:unhideWhenUsed="1" w:qFormat="1"/>
-    <w:lsdException w:name="heading 8" w:uiPriority="9" w:semiHidden="1" w:unhideWhenUsed="1" w:qFormat="1"/>
-    <w:lsdException w:name="heading 9" w:uiPriority="9" w:semiHidden="1" w:unhideWhenUsed="1" w:qFormat="1"/>
+    <w:lsdException w:name="heading 8" w:semiHidden="1" w:uiPriority="9" w:unhideWhenUsed="1" w:qFormat="1"/>
+    <w:lsdException w:name="heading 9" w:semiHidden="1" w:uiPriority="9" w:unhideWhenUsed="1" w:qFormat="1"/>
     <w:lsdException w:name="index 1" w:semiHidden="1" w:unhideWhenUsed="1"/>
     <w:lsdException w:name="index 2" w:semiHidden="1" w:unhideWhenUsed="1"/>
     <w:lsdException w:name="index 3" w:semiHidden="1" w:unhideWhenUsed="1"/>
@@ -9156,22 +8056,22 @@
     <w:lsdException w:name="index 7" w:semiHidden="1" w:unhideWhenUsed="1"/>
     <w:lsdException w:name="index 8" w:semiHidden="1" w:unhideWhenUsed="1"/>
     <w:lsdException w:name="index 9" w:semiHidden="1" w:unhideWhenUsed="1"/>
-    <w:lsdException w:name="toc 1" w:uiPriority="39" w:semiHidden="1" w:unhideWhenUsed="1"/>
-    <w:lsdException w:name="toc 2" w:uiPriority="39" w:semiHidden="1" w:unhideWhenUsed="1"/>
-    <w:lsdException w:name="toc 3" w:uiPriority="39" w:semiHidden="1" w:unhideWhenUsed="1"/>
-    <w:lsdException w:name="toc 4" w:uiPriority="39" w:semiHidden="1" w:unhideWhenUsed="1"/>
-    <w:lsdException w:name="toc 5" w:uiPriority="39" w:semiHidden="1" w:unhideWhenUsed="1"/>
-    <w:lsdException w:name="toc 6" w:uiPriority="39" w:semiHidden="1" w:unhideWhenUsed="1"/>
-    <w:lsdException w:name="toc 7" w:uiPriority="39" w:semiHidden="1" w:unhideWhenUsed="1"/>
-    <w:lsdException w:name="toc 8" w:uiPriority="39" w:semiHidden="1" w:unhideWhenUsed="1"/>
-    <w:lsdException w:name="toc 9" w:uiPriority="39" w:semiHidden="1" w:unhideWhenUsed="1"/>
+    <w:lsdException w:name="toc 1" w:semiHidden="1" w:uiPriority="39" w:unhideWhenUsed="1"/>
+    <w:lsdException w:name="toc 2" w:semiHidden="1" w:uiPriority="39" w:unhideWhenUsed="1"/>
+    <w:lsdException w:name="toc 3" w:semiHidden="1" w:uiPriority="39" w:unhideWhenUsed="1"/>
+    <w:lsdException w:name="toc 4" w:semiHidden="1" w:uiPriority="39" w:unhideWhenUsed="1"/>
+    <w:lsdException w:name="toc 5" w:semiHidden="1" w:uiPriority="39" w:unhideWhenUsed="1"/>
+    <w:lsdException w:name="toc 6" w:semiHidden="1" w:uiPriority="39" w:unhideWhenUsed="1"/>
+    <w:lsdException w:name="toc 7" w:semiHidden="1" w:uiPriority="39" w:unhideWhenUsed="1"/>
+    <w:lsdException w:name="toc 8" w:semiHidden="1" w:uiPriority="39" w:unhideWhenUsed="1"/>
+    <w:lsdException w:name="toc 9" w:semiHidden="1" w:uiPriority="39" w:unhideWhenUsed="1"/>
     <w:lsdException w:name="Normal Indent" w:semiHidden="1" w:unhideWhenUsed="1"/>
     <w:lsdException w:name="footnote text" w:semiHidden="1" w:unhideWhenUsed="1"/>
     <w:lsdException w:name="annotation text" w:semiHidden="1" w:unhideWhenUsed="1"/>
     <w:lsdException w:name="header" w:semiHidden="1" w:unhideWhenUsed="1"/>
     <w:lsdException w:name="footer" w:semiHidden="1" w:unhideWhenUsed="1"/>
     <w:lsdException w:name="index heading" w:semiHidden="1" w:unhideWhenUsed="1"/>
-    <w:lsdException w:name="caption" w:uiPriority="35" w:semiHidden="1" w:unhideWhenUsed="1" w:qFormat="1"/>
+    <w:lsdException w:name="caption" w:semiHidden="1" w:uiPriority="35" w:unhideWhenUsed="1" w:qFormat="1"/>
     <w:lsdException w:name="table of figures" w:semiHidden="1" w:unhideWhenUsed="1"/>
     <w:lsdException w:name="envelope address" w:semiHidden="1" w:unhideWhenUsed="1"/>
     <w:lsdException w:name="envelope return" w:semiHidden="1" w:unhideWhenUsed="1"/>
@@ -9202,9 +8102,9 @@
     <w:lsdException w:name="Title" w:uiPriority="10" w:qFormat="1"/>
     <w:lsdException w:name="Closing" w:semiHidden="1" w:unhideWhenUsed="1"/>
     <w:lsdException w:name="Signature" w:semiHidden="1" w:unhideWhenUsed="1"/>
-    <w:lsdException w:name="Default Paragraph Font" w:uiPriority="1" w:semiHidden="1" w:unhideWhenUsed="1"/>
+    <w:lsdException w:name="Default Paragraph Font" w:semiHidden="1" w:uiPriority="1" w:unhideWhenUsed="1"/>
     <w:lsdException w:name="Body Text" w:semiHidden="1" w:unhideWhenUsed="1"/>
-    <w:lsdException w:name="Body Text Indent" w:uiPriority="0" w:semiHidden="1" w:unhideWhenUsed="1"/>
+    <w:lsdException w:name="Body Text Indent" w:semiHidden="1" w:uiPriority="0" w:unhideWhenUsed="1"/>
     <w:lsdException w:name="List Continue" w:semiHidden="1" w:unhideWhenUsed="1"/>
     <w:lsdException w:name="List Continue 2" w:semiHidden="1" w:unhideWhenUsed="1"/>
     <w:lsdException w:name="List Continue 3" w:semiHidden="1" w:unhideWhenUsed="1"/>
@@ -9402,8 +8302,8 @@
     <w:lsdException w:name="Subtle Reference" w:uiPriority="31" w:qFormat="1"/>
     <w:lsdException w:name="Intense Reference" w:uiPriority="32" w:qFormat="1"/>
     <w:lsdException w:name="Book Title" w:uiPriority="33" w:qFormat="1"/>
-    <w:lsdException w:name="Bibliography" w:uiPriority="37" w:semiHidden="1" w:unhideWhenUsed="1"/>
-    <w:lsdException w:name="TOC Heading" w:uiPriority="39" w:semiHidden="1" w:unhideWhenUsed="1" w:qFormat="1"/>
+    <w:lsdException w:name="Bibliography" w:semiHidden="1" w:uiPriority="37" w:unhideWhenUsed="1"/>
+    <w:lsdException w:name="TOC Heading" w:semiHidden="1" w:uiPriority="39" w:unhideWhenUsed="1" w:qFormat="1"/>
     <w:lsdException w:name="Plain Table 1" w:uiPriority="41"/>
     <w:lsdException w:name="Plain Table 2" w:uiPriority="42"/>
     <w:lsdException w:name="Plain Table 3" w:uiPriority="43"/>
@@ -9514,7 +8414,7 @@
     <w:lsdException w:name="Unresolved Mention" w:semiHidden="1" w:unhideWhenUsed="1"/>
     <w:lsdException w:name="Smart Link" w:semiHidden="1" w:unhideWhenUsed="1"/>
   </w:latentStyles>
-  <w:style w:type="paragraph" w:styleId="Normal" w:default="1">
+  <w:style w:type="paragraph" w:default="1" w:styleId="Normal">
     <w:name w:val="Normal"/>
     <w:qFormat/>
     <w:rsid w:val="00A1044A"/>
@@ -9534,18 +8434,19 @@
       <w:outlineLvl w:val="6"/>
     </w:pPr>
     <w:rPr>
-      <w:rFonts w:ascii="Arial" w:hAnsi="Arial" w:eastAsia="Times New Roman" w:cs="Times New Roman"/>
+      <w:rFonts w:ascii="Arial" w:eastAsia="Times New Roman" w:hAnsi="Arial" w:cs="Times New Roman"/>
       <w:color w:val="000000"/>
       <w:sz w:val="24"/>
       <w:szCs w:val="20"/>
     </w:rPr>
   </w:style>
-  <w:style w:type="character" w:styleId="Fontepargpadro" w:default="1">
+  <w:style w:type="character" w:default="1" w:styleId="Fontepargpadro">
     <w:name w:val="Default Paragraph Font"/>
     <w:uiPriority w:val="1"/>
+    <w:semiHidden/>
     <w:unhideWhenUsed/>
   </w:style>
-  <w:style w:type="table" w:styleId="Tabelanormal" w:default="1">
+  <w:style w:type="table" w:default="1" w:styleId="Tabelanormal">
     <w:name w:val="Normal Table"/>
     <w:uiPriority w:val="99"/>
     <w:semiHidden/>
@@ -9560,7 +8461,7 @@
       </w:tblCellMar>
     </w:tblPr>
   </w:style>
-  <w:style w:type="numbering" w:styleId="Semlista" w:default="1">
+  <w:style w:type="numbering" w:default="1" w:styleId="Semlista">
     <w:name w:val="No List"/>
     <w:uiPriority w:val="99"/>
     <w:semiHidden/>
@@ -9576,12 +8477,12 @@
     </w:pPr>
     <w:tblPr>
       <w:tblBorders>
-        <w:top w:val="single" w:color="auto" w:sz="4" w:space="0"/>
-        <w:left w:val="single" w:color="auto" w:sz="4" w:space="0"/>
-        <w:bottom w:val="single" w:color="auto" w:sz="4" w:space="0"/>
-        <w:right w:val="single" w:color="auto" w:sz="4" w:space="0"/>
-        <w:insideH w:val="single" w:color="auto" w:sz="4" w:space="0"/>
-        <w:insideV w:val="single" w:color="auto" w:sz="4" w:space="0"/>
+        <w:top w:val="single" w:sz="4" w:space="0" w:color="auto"/>
+        <w:left w:val="single" w:sz="4" w:space="0" w:color="auto"/>
+        <w:bottom w:val="single" w:sz="4" w:space="0" w:color="auto"/>
+        <w:right w:val="single" w:sz="4" w:space="0" w:color="auto"/>
+        <w:insideH w:val="single" w:sz="4" w:space="0" w:color="auto"/>
+        <w:insideV w:val="single" w:sz="4" w:space="0" w:color="auto"/>
       </w:tblBorders>
     </w:tblPr>
   </w:style>
@@ -9597,7 +8498,7 @@
       <w:u w:val="single"/>
     </w:rPr>
   </w:style>
-  <w:style w:type="character" w:styleId="apple-converted-space" w:customStyle="1">
+  <w:style w:type="character" w:customStyle="1" w:styleId="apple-converted-space">
     <w:name w:val="apple-converted-space"/>
     <w:basedOn w:val="Fontepargpadro"/>
     <w:rsid w:val="0047566E"/>
@@ -9628,7 +8529,7 @@
       <w:spacing w:after="0" w:line="240" w:lineRule="auto"/>
     </w:pPr>
   </w:style>
-  <w:style w:type="character" w:styleId="CabealhoChar" w:customStyle="1">
+  <w:style w:type="character" w:customStyle="1" w:styleId="CabealhoChar">
     <w:name w:val="Cabeçalho Char"/>
     <w:basedOn w:val="Fontepargpadro"/>
     <w:link w:val="Cabealho"/>
@@ -9650,7 +8551,7 @@
       <w:spacing w:after="0" w:line="240" w:lineRule="auto"/>
     </w:pPr>
   </w:style>
-  <w:style w:type="character" w:styleId="RodapChar" w:customStyle="1">
+  <w:style w:type="character" w:customStyle="1" w:styleId="RodapChar">
     <w:name w:val="Rodapé Char"/>
     <w:basedOn w:val="Fontepargpadro"/>
     <w:link w:val="Rodap"/>
@@ -9674,7 +8575,7 @@
       <w:szCs w:val="16"/>
     </w:rPr>
   </w:style>
-  <w:style w:type="character" w:styleId="TextodebaloChar" w:customStyle="1">
+  <w:style w:type="character" w:customStyle="1" w:styleId="TextodebaloChar">
     <w:name w:val="Texto de balão Char"/>
     <w:basedOn w:val="Fontepargpadro"/>
     <w:link w:val="Textodebalo"/>
@@ -9687,14 +8588,14 @@
       <w:szCs w:val="16"/>
     </w:rPr>
   </w:style>
-  <w:style w:type="character" w:styleId="Ttulo7Char" w:customStyle="1">
+  <w:style w:type="character" w:customStyle="1" w:styleId="Ttulo7Char">
     <w:name w:val="Título 7 Char"/>
     <w:basedOn w:val="Fontepargpadro"/>
     <w:link w:val="Ttulo7"/>
     <w:uiPriority w:val="99"/>
     <w:rsid w:val="00976CD0"/>
     <w:rPr>
-      <w:rFonts w:ascii="Arial" w:hAnsi="Arial" w:eastAsia="Times New Roman" w:cs="Times New Roman"/>
+      <w:rFonts w:ascii="Arial" w:eastAsia="Times New Roman" w:hAnsi="Arial" w:cs="Times New Roman"/>
       <w:color w:val="000000"/>
       <w:sz w:val="24"/>
       <w:szCs w:val="20"/>
@@ -9711,7 +8612,7 @@
       <w:jc w:val="both"/>
     </w:pPr>
     <w:rPr>
-      <w:rFonts w:ascii="Times New Roman" w:hAnsi="Times New Roman" w:eastAsia="Times New Roman" w:cs="Times New Roman"/>
+      <w:rFonts w:ascii="Times New Roman" w:eastAsia="Times New Roman" w:hAnsi="Times New Roman" w:cs="Times New Roman"/>
       <w:b/>
       <w:sz w:val="32"/>
       <w:szCs w:val="20"/>
@@ -9728,7 +8629,7 @@
       <w:spacing w:before="100" w:beforeAutospacing="1" w:after="100" w:afterAutospacing="1" w:line="240" w:lineRule="auto"/>
     </w:pPr>
     <w:rPr>
-      <w:rFonts w:ascii="Times New Roman" w:hAnsi="Times New Roman" w:eastAsia="Times New Roman" w:cs="Times New Roman"/>
+      <w:rFonts w:ascii="Times New Roman" w:eastAsia="Times New Roman" w:hAnsi="Times New Roman" w:cs="Times New Roman"/>
       <w:sz w:val="24"/>
       <w:szCs w:val="24"/>
       <w:lang w:eastAsia="pt-BR"/>
@@ -9764,13 +8665,13 @@
       <w:spacing w:after="0" w:line="240" w:lineRule="auto"/>
     </w:pPr>
     <w:rPr>
-      <w:rFonts w:ascii="Courier New" w:hAnsi="Courier New" w:eastAsia="Times New Roman" w:cs="Courier New"/>
+      <w:rFonts w:ascii="Courier New" w:eastAsia="Times New Roman" w:hAnsi="Courier New" w:cs="Courier New"/>
       <w:sz w:val="20"/>
       <w:szCs w:val="20"/>
       <w:lang w:eastAsia="pt-BR"/>
     </w:rPr>
   </w:style>
-  <w:style w:type="character" w:styleId="Pr-formataoHTMLChar" w:customStyle="1">
+  <w:style w:type="character" w:customStyle="1" w:styleId="Pr-formataoHTMLChar">
     <w:name w:val="Pré-formatação HTML Char"/>
     <w:basedOn w:val="Fontepargpadro"/>
     <w:link w:val="Pr-formataoHTML"/>
@@ -9778,7 +8679,7 @@
     <w:semiHidden/>
     <w:rsid w:val="00D510B7"/>
     <w:rPr>
-      <w:rFonts w:ascii="Courier New" w:hAnsi="Courier New" w:eastAsia="Times New Roman" w:cs="Courier New"/>
+      <w:rFonts w:ascii="Courier New" w:eastAsia="Times New Roman" w:hAnsi="Courier New" w:cs="Courier New"/>
       <w:sz w:val="20"/>
       <w:szCs w:val="20"/>
       <w:lang w:eastAsia="pt-BR"/>
@@ -9798,19 +8699,19 @@
       <w:jc w:val="both"/>
     </w:pPr>
     <w:rPr>
-      <w:rFonts w:ascii="Times New Roman" w:hAnsi="Times New Roman" w:eastAsia="Times New Roman" w:cs="Times New Roman"/>
+      <w:rFonts w:ascii="Times New Roman" w:eastAsia="Times New Roman" w:hAnsi="Times New Roman" w:cs="Times New Roman"/>
       <w:sz w:val="24"/>
       <w:szCs w:val="20"/>
       <w:lang w:eastAsia="pt-BR"/>
     </w:rPr>
   </w:style>
-  <w:style w:type="character" w:styleId="RecuodecorpodetextoChar" w:customStyle="1">
+  <w:style w:type="character" w:customStyle="1" w:styleId="RecuodecorpodetextoChar">
     <w:name w:val="Recuo de corpo de texto Char"/>
     <w:basedOn w:val="Fontepargpadro"/>
     <w:link w:val="Recuodecorpodetexto"/>
     <w:rsid w:val="000E7EB7"/>
     <w:rPr>
-      <w:rFonts w:ascii="Times New Roman" w:hAnsi="Times New Roman" w:eastAsia="Times New Roman" w:cs="Times New Roman"/>
+      <w:rFonts w:ascii="Times New Roman" w:eastAsia="Times New Roman" w:hAnsi="Times New Roman" w:cs="Times New Roman"/>
       <w:sz w:val="24"/>
       <w:szCs w:val="20"/>
       <w:lang w:eastAsia="pt-BR"/>
